--- a/data/03_investment_memo/investment_memo_4.docx
+++ b/data/03_investment_memo/investment_memo_4.docx
@@ -21,33 +21,11 @@
     <w:p>
       <w:r>
         <w:br/>
-        <w:t>风险管理部认为，消费科技 行业仍然面临若干</w:t>
+        <w:t>风险管理部认为，新能源 行业仍然面临若干</w:t>
         <w:br/>
         <w:t>不确定性因素，包括技术迭代风险、政策变化、</w:t>
         <w:br/>
         <w:t>以及市场竞争加剧等问题。</w:t>
-        <w:br/>
-      </w:r>
-    </w:p>
-    <w:p>
-      <w:r>
-        <w:br/>
-        <w:t>根据内部财务模型测算，雨林木风计算机科技有限公司 在未来三年</w:t>
-        <w:br/>
-        <w:t>收入复合增长率预计可达到 16% 左右。</w:t>
-        <w:br/>
-        <w:t>该预测基于行业需求增长以及公司产能扩张计划。</w:t>
-        <w:br/>
-      </w:r>
-    </w:p>
-    <w:p>
-      <w:r>
-        <w:br/>
-        <w:t>根据内部财务模型测算，东方峻景传媒有限公司 在未来三年</w:t>
-        <w:br/>
-        <w:t>收入复合增长率预计可达到 33% 左右。</w:t>
-        <w:br/>
-        <w:t>该预测基于行业需求增长以及公司产能扩张计划。</w:t>
         <w:br/>
       </w:r>
     </w:p>
@@ -65,9 +43,2379 @@
     <w:p>
       <w:r>
         <w:br/>
-        <w:t>根据内部财务模型测算，迪摩科技有限公司 在未来三年</w:t>
+        <w:t>根据内部财务模型测算，华泰通安传媒有限公司 在未来三年</w:t>
         <w:br/>
-        <w:t>收入复合增长率预计可达到 27% 左右。</w:t>
+        <w:t>收入复合增长率预计可达到 32% 左右。</w:t>
+        <w:br/>
+        <w:t>该预测基于行业需求增长以及公司产能扩张计划。</w:t>
+        <w:br/>
+      </w:r>
+    </w:p>
+    <w:p>
+      <w:r>
+        <w:br/>
+        <w:t>从产业链角度看，新能源 行业主要由上游设备厂商、</w:t>
+        <w:br/>
+        <w:t>中游平台企业以及下游应用厂商组成。</w:t>
+        <w:br/>
+        <w:t>创汇传媒有限公司 主要位于产业链的 上游 环节。</w:t>
+        <w:br/>
+      </w:r>
+    </w:p>
+    <w:p>
+      <w:r>
+        <w:br/>
+        <w:t>华辰资本旗下的 HC Energy Transition Fund 在最近的资产配置会议中</w:t>
+        <w:br/>
+        <w:t>讨论了 机器人 行业的投资机会，并对 通际名联网络有限公司</w:t>
+        <w:br/>
+        <w:t>进行了重点评估。</w:t>
+        <w:br/>
+      </w:r>
+    </w:p>
+    <w:p>
+      <w:r>
+        <w:br/>
+        <w:t>根据内部财务模型测算，图龙信息传媒有限公司 在未来三年</w:t>
+        <w:br/>
+        <w:t>收入复合增长率预计可达到 26% 左右。</w:t>
+        <w:br/>
+        <w:t>该预测基于行业需求增长以及公司产能扩张计划。</w:t>
+        <w:br/>
+      </w:r>
+    </w:p>
+    <w:p>
+      <w:r>
+        <w:br/>
+        <w:t>从产业链角度看，人工智能 行业主要由上游设备厂商、</w:t>
+        <w:br/>
+        <w:t>中游平台企业以及下游应用厂商组成。</w:t>
+        <w:br/>
+        <w:t>方正科技传媒有限公司 主要位于产业链的 上游 环节。</w:t>
+        <w:br/>
+      </w:r>
+    </w:p>
+    <w:p>
+      <w:r>
+        <w:br/>
+        <w:t>风险管理部认为，云计算 行业仍然面临若干</w:t>
+        <w:br/>
+        <w:t>不确定性因素，包括技术迭代风险、政策变化、</w:t>
+        <w:br/>
+        <w:t>以及市场竞争加剧等问题。</w:t>
+        <w:br/>
+      </w:r>
+    </w:p>
+    <w:tbl>
+      <w:tblPr>
+        <w:tblW w:type="auto" w:w="0"/>
+        <w:tblLook w:firstColumn="1" w:firstRow="1" w:lastColumn="0" w:lastRow="0" w:noHBand="0" w:noVBand="1" w:val="04A0"/>
+      </w:tblPr>
+      <w:tblGrid>
+        <w:gridCol w:w="2160"/>
+        <w:gridCol w:w="2160"/>
+        <w:gridCol w:w="2160"/>
+        <w:gridCol w:w="2160"/>
+      </w:tblGrid>
+      <w:tr>
+        <w:tc>
+          <w:tcPr>
+            <w:tcW w:type="dxa" w:w="2160"/>
+          </w:tcPr>
+          <w:p>
+            <w:r>
+              <w:t>公司</w:t>
+            </w:r>
+          </w:p>
+        </w:tc>
+        <w:tc>
+          <w:tcPr>
+            <w:tcW w:type="dxa" w:w="2160"/>
+          </w:tcPr>
+          <w:p>
+            <w:r>
+              <w:t>行业</w:t>
+            </w:r>
+          </w:p>
+        </w:tc>
+        <w:tc>
+          <w:tcPr>
+            <w:tcW w:type="dxa" w:w="2160"/>
+          </w:tcPr>
+          <w:p>
+            <w:r>
+              <w:t>市值</w:t>
+            </w:r>
+          </w:p>
+        </w:tc>
+        <w:tc>
+          <w:tcPr>
+            <w:tcW w:type="dxa" w:w="2160"/>
+          </w:tcPr>
+          <w:p>
+            <w:r>
+              <w:t>增长率</w:t>
+            </w:r>
+          </w:p>
+        </w:tc>
+      </w:tr>
+      <w:tr>
+        <w:tc>
+          <w:tcPr>
+            <w:tcW w:type="dxa" w:w="2160"/>
+          </w:tcPr>
+          <w:p>
+            <w:r>
+              <w:t>泰麒麟网络有限公司</w:t>
+            </w:r>
+          </w:p>
+        </w:tc>
+        <w:tc>
+          <w:tcPr>
+            <w:tcW w:type="dxa" w:w="2160"/>
+          </w:tcPr>
+          <w:p>
+            <w:r>
+              <w:t>云计算</w:t>
+            </w:r>
+          </w:p>
+        </w:tc>
+        <w:tc>
+          <w:tcPr>
+            <w:tcW w:type="dxa" w:w="2160"/>
+          </w:tcPr>
+          <w:p>
+            <w:r>
+              <w:t>672亿</w:t>
+            </w:r>
+          </w:p>
+        </w:tc>
+        <w:tc>
+          <w:tcPr>
+            <w:tcW w:type="dxa" w:w="2160"/>
+          </w:tcPr>
+          <w:p>
+            <w:r>
+              <w:t>10%</w:t>
+            </w:r>
+          </w:p>
+        </w:tc>
+      </w:tr>
+      <w:tr>
+        <w:tc>
+          <w:tcPr>
+            <w:tcW w:type="dxa" w:w="2160"/>
+          </w:tcPr>
+          <w:p>
+            <w:r>
+              <w:t>恩悌网络有限公司</w:t>
+            </w:r>
+          </w:p>
+        </w:tc>
+        <w:tc>
+          <w:tcPr>
+            <w:tcW w:type="dxa" w:w="2160"/>
+          </w:tcPr>
+          <w:p>
+            <w:r>
+              <w:t>新能源</w:t>
+            </w:r>
+          </w:p>
+        </w:tc>
+        <w:tc>
+          <w:tcPr>
+            <w:tcW w:type="dxa" w:w="2160"/>
+          </w:tcPr>
+          <w:p>
+            <w:r>
+              <w:t>130亿</w:t>
+            </w:r>
+          </w:p>
+        </w:tc>
+        <w:tc>
+          <w:tcPr>
+            <w:tcW w:type="dxa" w:w="2160"/>
+          </w:tcPr>
+          <w:p>
+            <w:r>
+              <w:t>12%</w:t>
+            </w:r>
+          </w:p>
+        </w:tc>
+      </w:tr>
+      <w:tr>
+        <w:tc>
+          <w:tcPr>
+            <w:tcW w:type="dxa" w:w="2160"/>
+          </w:tcPr>
+          <w:p>
+            <w:r>
+              <w:t>佳禾传媒有限公司</w:t>
+            </w:r>
+          </w:p>
+        </w:tc>
+        <w:tc>
+          <w:tcPr>
+            <w:tcW w:type="dxa" w:w="2160"/>
+          </w:tcPr>
+          <w:p>
+            <w:r>
+              <w:t>云计算</w:t>
+            </w:r>
+          </w:p>
+        </w:tc>
+        <w:tc>
+          <w:tcPr>
+            <w:tcW w:type="dxa" w:w="2160"/>
+          </w:tcPr>
+          <w:p>
+            <w:r>
+              <w:t>589亿</w:t>
+            </w:r>
+          </w:p>
+        </w:tc>
+        <w:tc>
+          <w:tcPr>
+            <w:tcW w:type="dxa" w:w="2160"/>
+          </w:tcPr>
+          <w:p>
+            <w:r>
+              <w:t>20%</w:t>
+            </w:r>
+          </w:p>
+        </w:tc>
+      </w:tr>
+      <w:tr>
+        <w:tc>
+          <w:tcPr>
+            <w:tcW w:type="dxa" w:w="2160"/>
+          </w:tcPr>
+          <w:p>
+            <w:r>
+              <w:t>华泰通安网络有限公司</w:t>
+            </w:r>
+          </w:p>
+        </w:tc>
+        <w:tc>
+          <w:tcPr>
+            <w:tcW w:type="dxa" w:w="2160"/>
+          </w:tcPr>
+          <w:p>
+            <w:r>
+              <w:t>半导体</w:t>
+            </w:r>
+          </w:p>
+        </w:tc>
+        <w:tc>
+          <w:tcPr>
+            <w:tcW w:type="dxa" w:w="2160"/>
+          </w:tcPr>
+          <w:p>
+            <w:r>
+              <w:t>482亿</w:t>
+            </w:r>
+          </w:p>
+        </w:tc>
+        <w:tc>
+          <w:tcPr>
+            <w:tcW w:type="dxa" w:w="2160"/>
+          </w:tcPr>
+          <w:p>
+            <w:r>
+              <w:t>25%</w:t>
+            </w:r>
+          </w:p>
+        </w:tc>
+      </w:tr>
+      <w:tr>
+        <w:tc>
+          <w:tcPr>
+            <w:tcW w:type="dxa" w:w="2160"/>
+          </w:tcPr>
+          <w:p>
+            <w:r>
+              <w:t>雨林木风计算机科技有限公司</w:t>
+            </w:r>
+          </w:p>
+        </w:tc>
+        <w:tc>
+          <w:tcPr>
+            <w:tcW w:type="dxa" w:w="2160"/>
+          </w:tcPr>
+          <w:p>
+            <w:r>
+              <w:t>半导体</w:t>
+            </w:r>
+          </w:p>
+        </w:tc>
+        <w:tc>
+          <w:tcPr>
+            <w:tcW w:type="dxa" w:w="2160"/>
+          </w:tcPr>
+          <w:p>
+            <w:r>
+              <w:t>606亿</w:t>
+            </w:r>
+          </w:p>
+        </w:tc>
+        <w:tc>
+          <w:tcPr>
+            <w:tcW w:type="dxa" w:w="2160"/>
+          </w:tcPr>
+          <w:p>
+            <w:r>
+              <w:t>29%</w:t>
+            </w:r>
+          </w:p>
+        </w:tc>
+      </w:tr>
+      <w:tr>
+        <w:tc>
+          <w:tcPr>
+            <w:tcW w:type="dxa" w:w="2160"/>
+          </w:tcPr>
+          <w:p>
+            <w:r>
+              <w:t>明腾传媒有限公司</w:t>
+            </w:r>
+          </w:p>
+        </w:tc>
+        <w:tc>
+          <w:tcPr>
+            <w:tcW w:type="dxa" w:w="2160"/>
+          </w:tcPr>
+          <w:p>
+            <w:r>
+              <w:t>人工智能</w:t>
+            </w:r>
+          </w:p>
+        </w:tc>
+        <w:tc>
+          <w:tcPr>
+            <w:tcW w:type="dxa" w:w="2160"/>
+          </w:tcPr>
+          <w:p>
+            <w:r>
+              <w:t>316亿</w:t>
+            </w:r>
+          </w:p>
+        </w:tc>
+        <w:tc>
+          <w:tcPr>
+            <w:tcW w:type="dxa" w:w="2160"/>
+          </w:tcPr>
+          <w:p>
+            <w:r>
+              <w:t>5%</w:t>
+            </w:r>
+          </w:p>
+        </w:tc>
+      </w:tr>
+      <w:tr>
+        <w:tc>
+          <w:tcPr>
+            <w:tcW w:type="dxa" w:w="2160"/>
+          </w:tcPr>
+          <w:p>
+            <w:r>
+              <w:t>迪摩信息有限公司</w:t>
+            </w:r>
+          </w:p>
+        </w:tc>
+        <w:tc>
+          <w:tcPr>
+            <w:tcW w:type="dxa" w:w="2160"/>
+          </w:tcPr>
+          <w:p>
+            <w:r>
+              <w:t>医疗科技</w:t>
+            </w:r>
+          </w:p>
+        </w:tc>
+        <w:tc>
+          <w:tcPr>
+            <w:tcW w:type="dxa" w:w="2160"/>
+          </w:tcPr>
+          <w:p>
+            <w:r>
+              <w:t>752亿</w:t>
+            </w:r>
+          </w:p>
+        </w:tc>
+        <w:tc>
+          <w:tcPr>
+            <w:tcW w:type="dxa" w:w="2160"/>
+          </w:tcPr>
+          <w:p>
+            <w:r>
+              <w:t>18%</w:t>
+            </w:r>
+          </w:p>
+        </w:tc>
+      </w:tr>
+      <w:tr>
+        <w:tc>
+          <w:tcPr>
+            <w:tcW w:type="dxa" w:w="2160"/>
+          </w:tcPr>
+          <w:p>
+            <w:r>
+              <w:t>中建创业科技有限公司</w:t>
+            </w:r>
+          </w:p>
+        </w:tc>
+        <w:tc>
+          <w:tcPr>
+            <w:tcW w:type="dxa" w:w="2160"/>
+          </w:tcPr>
+          <w:p>
+            <w:r>
+              <w:t>半导体</w:t>
+            </w:r>
+          </w:p>
+        </w:tc>
+        <w:tc>
+          <w:tcPr>
+            <w:tcW w:type="dxa" w:w="2160"/>
+          </w:tcPr>
+          <w:p>
+            <w:r>
+              <w:t>581亿</w:t>
+            </w:r>
+          </w:p>
+        </w:tc>
+        <w:tc>
+          <w:tcPr>
+            <w:tcW w:type="dxa" w:w="2160"/>
+          </w:tcPr>
+          <w:p>
+            <w:r>
+              <w:t>11%</w:t>
+            </w:r>
+          </w:p>
+        </w:tc>
+      </w:tr>
+      <w:tr>
+        <w:tc>
+          <w:tcPr>
+            <w:tcW w:type="dxa" w:w="2160"/>
+          </w:tcPr>
+          <w:p>
+            <w:r>
+              <w:t>联软网络有限公司</w:t>
+            </w:r>
+          </w:p>
+        </w:tc>
+        <w:tc>
+          <w:tcPr>
+            <w:tcW w:type="dxa" w:w="2160"/>
+          </w:tcPr>
+          <w:p>
+            <w:r>
+              <w:t>半导体</w:t>
+            </w:r>
+          </w:p>
+        </w:tc>
+        <w:tc>
+          <w:tcPr>
+            <w:tcW w:type="dxa" w:w="2160"/>
+          </w:tcPr>
+          <w:p>
+            <w:r>
+              <w:t>792亿</w:t>
+            </w:r>
+          </w:p>
+        </w:tc>
+        <w:tc>
+          <w:tcPr>
+            <w:tcW w:type="dxa" w:w="2160"/>
+          </w:tcPr>
+          <w:p>
+            <w:r>
+              <w:t>10%</w:t>
+            </w:r>
+          </w:p>
+        </w:tc>
+      </w:tr>
+      <w:tr>
+        <w:tc>
+          <w:tcPr>
+            <w:tcW w:type="dxa" w:w="2160"/>
+          </w:tcPr>
+          <w:p>
+            <w:r>
+              <w:t>新格林耐特网络有限公司</w:t>
+            </w:r>
+          </w:p>
+        </w:tc>
+        <w:tc>
+          <w:tcPr>
+            <w:tcW w:type="dxa" w:w="2160"/>
+          </w:tcPr>
+          <w:p>
+            <w:r>
+              <w:t>人工智能</w:t>
+            </w:r>
+          </w:p>
+        </w:tc>
+        <w:tc>
+          <w:tcPr>
+            <w:tcW w:type="dxa" w:w="2160"/>
+          </w:tcPr>
+          <w:p>
+            <w:r>
+              <w:t>592亿</w:t>
+            </w:r>
+          </w:p>
+        </w:tc>
+        <w:tc>
+          <w:tcPr>
+            <w:tcW w:type="dxa" w:w="2160"/>
+          </w:tcPr>
+          <w:p>
+            <w:r>
+              <w:t>7%</w:t>
+            </w:r>
+          </w:p>
+        </w:tc>
+      </w:tr>
+      <w:tr>
+        <w:tc>
+          <w:tcPr>
+            <w:tcW w:type="dxa" w:w="2160"/>
+          </w:tcPr>
+          <w:p>
+            <w:r>
+              <w:t>信诚致远网络有限公司</w:t>
+            </w:r>
+          </w:p>
+        </w:tc>
+        <w:tc>
+          <w:tcPr>
+            <w:tcW w:type="dxa" w:w="2160"/>
+          </w:tcPr>
+          <w:p>
+            <w:r>
+              <w:t>半导体</w:t>
+            </w:r>
+          </w:p>
+        </w:tc>
+        <w:tc>
+          <w:tcPr>
+            <w:tcW w:type="dxa" w:w="2160"/>
+          </w:tcPr>
+          <w:p>
+            <w:r>
+              <w:t>562亿</w:t>
+            </w:r>
+          </w:p>
+        </w:tc>
+        <w:tc>
+          <w:tcPr>
+            <w:tcW w:type="dxa" w:w="2160"/>
+          </w:tcPr>
+          <w:p>
+            <w:r>
+              <w:t>23%</w:t>
+            </w:r>
+          </w:p>
+        </w:tc>
+      </w:tr>
+      <w:tr>
+        <w:tc>
+          <w:tcPr>
+            <w:tcW w:type="dxa" w:w="2160"/>
+          </w:tcPr>
+          <w:p>
+            <w:r>
+              <w:t>信诚致远网络有限公司</w:t>
+            </w:r>
+          </w:p>
+        </w:tc>
+        <w:tc>
+          <w:tcPr>
+            <w:tcW w:type="dxa" w:w="2160"/>
+          </w:tcPr>
+          <w:p>
+            <w:r>
+              <w:t>半导体</w:t>
+            </w:r>
+          </w:p>
+        </w:tc>
+        <w:tc>
+          <w:tcPr>
+            <w:tcW w:type="dxa" w:w="2160"/>
+          </w:tcPr>
+          <w:p>
+            <w:r>
+              <w:t>524亿</w:t>
+            </w:r>
+          </w:p>
+        </w:tc>
+        <w:tc>
+          <w:tcPr>
+            <w:tcW w:type="dxa" w:w="2160"/>
+          </w:tcPr>
+          <w:p>
+            <w:r>
+              <w:t>29%</w:t>
+            </w:r>
+          </w:p>
+        </w:tc>
+      </w:tr>
+      <w:tr>
+        <w:tc>
+          <w:tcPr>
+            <w:tcW w:type="dxa" w:w="2160"/>
+          </w:tcPr>
+          <w:p>
+            <w:r>
+              <w:t>信诚致远科技有限公司</w:t>
+            </w:r>
+          </w:p>
+        </w:tc>
+        <w:tc>
+          <w:tcPr>
+            <w:tcW w:type="dxa" w:w="2160"/>
+          </w:tcPr>
+          <w:p>
+            <w:r>
+              <w:t>云计算</w:t>
+            </w:r>
+          </w:p>
+        </w:tc>
+        <w:tc>
+          <w:tcPr>
+            <w:tcW w:type="dxa" w:w="2160"/>
+          </w:tcPr>
+          <w:p>
+            <w:r>
+              <w:t>797亿</w:t>
+            </w:r>
+          </w:p>
+        </w:tc>
+        <w:tc>
+          <w:tcPr>
+            <w:tcW w:type="dxa" w:w="2160"/>
+          </w:tcPr>
+          <w:p>
+            <w:r>
+              <w:t>9%</w:t>
+            </w:r>
+          </w:p>
+        </w:tc>
+      </w:tr>
+      <w:tr>
+        <w:tc>
+          <w:tcPr>
+            <w:tcW w:type="dxa" w:w="2160"/>
+          </w:tcPr>
+          <w:p>
+            <w:r>
+              <w:t>迪摩信息有限公司</w:t>
+            </w:r>
+          </w:p>
+        </w:tc>
+        <w:tc>
+          <w:tcPr>
+            <w:tcW w:type="dxa" w:w="2160"/>
+          </w:tcPr>
+          <w:p>
+            <w:r>
+              <w:t>医疗科技</w:t>
+            </w:r>
+          </w:p>
+        </w:tc>
+        <w:tc>
+          <w:tcPr>
+            <w:tcW w:type="dxa" w:w="2160"/>
+          </w:tcPr>
+          <w:p>
+            <w:r>
+              <w:t>331亿</w:t>
+            </w:r>
+          </w:p>
+        </w:tc>
+        <w:tc>
+          <w:tcPr>
+            <w:tcW w:type="dxa" w:w="2160"/>
+          </w:tcPr>
+          <w:p>
+            <w:r>
+              <w:t>20%</w:t>
+            </w:r>
+          </w:p>
+        </w:tc>
+      </w:tr>
+      <w:tr>
+        <w:tc>
+          <w:tcPr>
+            <w:tcW w:type="dxa" w:w="2160"/>
+          </w:tcPr>
+          <w:p>
+            <w:r>
+              <w:t>联软科技有限公司</w:t>
+            </w:r>
+          </w:p>
+        </w:tc>
+        <w:tc>
+          <w:tcPr>
+            <w:tcW w:type="dxa" w:w="2160"/>
+          </w:tcPr>
+          <w:p>
+            <w:r>
+              <w:t>消费科技</w:t>
+            </w:r>
+          </w:p>
+        </w:tc>
+        <w:tc>
+          <w:tcPr>
+            <w:tcW w:type="dxa" w:w="2160"/>
+          </w:tcPr>
+          <w:p>
+            <w:r>
+              <w:t>478亿</w:t>
+            </w:r>
+          </w:p>
+        </w:tc>
+        <w:tc>
+          <w:tcPr>
+            <w:tcW w:type="dxa" w:w="2160"/>
+          </w:tcPr>
+          <w:p>
+            <w:r>
+              <w:t>8%</w:t>
+            </w:r>
+          </w:p>
+        </w:tc>
+      </w:tr>
+    </w:tbl>
+    <w:p>
+      <w:pPr>
+        <w:pStyle w:val="Heading1"/>
+      </w:pPr>
+      <w:r>
+        <w:t>行业分析 2</w:t>
+      </w:r>
+    </w:p>
+    <w:p>
+      <w:r>
+        <w:br/>
+        <w:t>从产业链角度看，新能源 行业主要由上游设备厂商、</w:t>
+        <w:br/>
+        <w:t>中游平台企业以及下游应用厂商组成。</w:t>
+        <w:br/>
+        <w:t>恩悌网络有限公司 主要位于产业链的 中游 环节。</w:t>
+        <w:br/>
+      </w:r>
+    </w:p>
+    <w:p>
+      <w:r>
+        <w:br/>
+        <w:t>华辰资本旗下的 HC Alpha Growth Fund 在最近的资产配置会议中</w:t>
+        <w:br/>
+        <w:t>讨论了 人工智能 行业的投资机会，并对 巨奥传媒有限公司</w:t>
+        <w:br/>
+        <w:t>进行了重点评估。</w:t>
+        <w:br/>
+      </w:r>
+    </w:p>
+    <w:p>
+      <w:r>
+        <w:br/>
+        <w:t>华辰资本旗下的 HC Quant Arbitrage Fund 在最近的资产配置会议中</w:t>
+        <w:br/>
+        <w:t>讨论了 机器人 行业的投资机会，并对 毕博诚信息有限公司</w:t>
+        <w:br/>
+        <w:t>进行了重点评估。</w:t>
+        <w:br/>
+      </w:r>
+    </w:p>
+    <w:p>
+      <w:r>
+        <w:br/>
+        <w:t>从产业链角度看，消费科技 行业主要由上游设备厂商、</w:t>
+        <w:br/>
+        <w:t>中游平台企业以及下游应用厂商组成。</w:t>
+        <w:br/>
+        <w:t>方正科技信息有限公司 主要位于产业链的 中游 环节。</w:t>
+        <w:br/>
+      </w:r>
+    </w:p>
+    <w:p>
+      <w:r>
+        <w:br/>
+        <w:t>从产业链角度看，人工智能 行业主要由上游设备厂商、</w:t>
+        <w:br/>
+        <w:t>中游平台企业以及下游应用厂商组成。</w:t>
+        <w:br/>
+        <w:t>惠派国际公司科技有限公司 主要位于产业链的 中游 环节。</w:t>
+        <w:br/>
+      </w:r>
+    </w:p>
+    <w:p>
+      <w:r>
+        <w:br/>
+        <w:t>从产业链角度看，消费科技 行业主要由上游设备厂商、</w:t>
+        <w:br/>
+        <w:t>中游平台企业以及下游应用厂商组成。</w:t>
+        <w:br/>
+        <w:t>方正科技信息有限公司 主要位于产业链的 中游 环节。</w:t>
+        <w:br/>
+      </w:r>
+    </w:p>
+    <w:p>
+      <w:r>
+        <w:br/>
+        <w:t>风险管理部认为，人工智能 行业仍然面临若干</w:t>
+        <w:br/>
+        <w:t>不确定性因素，包括技术迭代风险、政策变化、</w:t>
+        <w:br/>
+        <w:t>以及市场竞争加剧等问题。</w:t>
+        <w:br/>
+      </w:r>
+    </w:p>
+    <w:p>
+      <w:r>
+        <w:br/>
+        <w:t>从产业链角度看，消费科技 行业主要由上游设备厂商、</w:t>
+        <w:br/>
+        <w:t>中游平台企业以及下游应用厂商组成。</w:t>
+        <w:br/>
+        <w:t>天开科技有限公司 主要位于产业链的 上游 环节。</w:t>
+        <w:br/>
+      </w:r>
+    </w:p>
+    <w:tbl>
+      <w:tblPr>
+        <w:tblW w:type="auto" w:w="0"/>
+        <w:tblLook w:firstColumn="1" w:firstRow="1" w:lastColumn="0" w:lastRow="0" w:noHBand="0" w:noVBand="1" w:val="04A0"/>
+      </w:tblPr>
+      <w:tblGrid>
+        <w:gridCol w:w="2160"/>
+        <w:gridCol w:w="2160"/>
+        <w:gridCol w:w="2160"/>
+        <w:gridCol w:w="2160"/>
+      </w:tblGrid>
+      <w:tr>
+        <w:tc>
+          <w:tcPr>
+            <w:tcW w:type="dxa" w:w="2160"/>
+          </w:tcPr>
+          <w:p>
+            <w:r>
+              <w:t>公司</w:t>
+            </w:r>
+          </w:p>
+        </w:tc>
+        <w:tc>
+          <w:tcPr>
+            <w:tcW w:type="dxa" w:w="2160"/>
+          </w:tcPr>
+          <w:p>
+            <w:r>
+              <w:t>行业</w:t>
+            </w:r>
+          </w:p>
+        </w:tc>
+        <w:tc>
+          <w:tcPr>
+            <w:tcW w:type="dxa" w:w="2160"/>
+          </w:tcPr>
+          <w:p>
+            <w:r>
+              <w:t>市值</w:t>
+            </w:r>
+          </w:p>
+        </w:tc>
+        <w:tc>
+          <w:tcPr>
+            <w:tcW w:type="dxa" w:w="2160"/>
+          </w:tcPr>
+          <w:p>
+            <w:r>
+              <w:t>增长率</w:t>
+            </w:r>
+          </w:p>
+        </w:tc>
+      </w:tr>
+      <w:tr>
+        <w:tc>
+          <w:tcPr>
+            <w:tcW w:type="dxa" w:w="2160"/>
+          </w:tcPr>
+          <w:p>
+            <w:r>
+              <w:t>联软科技有限公司</w:t>
+            </w:r>
+          </w:p>
+        </w:tc>
+        <w:tc>
+          <w:tcPr>
+            <w:tcW w:type="dxa" w:w="2160"/>
+          </w:tcPr>
+          <w:p>
+            <w:r>
+              <w:t>消费科技</w:t>
+            </w:r>
+          </w:p>
+        </w:tc>
+        <w:tc>
+          <w:tcPr>
+            <w:tcW w:type="dxa" w:w="2160"/>
+          </w:tcPr>
+          <w:p>
+            <w:r>
+              <w:t>150亿</w:t>
+            </w:r>
+          </w:p>
+        </w:tc>
+        <w:tc>
+          <w:tcPr>
+            <w:tcW w:type="dxa" w:w="2160"/>
+          </w:tcPr>
+          <w:p>
+            <w:r>
+              <w:t>9%</w:t>
+            </w:r>
+          </w:p>
+        </w:tc>
+      </w:tr>
+      <w:tr>
+        <w:tc>
+          <w:tcPr>
+            <w:tcW w:type="dxa" w:w="2160"/>
+          </w:tcPr>
+          <w:p>
+            <w:r>
+              <w:t>昊嘉科技有限公司</w:t>
+            </w:r>
+          </w:p>
+        </w:tc>
+        <w:tc>
+          <w:tcPr>
+            <w:tcW w:type="dxa" w:w="2160"/>
+          </w:tcPr>
+          <w:p>
+            <w:r>
+              <w:t>医疗科技</w:t>
+            </w:r>
+          </w:p>
+        </w:tc>
+        <w:tc>
+          <w:tcPr>
+            <w:tcW w:type="dxa" w:w="2160"/>
+          </w:tcPr>
+          <w:p>
+            <w:r>
+              <w:t>657亿</w:t>
+            </w:r>
+          </w:p>
+        </w:tc>
+        <w:tc>
+          <w:tcPr>
+            <w:tcW w:type="dxa" w:w="2160"/>
+          </w:tcPr>
+          <w:p>
+            <w:r>
+              <w:t>17%</w:t>
+            </w:r>
+          </w:p>
+        </w:tc>
+      </w:tr>
+      <w:tr>
+        <w:tc>
+          <w:tcPr>
+            <w:tcW w:type="dxa" w:w="2160"/>
+          </w:tcPr>
+          <w:p>
+            <w:r>
+              <w:t>方正科技传媒有限公司</w:t>
+            </w:r>
+          </w:p>
+        </w:tc>
+        <w:tc>
+          <w:tcPr>
+            <w:tcW w:type="dxa" w:w="2160"/>
+          </w:tcPr>
+          <w:p>
+            <w:r>
+              <w:t>人工智能</w:t>
+            </w:r>
+          </w:p>
+        </w:tc>
+        <w:tc>
+          <w:tcPr>
+            <w:tcW w:type="dxa" w:w="2160"/>
+          </w:tcPr>
+          <w:p>
+            <w:r>
+              <w:t>434亿</w:t>
+            </w:r>
+          </w:p>
+        </w:tc>
+        <w:tc>
+          <w:tcPr>
+            <w:tcW w:type="dxa" w:w="2160"/>
+          </w:tcPr>
+          <w:p>
+            <w:r>
+              <w:t>26%</w:t>
+            </w:r>
+          </w:p>
+        </w:tc>
+      </w:tr>
+      <w:tr>
+        <w:tc>
+          <w:tcPr>
+            <w:tcW w:type="dxa" w:w="2160"/>
+          </w:tcPr>
+          <w:p>
+            <w:r>
+              <w:t>艾提科信科技有限公司</w:t>
+            </w:r>
+          </w:p>
+        </w:tc>
+        <w:tc>
+          <w:tcPr>
+            <w:tcW w:type="dxa" w:w="2160"/>
+          </w:tcPr>
+          <w:p>
+            <w:r>
+              <w:t>云计算</w:t>
+            </w:r>
+          </w:p>
+        </w:tc>
+        <w:tc>
+          <w:tcPr>
+            <w:tcW w:type="dxa" w:w="2160"/>
+          </w:tcPr>
+          <w:p>
+            <w:r>
+              <w:t>536亿</w:t>
+            </w:r>
+          </w:p>
+        </w:tc>
+        <w:tc>
+          <w:tcPr>
+            <w:tcW w:type="dxa" w:w="2160"/>
+          </w:tcPr>
+          <w:p>
+            <w:r>
+              <w:t>15%</w:t>
+            </w:r>
+          </w:p>
+        </w:tc>
+      </w:tr>
+      <w:tr>
+        <w:tc>
+          <w:tcPr>
+            <w:tcW w:type="dxa" w:w="2160"/>
+          </w:tcPr>
+          <w:p>
+            <w:r>
+              <w:t>华成育卓传媒有限公司</w:t>
+            </w:r>
+          </w:p>
+        </w:tc>
+        <w:tc>
+          <w:tcPr>
+            <w:tcW w:type="dxa" w:w="2160"/>
+          </w:tcPr>
+          <w:p>
+            <w:r>
+              <w:t>人工智能</w:t>
+            </w:r>
+          </w:p>
+        </w:tc>
+        <w:tc>
+          <w:tcPr>
+            <w:tcW w:type="dxa" w:w="2160"/>
+          </w:tcPr>
+          <w:p>
+            <w:r>
+              <w:t>287亿</w:t>
+            </w:r>
+          </w:p>
+        </w:tc>
+        <w:tc>
+          <w:tcPr>
+            <w:tcW w:type="dxa" w:w="2160"/>
+          </w:tcPr>
+          <w:p>
+            <w:r>
+              <w:t>15%</w:t>
+            </w:r>
+          </w:p>
+        </w:tc>
+      </w:tr>
+      <w:tr>
+        <w:tc>
+          <w:tcPr>
+            <w:tcW w:type="dxa" w:w="2160"/>
+          </w:tcPr>
+          <w:p>
+            <w:r>
+              <w:t>惠派国际公司科技有限公司</w:t>
+            </w:r>
+          </w:p>
+        </w:tc>
+        <w:tc>
+          <w:tcPr>
+            <w:tcW w:type="dxa" w:w="2160"/>
+          </w:tcPr>
+          <w:p>
+            <w:r>
+              <w:t>人工智能</w:t>
+            </w:r>
+          </w:p>
+        </w:tc>
+        <w:tc>
+          <w:tcPr>
+            <w:tcW w:type="dxa" w:w="2160"/>
+          </w:tcPr>
+          <w:p>
+            <w:r>
+              <w:t>397亿</w:t>
+            </w:r>
+          </w:p>
+        </w:tc>
+        <w:tc>
+          <w:tcPr>
+            <w:tcW w:type="dxa" w:w="2160"/>
+          </w:tcPr>
+          <w:p>
+            <w:r>
+              <w:t>19%</w:t>
+            </w:r>
+          </w:p>
+        </w:tc>
+      </w:tr>
+      <w:tr>
+        <w:tc>
+          <w:tcPr>
+            <w:tcW w:type="dxa" w:w="2160"/>
+          </w:tcPr>
+          <w:p>
+            <w:r>
+              <w:t>浦华众城网络有限公司</w:t>
+            </w:r>
+          </w:p>
+        </w:tc>
+        <w:tc>
+          <w:tcPr>
+            <w:tcW w:type="dxa" w:w="2160"/>
+          </w:tcPr>
+          <w:p>
+            <w:r>
+              <w:t>新能源</w:t>
+            </w:r>
+          </w:p>
+        </w:tc>
+        <w:tc>
+          <w:tcPr>
+            <w:tcW w:type="dxa" w:w="2160"/>
+          </w:tcPr>
+          <w:p>
+            <w:r>
+              <w:t>783亿</w:t>
+            </w:r>
+          </w:p>
+        </w:tc>
+        <w:tc>
+          <w:tcPr>
+            <w:tcW w:type="dxa" w:w="2160"/>
+          </w:tcPr>
+          <w:p>
+            <w:r>
+              <w:t>27%</w:t>
+            </w:r>
+          </w:p>
+        </w:tc>
+      </w:tr>
+      <w:tr>
+        <w:tc>
+          <w:tcPr>
+            <w:tcW w:type="dxa" w:w="2160"/>
+          </w:tcPr>
+          <w:p>
+            <w:r>
+              <w:t>惠派国际公司科技有限公司</w:t>
+            </w:r>
+          </w:p>
+        </w:tc>
+        <w:tc>
+          <w:tcPr>
+            <w:tcW w:type="dxa" w:w="2160"/>
+          </w:tcPr>
+          <w:p>
+            <w:r>
+              <w:t>人工智能</w:t>
+            </w:r>
+          </w:p>
+        </w:tc>
+        <w:tc>
+          <w:tcPr>
+            <w:tcW w:type="dxa" w:w="2160"/>
+          </w:tcPr>
+          <w:p>
+            <w:r>
+              <w:t>794亿</w:t>
+            </w:r>
+          </w:p>
+        </w:tc>
+        <w:tc>
+          <w:tcPr>
+            <w:tcW w:type="dxa" w:w="2160"/>
+          </w:tcPr>
+          <w:p>
+            <w:r>
+              <w:t>22%</w:t>
+            </w:r>
+          </w:p>
+        </w:tc>
+      </w:tr>
+      <w:tr>
+        <w:tc>
+          <w:tcPr>
+            <w:tcW w:type="dxa" w:w="2160"/>
+          </w:tcPr>
+          <w:p>
+            <w:r>
+              <w:t>恩悌网络有限公司</w:t>
+            </w:r>
+          </w:p>
+        </w:tc>
+        <w:tc>
+          <w:tcPr>
+            <w:tcW w:type="dxa" w:w="2160"/>
+          </w:tcPr>
+          <w:p>
+            <w:r>
+              <w:t>新能源</w:t>
+            </w:r>
+          </w:p>
+        </w:tc>
+        <w:tc>
+          <w:tcPr>
+            <w:tcW w:type="dxa" w:w="2160"/>
+          </w:tcPr>
+          <w:p>
+            <w:r>
+              <w:t>588亿</w:t>
+            </w:r>
+          </w:p>
+        </w:tc>
+        <w:tc>
+          <w:tcPr>
+            <w:tcW w:type="dxa" w:w="2160"/>
+          </w:tcPr>
+          <w:p>
+            <w:r>
+              <w:t>24%</w:t>
+            </w:r>
+          </w:p>
+        </w:tc>
+      </w:tr>
+      <w:tr>
+        <w:tc>
+          <w:tcPr>
+            <w:tcW w:type="dxa" w:w="2160"/>
+          </w:tcPr>
+          <w:p>
+            <w:r>
+              <w:t>鑫博腾飞信息有限公司</w:t>
+            </w:r>
+          </w:p>
+        </w:tc>
+        <w:tc>
+          <w:tcPr>
+            <w:tcW w:type="dxa" w:w="2160"/>
+          </w:tcPr>
+          <w:p>
+            <w:r>
+              <w:t>消费科技</w:t>
+            </w:r>
+          </w:p>
+        </w:tc>
+        <w:tc>
+          <w:tcPr>
+            <w:tcW w:type="dxa" w:w="2160"/>
+          </w:tcPr>
+          <w:p>
+            <w:r>
+              <w:t>383亿</w:t>
+            </w:r>
+          </w:p>
+        </w:tc>
+        <w:tc>
+          <w:tcPr>
+            <w:tcW w:type="dxa" w:w="2160"/>
+          </w:tcPr>
+          <w:p>
+            <w:r>
+              <w:t>19%</w:t>
+            </w:r>
+          </w:p>
+        </w:tc>
+      </w:tr>
+      <w:tr>
+        <w:tc>
+          <w:tcPr>
+            <w:tcW w:type="dxa" w:w="2160"/>
+          </w:tcPr>
+          <w:p>
+            <w:r>
+              <w:t>艾提科信科技有限公司</w:t>
+            </w:r>
+          </w:p>
+        </w:tc>
+        <w:tc>
+          <w:tcPr>
+            <w:tcW w:type="dxa" w:w="2160"/>
+          </w:tcPr>
+          <w:p>
+            <w:r>
+              <w:t>云计算</w:t>
+            </w:r>
+          </w:p>
+        </w:tc>
+        <w:tc>
+          <w:tcPr>
+            <w:tcW w:type="dxa" w:w="2160"/>
+          </w:tcPr>
+          <w:p>
+            <w:r>
+              <w:t>545亿</w:t>
+            </w:r>
+          </w:p>
+        </w:tc>
+        <w:tc>
+          <w:tcPr>
+            <w:tcW w:type="dxa" w:w="2160"/>
+          </w:tcPr>
+          <w:p>
+            <w:r>
+              <w:t>6%</w:t>
+            </w:r>
+          </w:p>
+        </w:tc>
+      </w:tr>
+      <w:tr>
+        <w:tc>
+          <w:tcPr>
+            <w:tcW w:type="dxa" w:w="2160"/>
+          </w:tcPr>
+          <w:p>
+            <w:r>
+              <w:t>信诚致远科技有限公司</w:t>
+            </w:r>
+          </w:p>
+        </w:tc>
+        <w:tc>
+          <w:tcPr>
+            <w:tcW w:type="dxa" w:w="2160"/>
+          </w:tcPr>
+          <w:p>
+            <w:r>
+              <w:t>云计算</w:t>
+            </w:r>
+          </w:p>
+        </w:tc>
+        <w:tc>
+          <w:tcPr>
+            <w:tcW w:type="dxa" w:w="2160"/>
+          </w:tcPr>
+          <w:p>
+            <w:r>
+              <w:t>689亿</w:t>
+            </w:r>
+          </w:p>
+        </w:tc>
+        <w:tc>
+          <w:tcPr>
+            <w:tcW w:type="dxa" w:w="2160"/>
+          </w:tcPr>
+          <w:p>
+            <w:r>
+              <w:t>30%</w:t>
+            </w:r>
+          </w:p>
+        </w:tc>
+      </w:tr>
+      <w:tr>
+        <w:tc>
+          <w:tcPr>
+            <w:tcW w:type="dxa" w:w="2160"/>
+          </w:tcPr>
+          <w:p>
+            <w:r>
+              <w:t>联通时科传媒有限公司</w:t>
+            </w:r>
+          </w:p>
+        </w:tc>
+        <w:tc>
+          <w:tcPr>
+            <w:tcW w:type="dxa" w:w="2160"/>
+          </w:tcPr>
+          <w:p>
+            <w:r>
+              <w:t>消费科技</w:t>
+            </w:r>
+          </w:p>
+        </w:tc>
+        <w:tc>
+          <w:tcPr>
+            <w:tcW w:type="dxa" w:w="2160"/>
+          </w:tcPr>
+          <w:p>
+            <w:r>
+              <w:t>748亿</w:t>
+            </w:r>
+          </w:p>
+        </w:tc>
+        <w:tc>
+          <w:tcPr>
+            <w:tcW w:type="dxa" w:w="2160"/>
+          </w:tcPr>
+          <w:p>
+            <w:r>
+              <w:t>19%</w:t>
+            </w:r>
+          </w:p>
+        </w:tc>
+      </w:tr>
+      <w:tr>
+        <w:tc>
+          <w:tcPr>
+            <w:tcW w:type="dxa" w:w="2160"/>
+          </w:tcPr>
+          <w:p>
+            <w:r>
+              <w:t>精芯信息有限公司</w:t>
+            </w:r>
+          </w:p>
+        </w:tc>
+        <w:tc>
+          <w:tcPr>
+            <w:tcW w:type="dxa" w:w="2160"/>
+          </w:tcPr>
+          <w:p>
+            <w:r>
+              <w:t>半导体</w:t>
+            </w:r>
+          </w:p>
+        </w:tc>
+        <w:tc>
+          <w:tcPr>
+            <w:tcW w:type="dxa" w:w="2160"/>
+          </w:tcPr>
+          <w:p>
+            <w:r>
+              <w:t>163亿</w:t>
+            </w:r>
+          </w:p>
+        </w:tc>
+        <w:tc>
+          <w:tcPr>
+            <w:tcW w:type="dxa" w:w="2160"/>
+          </w:tcPr>
+          <w:p>
+            <w:r>
+              <w:t>22%</w:t>
+            </w:r>
+          </w:p>
+        </w:tc>
+      </w:tr>
+      <w:tr>
+        <w:tc>
+          <w:tcPr>
+            <w:tcW w:type="dxa" w:w="2160"/>
+          </w:tcPr>
+          <w:p>
+            <w:r>
+              <w:t>艾提科信科技有限公司</w:t>
+            </w:r>
+          </w:p>
+        </w:tc>
+        <w:tc>
+          <w:tcPr>
+            <w:tcW w:type="dxa" w:w="2160"/>
+          </w:tcPr>
+          <w:p>
+            <w:r>
+              <w:t>云计算</w:t>
+            </w:r>
+          </w:p>
+        </w:tc>
+        <w:tc>
+          <w:tcPr>
+            <w:tcW w:type="dxa" w:w="2160"/>
+          </w:tcPr>
+          <w:p>
+            <w:r>
+              <w:t>340亿</w:t>
+            </w:r>
+          </w:p>
+        </w:tc>
+        <w:tc>
+          <w:tcPr>
+            <w:tcW w:type="dxa" w:w="2160"/>
+          </w:tcPr>
+          <w:p>
+            <w:r>
+              <w:t>21%</w:t>
+            </w:r>
+          </w:p>
+        </w:tc>
+      </w:tr>
+    </w:tbl>
+    <w:p>
+      <w:pPr>
+        <w:pStyle w:val="Heading1"/>
+      </w:pPr>
+      <w:r>
+        <w:t>行业分析 3</w:t>
+      </w:r>
+    </w:p>
+    <w:p>
+      <w:r>
+        <w:br/>
+        <w:t>从产业链角度看，半导体 行业主要由上游设备厂商、</w:t>
+        <w:br/>
+        <w:t>中游平台企业以及下游应用厂商组成。</w:t>
+        <w:br/>
+        <w:t>联软网络有限公司 主要位于产业链的 中游 环节。</w:t>
+        <w:br/>
+      </w:r>
+    </w:p>
+    <w:p>
+      <w:r>
+        <w:br/>
+        <w:t>九方传媒有限公司 是中国 医疗科技 行业的重要企业之一。</w:t>
+        <w:br/>
+        <w:t>根据华辰资本 投资策略部 的研究，该公司成立于 2014 年，</w:t>
+        <w:br/>
+        <w:t>目前员工规模约 2973 人。公司近年来持续加大研发投入，</w:t>
+        <w:br/>
+        <w:t>在核心技术方面形成了较强的竞争壁垒。</w:t>
+        <w:br/>
+      </w:r>
+    </w:p>
+    <w:p>
+      <w:r>
+        <w:br/>
+        <w:t>华辰资本旗下的 HC Energy Transition Fund 在最近的资产配置会议中</w:t>
+        <w:br/>
+        <w:t>讨论了 半导体 行业的投资机会，并对 华泰通安网络有限公司</w:t>
+        <w:br/>
+        <w:t>进行了重点评估。</w:t>
+        <w:br/>
+      </w:r>
+    </w:p>
+    <w:p>
+      <w:r>
+        <w:br/>
+        <w:t>信诚致远网络有限公司 是中国 半导体 行业的重要企业之一。</w:t>
+        <w:br/>
+        <w:t>根据华辰资本 量化研究部 的研究，该公司成立于 2015 年，</w:t>
+        <w:br/>
+        <w:t>目前员工规模约 2901 人。公司近年来持续加大研发投入，</w:t>
+        <w:br/>
+        <w:t>在核心技术方面形成了较强的竞争壁垒。</w:t>
+        <w:br/>
+      </w:r>
+    </w:p>
+    <w:p>
+      <w:r>
+        <w:br/>
+        <w:t>风险管理部认为，半导体 行业仍然面临若干</w:t>
+        <w:br/>
+        <w:t>不确定性因素，包括技术迭代风险、政策变化、</w:t>
+        <w:br/>
+        <w:t>以及市场竞争加剧等问题。</w:t>
+        <w:br/>
+      </w:r>
+    </w:p>
+    <w:p>
+      <w:r>
+        <w:br/>
+        <w:t>根据内部财务模型测算，九方传媒有限公司 在未来三年</w:t>
+        <w:br/>
+        <w:t>收入复合增长率预计可达到 29% 左右。</w:t>
+        <w:br/>
+        <w:t>该预测基于行业需求增长以及公司产能扩张计划。</w:t>
+        <w:br/>
+      </w:r>
+    </w:p>
+    <w:p>
+      <w:r>
+        <w:br/>
+        <w:t>根据内部财务模型测算，联软科技有限公司 在未来三年</w:t>
+        <w:br/>
+        <w:t>收入复合增长率预计可达到 13% 左右。</w:t>
+        <w:br/>
+        <w:t>该预测基于行业需求增长以及公司产能扩张计划。</w:t>
+        <w:br/>
+      </w:r>
+    </w:p>
+    <w:p>
+      <w:r>
+        <w:br/>
+        <w:t>鑫博腾飞信息有限公司 是中国 消费科技 行业的重要企业之一。</w:t>
+        <w:br/>
+        <w:t>根据华辰资本 量化研究部 的研究，该公司成立于 2016 年，</w:t>
+        <w:br/>
+        <w:t>目前员工规模约 4167 人。公司近年来持续加大研发投入，</w:t>
+        <w:br/>
+        <w:t>在核心技术方面形成了较强的竞争壁垒。</w:t>
+        <w:br/>
+      </w:r>
+    </w:p>
+    <w:tbl>
+      <w:tblPr>
+        <w:tblW w:type="auto" w:w="0"/>
+        <w:tblLook w:firstColumn="1" w:firstRow="1" w:lastColumn="0" w:lastRow="0" w:noHBand="0" w:noVBand="1" w:val="04A0"/>
+      </w:tblPr>
+      <w:tblGrid>
+        <w:gridCol w:w="2160"/>
+        <w:gridCol w:w="2160"/>
+        <w:gridCol w:w="2160"/>
+        <w:gridCol w:w="2160"/>
+      </w:tblGrid>
+      <w:tr>
+        <w:tc>
+          <w:tcPr>
+            <w:tcW w:type="dxa" w:w="2160"/>
+          </w:tcPr>
+          <w:p>
+            <w:r>
+              <w:t>公司</w:t>
+            </w:r>
+          </w:p>
+        </w:tc>
+        <w:tc>
+          <w:tcPr>
+            <w:tcW w:type="dxa" w:w="2160"/>
+          </w:tcPr>
+          <w:p>
+            <w:r>
+              <w:t>行业</w:t>
+            </w:r>
+          </w:p>
+        </w:tc>
+        <w:tc>
+          <w:tcPr>
+            <w:tcW w:type="dxa" w:w="2160"/>
+          </w:tcPr>
+          <w:p>
+            <w:r>
+              <w:t>市值</w:t>
+            </w:r>
+          </w:p>
+        </w:tc>
+        <w:tc>
+          <w:tcPr>
+            <w:tcW w:type="dxa" w:w="2160"/>
+          </w:tcPr>
+          <w:p>
+            <w:r>
+              <w:t>增长率</w:t>
+            </w:r>
+          </w:p>
+        </w:tc>
+      </w:tr>
+      <w:tr>
+        <w:tc>
+          <w:tcPr>
+            <w:tcW w:type="dxa" w:w="2160"/>
+          </w:tcPr>
+          <w:p>
+            <w:r>
+              <w:t>昂歌信息信息有限公司</w:t>
+            </w:r>
+          </w:p>
+        </w:tc>
+        <w:tc>
+          <w:tcPr>
+            <w:tcW w:type="dxa" w:w="2160"/>
+          </w:tcPr>
+          <w:p>
+            <w:r>
+              <w:t>消费科技</w:t>
+            </w:r>
+          </w:p>
+        </w:tc>
+        <w:tc>
+          <w:tcPr>
+            <w:tcW w:type="dxa" w:w="2160"/>
+          </w:tcPr>
+          <w:p>
+            <w:r>
+              <w:t>605亿</w:t>
+            </w:r>
+          </w:p>
+        </w:tc>
+        <w:tc>
+          <w:tcPr>
+            <w:tcW w:type="dxa" w:w="2160"/>
+          </w:tcPr>
+          <w:p>
+            <w:r>
+              <w:t>8%</w:t>
+            </w:r>
+          </w:p>
+        </w:tc>
+      </w:tr>
+      <w:tr>
+        <w:tc>
+          <w:tcPr>
+            <w:tcW w:type="dxa" w:w="2160"/>
+          </w:tcPr>
+          <w:p>
+            <w:r>
+              <w:t>明腾传媒有限公司</w:t>
+            </w:r>
+          </w:p>
+        </w:tc>
+        <w:tc>
+          <w:tcPr>
+            <w:tcW w:type="dxa" w:w="2160"/>
+          </w:tcPr>
+          <w:p>
+            <w:r>
+              <w:t>人工智能</w:t>
+            </w:r>
+          </w:p>
+        </w:tc>
+        <w:tc>
+          <w:tcPr>
+            <w:tcW w:type="dxa" w:w="2160"/>
+          </w:tcPr>
+          <w:p>
+            <w:r>
+              <w:t>755亿</w:t>
+            </w:r>
+          </w:p>
+        </w:tc>
+        <w:tc>
+          <w:tcPr>
+            <w:tcW w:type="dxa" w:w="2160"/>
+          </w:tcPr>
+          <w:p>
+            <w:r>
+              <w:t>17%</w:t>
+            </w:r>
+          </w:p>
+        </w:tc>
+      </w:tr>
+      <w:tr>
+        <w:tc>
+          <w:tcPr>
+            <w:tcW w:type="dxa" w:w="2160"/>
+          </w:tcPr>
+          <w:p>
+            <w:r>
+              <w:t>艾提科信科技有限公司</w:t>
+            </w:r>
+          </w:p>
+        </w:tc>
+        <w:tc>
+          <w:tcPr>
+            <w:tcW w:type="dxa" w:w="2160"/>
+          </w:tcPr>
+          <w:p>
+            <w:r>
+              <w:t>云计算</w:t>
+            </w:r>
+          </w:p>
+        </w:tc>
+        <w:tc>
+          <w:tcPr>
+            <w:tcW w:type="dxa" w:w="2160"/>
+          </w:tcPr>
+          <w:p>
+            <w:r>
+              <w:t>563亿</w:t>
+            </w:r>
+          </w:p>
+        </w:tc>
+        <w:tc>
+          <w:tcPr>
+            <w:tcW w:type="dxa" w:w="2160"/>
+          </w:tcPr>
+          <w:p>
+            <w:r>
+              <w:t>22%</w:t>
+            </w:r>
+          </w:p>
+        </w:tc>
+      </w:tr>
+      <w:tr>
+        <w:tc>
+          <w:tcPr>
+            <w:tcW w:type="dxa" w:w="2160"/>
+          </w:tcPr>
+          <w:p>
+            <w:r>
+              <w:t>昊嘉科技有限公司</w:t>
+            </w:r>
+          </w:p>
+        </w:tc>
+        <w:tc>
+          <w:tcPr>
+            <w:tcW w:type="dxa" w:w="2160"/>
+          </w:tcPr>
+          <w:p>
+            <w:r>
+              <w:t>医疗科技</w:t>
+            </w:r>
+          </w:p>
+        </w:tc>
+        <w:tc>
+          <w:tcPr>
+            <w:tcW w:type="dxa" w:w="2160"/>
+          </w:tcPr>
+          <w:p>
+            <w:r>
+              <w:t>263亿</w:t>
+            </w:r>
+          </w:p>
+        </w:tc>
+        <w:tc>
+          <w:tcPr>
+            <w:tcW w:type="dxa" w:w="2160"/>
+          </w:tcPr>
+          <w:p>
+            <w:r>
+              <w:t>16%</w:t>
+            </w:r>
+          </w:p>
+        </w:tc>
+      </w:tr>
+      <w:tr>
+        <w:tc>
+          <w:tcPr>
+            <w:tcW w:type="dxa" w:w="2160"/>
+          </w:tcPr>
+          <w:p>
+            <w:r>
+              <w:t>明腾传媒有限公司</w:t>
+            </w:r>
+          </w:p>
+        </w:tc>
+        <w:tc>
+          <w:tcPr>
+            <w:tcW w:type="dxa" w:w="2160"/>
+          </w:tcPr>
+          <w:p>
+            <w:r>
+              <w:t>人工智能</w:t>
+            </w:r>
+          </w:p>
+        </w:tc>
+        <w:tc>
+          <w:tcPr>
+            <w:tcW w:type="dxa" w:w="2160"/>
+          </w:tcPr>
+          <w:p>
+            <w:r>
+              <w:t>704亿</w:t>
+            </w:r>
+          </w:p>
+        </w:tc>
+        <w:tc>
+          <w:tcPr>
+            <w:tcW w:type="dxa" w:w="2160"/>
+          </w:tcPr>
+          <w:p>
+            <w:r>
+              <w:t>6%</w:t>
+            </w:r>
+          </w:p>
+        </w:tc>
+      </w:tr>
+      <w:tr>
+        <w:tc>
+          <w:tcPr>
+            <w:tcW w:type="dxa" w:w="2160"/>
+          </w:tcPr>
+          <w:p>
+            <w:r>
+              <w:t>方正科技传媒有限公司</w:t>
+            </w:r>
+          </w:p>
+        </w:tc>
+        <w:tc>
+          <w:tcPr>
+            <w:tcW w:type="dxa" w:w="2160"/>
+          </w:tcPr>
+          <w:p>
+            <w:r>
+              <w:t>人工智能</w:t>
+            </w:r>
+          </w:p>
+        </w:tc>
+        <w:tc>
+          <w:tcPr>
+            <w:tcW w:type="dxa" w:w="2160"/>
+          </w:tcPr>
+          <w:p>
+            <w:r>
+              <w:t>583亿</w:t>
+            </w:r>
+          </w:p>
+        </w:tc>
+        <w:tc>
+          <w:tcPr>
+            <w:tcW w:type="dxa" w:w="2160"/>
+          </w:tcPr>
+          <w:p>
+            <w:r>
+              <w:t>18%</w:t>
+            </w:r>
+          </w:p>
+        </w:tc>
+      </w:tr>
+      <w:tr>
+        <w:tc>
+          <w:tcPr>
+            <w:tcW w:type="dxa" w:w="2160"/>
+          </w:tcPr>
+          <w:p>
+            <w:r>
+              <w:t>信诚致远网络有限公司</w:t>
+            </w:r>
+          </w:p>
+        </w:tc>
+        <w:tc>
+          <w:tcPr>
+            <w:tcW w:type="dxa" w:w="2160"/>
+          </w:tcPr>
+          <w:p>
+            <w:r>
+              <w:t>半导体</w:t>
+            </w:r>
+          </w:p>
+        </w:tc>
+        <w:tc>
+          <w:tcPr>
+            <w:tcW w:type="dxa" w:w="2160"/>
+          </w:tcPr>
+          <w:p>
+            <w:r>
+              <w:t>708亿</w:t>
+            </w:r>
+          </w:p>
+        </w:tc>
+        <w:tc>
+          <w:tcPr>
+            <w:tcW w:type="dxa" w:w="2160"/>
+          </w:tcPr>
+          <w:p>
+            <w:r>
+              <w:t>10%</w:t>
+            </w:r>
+          </w:p>
+        </w:tc>
+      </w:tr>
+      <w:tr>
+        <w:tc>
+          <w:tcPr>
+            <w:tcW w:type="dxa" w:w="2160"/>
+          </w:tcPr>
+          <w:p>
+            <w:r>
+              <w:t>艾提科信科技有限公司</w:t>
+            </w:r>
+          </w:p>
+        </w:tc>
+        <w:tc>
+          <w:tcPr>
+            <w:tcW w:type="dxa" w:w="2160"/>
+          </w:tcPr>
+          <w:p>
+            <w:r>
+              <w:t>云计算</w:t>
+            </w:r>
+          </w:p>
+        </w:tc>
+        <w:tc>
+          <w:tcPr>
+            <w:tcW w:type="dxa" w:w="2160"/>
+          </w:tcPr>
+          <w:p>
+            <w:r>
+              <w:t>369亿</w:t>
+            </w:r>
+          </w:p>
+        </w:tc>
+        <w:tc>
+          <w:tcPr>
+            <w:tcW w:type="dxa" w:w="2160"/>
+          </w:tcPr>
+          <w:p>
+            <w:r>
+              <w:t>20%</w:t>
+            </w:r>
+          </w:p>
+        </w:tc>
+      </w:tr>
+      <w:tr>
+        <w:tc>
+          <w:tcPr>
+            <w:tcW w:type="dxa" w:w="2160"/>
+          </w:tcPr>
+          <w:p>
+            <w:r>
+              <w:t>戴硕电子网络有限公司</w:t>
+            </w:r>
+          </w:p>
+        </w:tc>
+        <w:tc>
+          <w:tcPr>
+            <w:tcW w:type="dxa" w:w="2160"/>
+          </w:tcPr>
+          <w:p>
+            <w:r>
+              <w:t>新能源</w:t>
+            </w:r>
+          </w:p>
+        </w:tc>
+        <w:tc>
+          <w:tcPr>
+            <w:tcW w:type="dxa" w:w="2160"/>
+          </w:tcPr>
+          <w:p>
+            <w:r>
+              <w:t>755亿</w:t>
+            </w:r>
+          </w:p>
+        </w:tc>
+        <w:tc>
+          <w:tcPr>
+            <w:tcW w:type="dxa" w:w="2160"/>
+          </w:tcPr>
+          <w:p>
+            <w:r>
+              <w:t>23%</w:t>
+            </w:r>
+          </w:p>
+        </w:tc>
+      </w:tr>
+      <w:tr>
+        <w:tc>
+          <w:tcPr>
+            <w:tcW w:type="dxa" w:w="2160"/>
+          </w:tcPr>
+          <w:p>
+            <w:r>
+              <w:t>华泰通安传媒有限公司</w:t>
+            </w:r>
+          </w:p>
+        </w:tc>
+        <w:tc>
+          <w:tcPr>
+            <w:tcW w:type="dxa" w:w="2160"/>
+          </w:tcPr>
+          <w:p>
+            <w:r>
+              <w:t>消费科技</w:t>
+            </w:r>
+          </w:p>
+        </w:tc>
+        <w:tc>
+          <w:tcPr>
+            <w:tcW w:type="dxa" w:w="2160"/>
+          </w:tcPr>
+          <w:p>
+            <w:r>
+              <w:t>688亿</w:t>
+            </w:r>
+          </w:p>
+        </w:tc>
+        <w:tc>
+          <w:tcPr>
+            <w:tcW w:type="dxa" w:w="2160"/>
+          </w:tcPr>
+          <w:p>
+            <w:r>
+              <w:t>21%</w:t>
+            </w:r>
+          </w:p>
+        </w:tc>
+      </w:tr>
+      <w:tr>
+        <w:tc>
+          <w:tcPr>
+            <w:tcW w:type="dxa" w:w="2160"/>
+          </w:tcPr>
+          <w:p>
+            <w:r>
+              <w:t>华泰通安传媒有限公司</w:t>
+            </w:r>
+          </w:p>
+        </w:tc>
+        <w:tc>
+          <w:tcPr>
+            <w:tcW w:type="dxa" w:w="2160"/>
+          </w:tcPr>
+          <w:p>
+            <w:r>
+              <w:t>消费科技</w:t>
+            </w:r>
+          </w:p>
+        </w:tc>
+        <w:tc>
+          <w:tcPr>
+            <w:tcW w:type="dxa" w:w="2160"/>
+          </w:tcPr>
+          <w:p>
+            <w:r>
+              <w:t>671亿</w:t>
+            </w:r>
+          </w:p>
+        </w:tc>
+        <w:tc>
+          <w:tcPr>
+            <w:tcW w:type="dxa" w:w="2160"/>
+          </w:tcPr>
+          <w:p>
+            <w:r>
+              <w:t>23%</w:t>
+            </w:r>
+          </w:p>
+        </w:tc>
+      </w:tr>
+      <w:tr>
+        <w:tc>
+          <w:tcPr>
+            <w:tcW w:type="dxa" w:w="2160"/>
+          </w:tcPr>
+          <w:p>
+            <w:r>
+              <w:t>毕博诚信息有限公司</w:t>
+            </w:r>
+          </w:p>
+        </w:tc>
+        <w:tc>
+          <w:tcPr>
+            <w:tcW w:type="dxa" w:w="2160"/>
+          </w:tcPr>
+          <w:p>
+            <w:r>
+              <w:t>机器人</w:t>
+            </w:r>
+          </w:p>
+        </w:tc>
+        <w:tc>
+          <w:tcPr>
+            <w:tcW w:type="dxa" w:w="2160"/>
+          </w:tcPr>
+          <w:p>
+            <w:r>
+              <w:t>604亿</w:t>
+            </w:r>
+          </w:p>
+        </w:tc>
+        <w:tc>
+          <w:tcPr>
+            <w:tcW w:type="dxa" w:w="2160"/>
+          </w:tcPr>
+          <w:p>
+            <w:r>
+              <w:t>15%</w:t>
+            </w:r>
+          </w:p>
+        </w:tc>
+      </w:tr>
+      <w:tr>
+        <w:tc>
+          <w:tcPr>
+            <w:tcW w:type="dxa" w:w="2160"/>
+          </w:tcPr>
+          <w:p>
+            <w:r>
+              <w:t>九方传媒有限公司</w:t>
+            </w:r>
+          </w:p>
+        </w:tc>
+        <w:tc>
+          <w:tcPr>
+            <w:tcW w:type="dxa" w:w="2160"/>
+          </w:tcPr>
+          <w:p>
+            <w:r>
+              <w:t>医疗科技</w:t>
+            </w:r>
+          </w:p>
+        </w:tc>
+        <w:tc>
+          <w:tcPr>
+            <w:tcW w:type="dxa" w:w="2160"/>
+          </w:tcPr>
+          <w:p>
+            <w:r>
+              <w:t>115亿</w:t>
+            </w:r>
+          </w:p>
+        </w:tc>
+        <w:tc>
+          <w:tcPr>
+            <w:tcW w:type="dxa" w:w="2160"/>
+          </w:tcPr>
+          <w:p>
+            <w:r>
+              <w:t>8%</w:t>
+            </w:r>
+          </w:p>
+        </w:tc>
+      </w:tr>
+      <w:tr>
+        <w:tc>
+          <w:tcPr>
+            <w:tcW w:type="dxa" w:w="2160"/>
+          </w:tcPr>
+          <w:p>
+            <w:r>
+              <w:t>良诺科技有限公司</w:t>
+            </w:r>
+          </w:p>
+        </w:tc>
+        <w:tc>
+          <w:tcPr>
+            <w:tcW w:type="dxa" w:w="2160"/>
+          </w:tcPr>
+          <w:p>
+            <w:r>
+              <w:t>云计算</w:t>
+            </w:r>
+          </w:p>
+        </w:tc>
+        <w:tc>
+          <w:tcPr>
+            <w:tcW w:type="dxa" w:w="2160"/>
+          </w:tcPr>
+          <w:p>
+            <w:r>
+              <w:t>691亿</w:t>
+            </w:r>
+          </w:p>
+        </w:tc>
+        <w:tc>
+          <w:tcPr>
+            <w:tcW w:type="dxa" w:w="2160"/>
+          </w:tcPr>
+          <w:p>
+            <w:r>
+              <w:t>11%</w:t>
+            </w:r>
+          </w:p>
+        </w:tc>
+      </w:tr>
+      <w:tr>
+        <w:tc>
+          <w:tcPr>
+            <w:tcW w:type="dxa" w:w="2160"/>
+          </w:tcPr>
+          <w:p>
+            <w:r>
+              <w:t>明腾传媒有限公司</w:t>
+            </w:r>
+          </w:p>
+        </w:tc>
+        <w:tc>
+          <w:tcPr>
+            <w:tcW w:type="dxa" w:w="2160"/>
+          </w:tcPr>
+          <w:p>
+            <w:r>
+              <w:t>人工智能</w:t>
+            </w:r>
+          </w:p>
+        </w:tc>
+        <w:tc>
+          <w:tcPr>
+            <w:tcW w:type="dxa" w:w="2160"/>
+          </w:tcPr>
+          <w:p>
+            <w:r>
+              <w:t>562亿</w:t>
+            </w:r>
+          </w:p>
+        </w:tc>
+        <w:tc>
+          <w:tcPr>
+            <w:tcW w:type="dxa" w:w="2160"/>
+          </w:tcPr>
+          <w:p>
+            <w:r>
+              <w:t>21%</w:t>
+            </w:r>
+          </w:p>
+        </w:tc>
+      </w:tr>
+    </w:tbl>
+    <w:p>
+      <w:pPr>
+        <w:pStyle w:val="Heading1"/>
+      </w:pPr>
+      <w:r>
+        <w:t>行业分析 4</w:t>
+      </w:r>
+    </w:p>
+    <w:p>
+      <w:r>
+        <w:br/>
+        <w:t>风险管理部认为，半导体 行业仍然面临若干</w:t>
+        <w:br/>
+        <w:t>不确定性因素，包括技术迭代风险、政策变化、</w:t>
+        <w:br/>
+        <w:t>以及市场竞争加剧等问题。</w:t>
+        <w:br/>
+      </w:r>
+    </w:p>
+    <w:p>
+      <w:r>
+        <w:br/>
+        <w:t>惠派国际公司科技有限公司 是中国 人工智能 行业的重要企业之一。</w:t>
+        <w:br/>
+        <w:t>根据华辰资本 资产配置委员会 的研究，该公司成立于 2019 年，</w:t>
+        <w:br/>
+        <w:t>目前员工规模约 6944 人。公司近年来持续加大研发投入，</w:t>
+        <w:br/>
+        <w:t>在核心技术方面形成了较强的竞争壁垒。</w:t>
+        <w:br/>
+      </w:r>
+    </w:p>
+    <w:p>
+      <w:r>
+        <w:br/>
+        <w:t>从产业链角度看，云计算 行业主要由上游设备厂商、</w:t>
+        <w:br/>
+        <w:t>中游平台企业以及下游应用厂商组成。</w:t>
+        <w:br/>
+        <w:t>佳禾传媒有限公司 主要位于产业链的 下游 环节。</w:t>
+        <w:br/>
+      </w:r>
+    </w:p>
+    <w:p>
+      <w:r>
+        <w:br/>
+        <w:t>从产业链角度看，半导体 行业主要由上游设备厂商、</w:t>
+        <w:br/>
+        <w:t>中游平台企业以及下游应用厂商组成。</w:t>
+        <w:br/>
+        <w:t>信诚致远网络有限公司 主要位于产业链的 中游 环节。</w:t>
+        <w:br/>
+      </w:r>
+    </w:p>
+    <w:p>
+      <w:r>
+        <w:br/>
+        <w:t>根据内部财务模型测算，佳禾传媒有限公司 在未来三年</w:t>
+        <w:br/>
+        <w:t>收入复合增长率预计可达到 15% 左右。</w:t>
         <w:br/>
         <w:t>该预测基于行业需求增长以及公司产能扩张计划。</w:t>
         <w:br/>
@@ -87,738 +2435,9 @@
     <w:p>
       <w:r>
         <w:br/>
-        <w:t>根据内部财务模型测算，南康网络有限公司 在未来三年</w:t>
-        <w:br/>
-        <w:t>收入复合增长率预计可达到 18% 左右。</w:t>
-        <w:br/>
-        <w:t>该预测基于行业需求增长以及公司产能扩张计划。</w:t>
-        <w:br/>
-      </w:r>
-    </w:p>
-    <w:p>
-      <w:r>
-        <w:br/>
-        <w:t>创联世纪科技有限公司 是中国 医疗科技 行业的重要企业之一。</w:t>
-        <w:br/>
-        <w:t>根据华辰资本 资产配置委员会 的研究，该公司成立于 2008 年，</w:t>
-        <w:br/>
-        <w:t>目前员工规模约 3688 人。公司近年来持续加大研发投入，</w:t>
-        <w:br/>
-        <w:t>在核心技术方面形成了较强的竞争壁垒。</w:t>
-        <w:br/>
-      </w:r>
-    </w:p>
-    <w:tbl>
-      <w:tblPr>
-        <w:tblW w:type="auto" w:w="0"/>
-        <w:tblLook w:firstColumn="1" w:firstRow="1" w:lastColumn="0" w:lastRow="0" w:noHBand="0" w:noVBand="1" w:val="04A0"/>
-      </w:tblPr>
-      <w:tblGrid>
-        <w:gridCol w:w="2160"/>
-        <w:gridCol w:w="2160"/>
-        <w:gridCol w:w="2160"/>
-        <w:gridCol w:w="2160"/>
-      </w:tblGrid>
-      <w:tr>
-        <w:tc>
-          <w:tcPr>
-            <w:tcW w:type="dxa" w:w="2160"/>
-          </w:tcPr>
-          <w:p>
-            <w:r>
-              <w:t>公司</w:t>
-            </w:r>
-          </w:p>
-        </w:tc>
-        <w:tc>
-          <w:tcPr>
-            <w:tcW w:type="dxa" w:w="2160"/>
-          </w:tcPr>
-          <w:p>
-            <w:r>
-              <w:t>行业</w:t>
-            </w:r>
-          </w:p>
-        </w:tc>
-        <w:tc>
-          <w:tcPr>
-            <w:tcW w:type="dxa" w:w="2160"/>
-          </w:tcPr>
-          <w:p>
-            <w:r>
-              <w:t>市值</w:t>
-            </w:r>
-          </w:p>
-        </w:tc>
-        <w:tc>
-          <w:tcPr>
-            <w:tcW w:type="dxa" w:w="2160"/>
-          </w:tcPr>
-          <w:p>
-            <w:r>
-              <w:t>增长率</w:t>
-            </w:r>
-          </w:p>
-        </w:tc>
-      </w:tr>
-      <w:tr>
-        <w:tc>
-          <w:tcPr>
-            <w:tcW w:type="dxa" w:w="2160"/>
-          </w:tcPr>
-          <w:p>
-            <w:r>
-              <w:t>天益科技有限公司</w:t>
-            </w:r>
-          </w:p>
-        </w:tc>
-        <w:tc>
-          <w:tcPr>
-            <w:tcW w:type="dxa" w:w="2160"/>
-          </w:tcPr>
-          <w:p>
-            <w:r>
-              <w:t>半导体</w:t>
-            </w:r>
-          </w:p>
-        </w:tc>
-        <w:tc>
-          <w:tcPr>
-            <w:tcW w:type="dxa" w:w="2160"/>
-          </w:tcPr>
-          <w:p>
-            <w:r>
-              <w:t>225亿</w:t>
-            </w:r>
-          </w:p>
-        </w:tc>
-        <w:tc>
-          <w:tcPr>
-            <w:tcW w:type="dxa" w:w="2160"/>
-          </w:tcPr>
-          <w:p>
-            <w:r>
-              <w:t>12%</w:t>
-            </w:r>
-          </w:p>
-        </w:tc>
-      </w:tr>
-      <w:tr>
-        <w:tc>
-          <w:tcPr>
-            <w:tcW w:type="dxa" w:w="2160"/>
-          </w:tcPr>
-          <w:p>
-            <w:r>
-              <w:t>迪摩科技有限公司</w:t>
-            </w:r>
-          </w:p>
-        </w:tc>
-        <w:tc>
-          <w:tcPr>
-            <w:tcW w:type="dxa" w:w="2160"/>
-          </w:tcPr>
-          <w:p>
-            <w:r>
-              <w:t>人工智能</w:t>
-            </w:r>
-          </w:p>
-        </w:tc>
-        <w:tc>
-          <w:tcPr>
-            <w:tcW w:type="dxa" w:w="2160"/>
-          </w:tcPr>
-          <w:p>
-            <w:r>
-              <w:t>392亿</w:t>
-            </w:r>
-          </w:p>
-        </w:tc>
-        <w:tc>
-          <w:tcPr>
-            <w:tcW w:type="dxa" w:w="2160"/>
-          </w:tcPr>
-          <w:p>
-            <w:r>
-              <w:t>20%</w:t>
-            </w:r>
-          </w:p>
-        </w:tc>
-      </w:tr>
-      <w:tr>
-        <w:tc>
-          <w:tcPr>
-            <w:tcW w:type="dxa" w:w="2160"/>
-          </w:tcPr>
-          <w:p>
-            <w:r>
-              <w:t>昂歌信息科技有限公司</w:t>
-            </w:r>
-          </w:p>
-        </w:tc>
-        <w:tc>
-          <w:tcPr>
-            <w:tcW w:type="dxa" w:w="2160"/>
-          </w:tcPr>
-          <w:p>
-            <w:r>
-              <w:t>消费科技</w:t>
-            </w:r>
-          </w:p>
-        </w:tc>
-        <w:tc>
-          <w:tcPr>
-            <w:tcW w:type="dxa" w:w="2160"/>
-          </w:tcPr>
-          <w:p>
-            <w:r>
-              <w:t>112亿</w:t>
-            </w:r>
-          </w:p>
-        </w:tc>
-        <w:tc>
-          <w:tcPr>
-            <w:tcW w:type="dxa" w:w="2160"/>
-          </w:tcPr>
-          <w:p>
-            <w:r>
-              <w:t>22%</w:t>
-            </w:r>
-          </w:p>
-        </w:tc>
-      </w:tr>
-      <w:tr>
-        <w:tc>
-          <w:tcPr>
-            <w:tcW w:type="dxa" w:w="2160"/>
-          </w:tcPr>
-          <w:p>
-            <w:r>
-              <w:t>立信电子网络有限公司</w:t>
-            </w:r>
-          </w:p>
-        </w:tc>
-        <w:tc>
-          <w:tcPr>
-            <w:tcW w:type="dxa" w:w="2160"/>
-          </w:tcPr>
-          <w:p>
-            <w:r>
-              <w:t>云计算</w:t>
-            </w:r>
-          </w:p>
-        </w:tc>
-        <w:tc>
-          <w:tcPr>
-            <w:tcW w:type="dxa" w:w="2160"/>
-          </w:tcPr>
-          <w:p>
-            <w:r>
-              <w:t>533亿</w:t>
-            </w:r>
-          </w:p>
-        </w:tc>
-        <w:tc>
-          <w:tcPr>
-            <w:tcW w:type="dxa" w:w="2160"/>
-          </w:tcPr>
-          <w:p>
-            <w:r>
-              <w:t>10%</w:t>
-            </w:r>
-          </w:p>
-        </w:tc>
-      </w:tr>
-      <w:tr>
-        <w:tc>
-          <w:tcPr>
-            <w:tcW w:type="dxa" w:w="2160"/>
-          </w:tcPr>
-          <w:p>
-            <w:r>
-              <w:t>迪摩科技有限公司</w:t>
-            </w:r>
-          </w:p>
-        </w:tc>
-        <w:tc>
-          <w:tcPr>
-            <w:tcW w:type="dxa" w:w="2160"/>
-          </w:tcPr>
-          <w:p>
-            <w:r>
-              <w:t>人工智能</w:t>
-            </w:r>
-          </w:p>
-        </w:tc>
-        <w:tc>
-          <w:tcPr>
-            <w:tcW w:type="dxa" w:w="2160"/>
-          </w:tcPr>
-          <w:p>
-            <w:r>
-              <w:t>488亿</w:t>
-            </w:r>
-          </w:p>
-        </w:tc>
-        <w:tc>
-          <w:tcPr>
-            <w:tcW w:type="dxa" w:w="2160"/>
-          </w:tcPr>
-          <w:p>
-            <w:r>
-              <w:t>21%</w:t>
-            </w:r>
-          </w:p>
-        </w:tc>
-      </w:tr>
-      <w:tr>
-        <w:tc>
-          <w:tcPr>
-            <w:tcW w:type="dxa" w:w="2160"/>
-          </w:tcPr>
-          <w:p>
-            <w:r>
-              <w:t>信诚致远传媒有限公司</w:t>
-            </w:r>
-          </w:p>
-        </w:tc>
-        <w:tc>
-          <w:tcPr>
-            <w:tcW w:type="dxa" w:w="2160"/>
-          </w:tcPr>
-          <w:p>
-            <w:r>
-              <w:t>人工智能</w:t>
-            </w:r>
-          </w:p>
-        </w:tc>
-        <w:tc>
-          <w:tcPr>
-            <w:tcW w:type="dxa" w:w="2160"/>
-          </w:tcPr>
-          <w:p>
-            <w:r>
-              <w:t>753亿</w:t>
-            </w:r>
-          </w:p>
-        </w:tc>
-        <w:tc>
-          <w:tcPr>
-            <w:tcW w:type="dxa" w:w="2160"/>
-          </w:tcPr>
-          <w:p>
-            <w:r>
-              <w:t>24%</w:t>
-            </w:r>
-          </w:p>
-        </w:tc>
-      </w:tr>
-      <w:tr>
-        <w:tc>
-          <w:tcPr>
-            <w:tcW w:type="dxa" w:w="2160"/>
-          </w:tcPr>
-          <w:p>
-            <w:r>
-              <w:t>九方网络有限公司</w:t>
-            </w:r>
-          </w:p>
-        </w:tc>
-        <w:tc>
-          <w:tcPr>
-            <w:tcW w:type="dxa" w:w="2160"/>
-          </w:tcPr>
-          <w:p>
-            <w:r>
-              <w:t>新能源</w:t>
-            </w:r>
-          </w:p>
-        </w:tc>
-        <w:tc>
-          <w:tcPr>
-            <w:tcW w:type="dxa" w:w="2160"/>
-          </w:tcPr>
-          <w:p>
-            <w:r>
-              <w:t>215亿</w:t>
-            </w:r>
-          </w:p>
-        </w:tc>
-        <w:tc>
-          <w:tcPr>
-            <w:tcW w:type="dxa" w:w="2160"/>
-          </w:tcPr>
-          <w:p>
-            <w:r>
-              <w:t>19%</w:t>
-            </w:r>
-          </w:p>
-        </w:tc>
-      </w:tr>
-      <w:tr>
-        <w:tc>
-          <w:tcPr>
-            <w:tcW w:type="dxa" w:w="2160"/>
-          </w:tcPr>
-          <w:p>
-            <w:r>
-              <w:t>佳禾科技有限公司</w:t>
-            </w:r>
-          </w:p>
-        </w:tc>
-        <w:tc>
-          <w:tcPr>
-            <w:tcW w:type="dxa" w:w="2160"/>
-          </w:tcPr>
-          <w:p>
-            <w:r>
-              <w:t>半导体</w:t>
-            </w:r>
-          </w:p>
-        </w:tc>
-        <w:tc>
-          <w:tcPr>
-            <w:tcW w:type="dxa" w:w="2160"/>
-          </w:tcPr>
-          <w:p>
-            <w:r>
-              <w:t>418亿</w:t>
-            </w:r>
-          </w:p>
-        </w:tc>
-        <w:tc>
-          <w:tcPr>
-            <w:tcW w:type="dxa" w:w="2160"/>
-          </w:tcPr>
-          <w:p>
-            <w:r>
-              <w:t>13%</w:t>
-            </w:r>
-          </w:p>
-        </w:tc>
-      </w:tr>
-      <w:tr>
-        <w:tc>
-          <w:tcPr>
-            <w:tcW w:type="dxa" w:w="2160"/>
-          </w:tcPr>
-          <w:p>
-            <w:r>
-              <w:t>银嘉信息有限公司</w:t>
-            </w:r>
-          </w:p>
-        </w:tc>
-        <w:tc>
-          <w:tcPr>
-            <w:tcW w:type="dxa" w:w="2160"/>
-          </w:tcPr>
-          <w:p>
-            <w:r>
-              <w:t>消费科技</w:t>
-            </w:r>
-          </w:p>
-        </w:tc>
-        <w:tc>
-          <w:tcPr>
-            <w:tcW w:type="dxa" w:w="2160"/>
-          </w:tcPr>
-          <w:p>
-            <w:r>
-              <w:t>554亿</w:t>
-            </w:r>
-          </w:p>
-        </w:tc>
-        <w:tc>
-          <w:tcPr>
-            <w:tcW w:type="dxa" w:w="2160"/>
-          </w:tcPr>
-          <w:p>
-            <w:r>
-              <w:t>22%</w:t>
-            </w:r>
-          </w:p>
-        </w:tc>
-      </w:tr>
-      <w:tr>
-        <w:tc>
-          <w:tcPr>
-            <w:tcW w:type="dxa" w:w="2160"/>
-          </w:tcPr>
-          <w:p>
-            <w:r>
-              <w:t>和泰科技有限公司</w:t>
-            </w:r>
-          </w:p>
-        </w:tc>
-        <w:tc>
-          <w:tcPr>
-            <w:tcW w:type="dxa" w:w="2160"/>
-          </w:tcPr>
-          <w:p>
-            <w:r>
-              <w:t>人工智能</w:t>
-            </w:r>
-          </w:p>
-        </w:tc>
-        <w:tc>
-          <w:tcPr>
-            <w:tcW w:type="dxa" w:w="2160"/>
-          </w:tcPr>
-          <w:p>
-            <w:r>
-              <w:t>762亿</w:t>
-            </w:r>
-          </w:p>
-        </w:tc>
-        <w:tc>
-          <w:tcPr>
-            <w:tcW w:type="dxa" w:w="2160"/>
-          </w:tcPr>
-          <w:p>
-            <w:r>
-              <w:t>17%</w:t>
-            </w:r>
-          </w:p>
-        </w:tc>
-      </w:tr>
-      <w:tr>
-        <w:tc>
-          <w:tcPr>
-            <w:tcW w:type="dxa" w:w="2160"/>
-          </w:tcPr>
-          <w:p>
-            <w:r>
-              <w:t>和泰传媒有限公司</w:t>
-            </w:r>
-          </w:p>
-        </w:tc>
-        <w:tc>
-          <w:tcPr>
-            <w:tcW w:type="dxa" w:w="2160"/>
-          </w:tcPr>
-          <w:p>
-            <w:r>
-              <w:t>消费科技</w:t>
-            </w:r>
-          </w:p>
-        </w:tc>
-        <w:tc>
-          <w:tcPr>
-            <w:tcW w:type="dxa" w:w="2160"/>
-          </w:tcPr>
-          <w:p>
-            <w:r>
-              <w:t>534亿</w:t>
-            </w:r>
-          </w:p>
-        </w:tc>
-        <w:tc>
-          <w:tcPr>
-            <w:tcW w:type="dxa" w:w="2160"/>
-          </w:tcPr>
-          <w:p>
-            <w:r>
-              <w:t>21%</w:t>
-            </w:r>
-          </w:p>
-        </w:tc>
-      </w:tr>
-      <w:tr>
-        <w:tc>
-          <w:tcPr>
-            <w:tcW w:type="dxa" w:w="2160"/>
-          </w:tcPr>
-          <w:p>
-            <w:r>
-              <w:t>兰金电子网络有限公司</w:t>
-            </w:r>
-          </w:p>
-        </w:tc>
-        <w:tc>
-          <w:tcPr>
-            <w:tcW w:type="dxa" w:w="2160"/>
-          </w:tcPr>
-          <w:p>
-            <w:r>
-              <w:t>消费科技</w:t>
-            </w:r>
-          </w:p>
-        </w:tc>
-        <w:tc>
-          <w:tcPr>
-            <w:tcW w:type="dxa" w:w="2160"/>
-          </w:tcPr>
-          <w:p>
-            <w:r>
-              <w:t>227亿</w:t>
-            </w:r>
-          </w:p>
-        </w:tc>
-        <w:tc>
-          <w:tcPr>
-            <w:tcW w:type="dxa" w:w="2160"/>
-          </w:tcPr>
-          <w:p>
-            <w:r>
-              <w:t>25%</w:t>
-            </w:r>
-          </w:p>
-        </w:tc>
-      </w:tr>
-      <w:tr>
-        <w:tc>
-          <w:tcPr>
-            <w:tcW w:type="dxa" w:w="2160"/>
-          </w:tcPr>
-          <w:p>
-            <w:r>
-              <w:t>和泰传媒有限公司</w:t>
-            </w:r>
-          </w:p>
-        </w:tc>
-        <w:tc>
-          <w:tcPr>
-            <w:tcW w:type="dxa" w:w="2160"/>
-          </w:tcPr>
-          <w:p>
-            <w:r>
-              <w:t>消费科技</w:t>
-            </w:r>
-          </w:p>
-        </w:tc>
-        <w:tc>
-          <w:tcPr>
-            <w:tcW w:type="dxa" w:w="2160"/>
-          </w:tcPr>
-          <w:p>
-            <w:r>
-              <w:t>106亿</w:t>
-            </w:r>
-          </w:p>
-        </w:tc>
-        <w:tc>
-          <w:tcPr>
-            <w:tcW w:type="dxa" w:w="2160"/>
-          </w:tcPr>
-          <w:p>
-            <w:r>
-              <w:t>20%</w:t>
-            </w:r>
-          </w:p>
-        </w:tc>
-      </w:tr>
-      <w:tr>
-        <w:tc>
-          <w:tcPr>
-            <w:tcW w:type="dxa" w:w="2160"/>
-          </w:tcPr>
-          <w:p>
-            <w:r>
-              <w:t>浦华众城科技有限公司</w:t>
-            </w:r>
-          </w:p>
-        </w:tc>
-        <w:tc>
-          <w:tcPr>
-            <w:tcW w:type="dxa" w:w="2160"/>
-          </w:tcPr>
-          <w:p>
-            <w:r>
-              <w:t>半导体</w:t>
-            </w:r>
-          </w:p>
-        </w:tc>
-        <w:tc>
-          <w:tcPr>
-            <w:tcW w:type="dxa" w:w="2160"/>
-          </w:tcPr>
-          <w:p>
-            <w:r>
-              <w:t>201亿</w:t>
-            </w:r>
-          </w:p>
-        </w:tc>
-        <w:tc>
-          <w:tcPr>
-            <w:tcW w:type="dxa" w:w="2160"/>
-          </w:tcPr>
-          <w:p>
-            <w:r>
-              <w:t>20%</w:t>
-            </w:r>
-          </w:p>
-        </w:tc>
-      </w:tr>
-      <w:tr>
-        <w:tc>
-          <w:tcPr>
-            <w:tcW w:type="dxa" w:w="2160"/>
-          </w:tcPr>
-          <w:p>
-            <w:r>
-              <w:t>雨林木风计算机科技有限公司</w:t>
-            </w:r>
-          </w:p>
-        </w:tc>
-        <w:tc>
-          <w:tcPr>
-            <w:tcW w:type="dxa" w:w="2160"/>
-          </w:tcPr>
-          <w:p>
-            <w:r>
-              <w:t>人工智能</w:t>
-            </w:r>
-          </w:p>
-        </w:tc>
-        <w:tc>
-          <w:tcPr>
-            <w:tcW w:type="dxa" w:w="2160"/>
-          </w:tcPr>
-          <w:p>
-            <w:r>
-              <w:t>391亿</w:t>
-            </w:r>
-          </w:p>
-        </w:tc>
-        <w:tc>
-          <w:tcPr>
-            <w:tcW w:type="dxa" w:w="2160"/>
-          </w:tcPr>
-          <w:p>
-            <w:r>
-              <w:t>22%</w:t>
-            </w:r>
-          </w:p>
-        </w:tc>
-      </w:tr>
-    </w:tbl>
-    <w:p>
-      <w:pPr>
-        <w:pStyle w:val="Heading1"/>
-      </w:pPr>
-      <w:r>
-        <w:t>行业分析 2</w:t>
-      </w:r>
-    </w:p>
-    <w:p>
-      <w:r>
-        <w:br/>
-        <w:t>艾提科信科技有限公司 是中国 机器人 行业的重要企业之一。</w:t>
-        <w:br/>
-        <w:t>根据华辰资本 量化研究部 的研究，该公司成立于 2017 年，</w:t>
-        <w:br/>
-        <w:t>目前员工规模约 324 人。公司近年来持续加大研发投入，</w:t>
-        <w:br/>
-        <w:t>在核心技术方面形成了较强的竞争壁垒。</w:t>
-        <w:br/>
-      </w:r>
-    </w:p>
-    <w:p>
-      <w:r>
-        <w:br/>
         <w:t>华辰资本旗下的 HC Alpha Growth Fund 在最近的资产配置会议中</w:t>
         <w:br/>
-        <w:t>讨论了 新能源 行业的投资机会，并对 九方网络有限公司</w:t>
+        <w:t>讨论了 新能源 行业的投资机会，并对 富罳网络有限公司</w:t>
         <w:br/>
         <w:t>进行了重点评估。</w:t>
         <w:br/>
@@ -827,2414 +2446,7 @@
     <w:p>
       <w:r>
         <w:br/>
-        <w:t>从产业链角度看，消费科技 行业主要由上游设备厂商、</w:t>
-        <w:br/>
-        <w:t>中游平台企业以及下游应用厂商组成。</w:t>
-        <w:br/>
-        <w:t>精芯信息有限公司 主要位于产业链的 上游 环节。</w:t>
-        <w:br/>
-      </w:r>
-    </w:p>
-    <w:p>
-      <w:r>
-        <w:br/>
-        <w:t>从产业链角度看，半导体 行业主要由上游设备厂商、</w:t>
-        <w:br/>
-        <w:t>中游平台企业以及下游应用厂商组成。</w:t>
-        <w:br/>
-        <w:t>佳禾科技有限公司 主要位于产业链的 中游 环节。</w:t>
-        <w:br/>
-      </w:r>
-    </w:p>
-    <w:p>
-      <w:r>
-        <w:br/>
-        <w:t>从产业链角度看，消费科技 行业主要由上游设备厂商、</w:t>
-        <w:br/>
-        <w:t>中游平台企业以及下游应用厂商组成。</w:t>
-        <w:br/>
-        <w:t>南康网络有限公司 主要位于产业链的 下游 环节。</w:t>
-        <w:br/>
-      </w:r>
-    </w:p>
-    <w:p>
-      <w:r>
-        <w:br/>
         <w:t>风险管理部认为，消费科技 行业仍然面临若干</w:t>
-        <w:br/>
-        <w:t>不确定性因素，包括技术迭代风险、政策变化、</w:t>
-        <w:br/>
-        <w:t>以及市场竞争加剧等问题。</w:t>
-        <w:br/>
-      </w:r>
-    </w:p>
-    <w:p>
-      <w:r>
-        <w:br/>
-        <w:t>东方峻景传媒有限公司 是中国 新能源 行业的重要企业之一。</w:t>
-        <w:br/>
-        <w:t>根据华辰资本 投资策略部 的研究，该公司成立于 2013 年，</w:t>
-        <w:br/>
-        <w:t>目前员工规模约 6208 人。公司近年来持续加大研发投入，</w:t>
-        <w:br/>
-        <w:t>在核心技术方面形成了较强的竞争壁垒。</w:t>
-        <w:br/>
-      </w:r>
-    </w:p>
-    <w:p>
-      <w:r>
-        <w:br/>
-        <w:t>华辰资本旗下的 HC AI Innovation Fund 在最近的资产配置会议中</w:t>
-        <w:br/>
-        <w:t>讨论了 新能源 行业的投资机会，并对 昊嘉网络有限公司</w:t>
-        <w:br/>
-        <w:t>进行了重点评估。</w:t>
-        <w:br/>
-      </w:r>
-    </w:p>
-    <w:tbl>
-      <w:tblPr>
-        <w:tblW w:type="auto" w:w="0"/>
-        <w:tblLook w:firstColumn="1" w:firstRow="1" w:lastColumn="0" w:lastRow="0" w:noHBand="0" w:noVBand="1" w:val="04A0"/>
-      </w:tblPr>
-      <w:tblGrid>
-        <w:gridCol w:w="2160"/>
-        <w:gridCol w:w="2160"/>
-        <w:gridCol w:w="2160"/>
-        <w:gridCol w:w="2160"/>
-      </w:tblGrid>
-      <w:tr>
-        <w:tc>
-          <w:tcPr>
-            <w:tcW w:type="dxa" w:w="2160"/>
-          </w:tcPr>
-          <w:p>
-            <w:r>
-              <w:t>公司</w:t>
-            </w:r>
-          </w:p>
-        </w:tc>
-        <w:tc>
-          <w:tcPr>
-            <w:tcW w:type="dxa" w:w="2160"/>
-          </w:tcPr>
-          <w:p>
-            <w:r>
-              <w:t>行业</w:t>
-            </w:r>
-          </w:p>
-        </w:tc>
-        <w:tc>
-          <w:tcPr>
-            <w:tcW w:type="dxa" w:w="2160"/>
-          </w:tcPr>
-          <w:p>
-            <w:r>
-              <w:t>市值</w:t>
-            </w:r>
-          </w:p>
-        </w:tc>
-        <w:tc>
-          <w:tcPr>
-            <w:tcW w:type="dxa" w:w="2160"/>
-          </w:tcPr>
-          <w:p>
-            <w:r>
-              <w:t>增长率</w:t>
-            </w:r>
-          </w:p>
-        </w:tc>
-      </w:tr>
-      <w:tr>
-        <w:tc>
-          <w:tcPr>
-            <w:tcW w:type="dxa" w:w="2160"/>
-          </w:tcPr>
-          <w:p>
-            <w:r>
-              <w:t>雨林木风计算机科技有限公司</w:t>
-            </w:r>
-          </w:p>
-        </w:tc>
-        <w:tc>
-          <w:tcPr>
-            <w:tcW w:type="dxa" w:w="2160"/>
-          </w:tcPr>
-          <w:p>
-            <w:r>
-              <w:t>人工智能</w:t>
-            </w:r>
-          </w:p>
-        </w:tc>
-        <w:tc>
-          <w:tcPr>
-            <w:tcW w:type="dxa" w:w="2160"/>
-          </w:tcPr>
-          <w:p>
-            <w:r>
-              <w:t>120亿</w:t>
-            </w:r>
-          </w:p>
-        </w:tc>
-        <w:tc>
-          <w:tcPr>
-            <w:tcW w:type="dxa" w:w="2160"/>
-          </w:tcPr>
-          <w:p>
-            <w:r>
-              <w:t>24%</w:t>
-            </w:r>
-          </w:p>
-        </w:tc>
-      </w:tr>
-      <w:tr>
-        <w:tc>
-          <w:tcPr>
-            <w:tcW w:type="dxa" w:w="2160"/>
-          </w:tcPr>
-          <w:p>
-            <w:r>
-              <w:t>佳禾科技有限公司</w:t>
-            </w:r>
-          </w:p>
-        </w:tc>
-        <w:tc>
-          <w:tcPr>
-            <w:tcW w:type="dxa" w:w="2160"/>
-          </w:tcPr>
-          <w:p>
-            <w:r>
-              <w:t>半导体</w:t>
-            </w:r>
-          </w:p>
-        </w:tc>
-        <w:tc>
-          <w:tcPr>
-            <w:tcW w:type="dxa" w:w="2160"/>
-          </w:tcPr>
-          <w:p>
-            <w:r>
-              <w:t>275亿</w:t>
-            </w:r>
-          </w:p>
-        </w:tc>
-        <w:tc>
-          <w:tcPr>
-            <w:tcW w:type="dxa" w:w="2160"/>
-          </w:tcPr>
-          <w:p>
-            <w:r>
-              <w:t>5%</w:t>
-            </w:r>
-          </w:p>
-        </w:tc>
-      </w:tr>
-      <w:tr>
-        <w:tc>
-          <w:tcPr>
-            <w:tcW w:type="dxa" w:w="2160"/>
-          </w:tcPr>
-          <w:p>
-            <w:r>
-              <w:t>济南亿次元网络有限公司</w:t>
-            </w:r>
-          </w:p>
-        </w:tc>
-        <w:tc>
-          <w:tcPr>
-            <w:tcW w:type="dxa" w:w="2160"/>
-          </w:tcPr>
-          <w:p>
-            <w:r>
-              <w:t>机器人</w:t>
-            </w:r>
-          </w:p>
-        </w:tc>
-        <w:tc>
-          <w:tcPr>
-            <w:tcW w:type="dxa" w:w="2160"/>
-          </w:tcPr>
-          <w:p>
-            <w:r>
-              <w:t>118亿</w:t>
-            </w:r>
-          </w:p>
-        </w:tc>
-        <w:tc>
-          <w:tcPr>
-            <w:tcW w:type="dxa" w:w="2160"/>
-          </w:tcPr>
-          <w:p>
-            <w:r>
-              <w:t>19%</w:t>
-            </w:r>
-          </w:p>
-        </w:tc>
-      </w:tr>
-      <w:tr>
-        <w:tc>
-          <w:tcPr>
-            <w:tcW w:type="dxa" w:w="2160"/>
-          </w:tcPr>
-          <w:p>
-            <w:r>
-              <w:t>浦华众城科技有限公司</w:t>
-            </w:r>
-          </w:p>
-        </w:tc>
-        <w:tc>
-          <w:tcPr>
-            <w:tcW w:type="dxa" w:w="2160"/>
-          </w:tcPr>
-          <w:p>
-            <w:r>
-              <w:t>半导体</w:t>
-            </w:r>
-          </w:p>
-        </w:tc>
-        <w:tc>
-          <w:tcPr>
-            <w:tcW w:type="dxa" w:w="2160"/>
-          </w:tcPr>
-          <w:p>
-            <w:r>
-              <w:t>696亿</w:t>
-            </w:r>
-          </w:p>
-        </w:tc>
-        <w:tc>
-          <w:tcPr>
-            <w:tcW w:type="dxa" w:w="2160"/>
-          </w:tcPr>
-          <w:p>
-            <w:r>
-              <w:t>19%</w:t>
-            </w:r>
-          </w:p>
-        </w:tc>
-      </w:tr>
-      <w:tr>
-        <w:tc>
-          <w:tcPr>
-            <w:tcW w:type="dxa" w:w="2160"/>
-          </w:tcPr>
-          <w:p>
-            <w:r>
-              <w:t>华远软件信息有限公司</w:t>
-            </w:r>
-          </w:p>
-        </w:tc>
-        <w:tc>
-          <w:tcPr>
-            <w:tcW w:type="dxa" w:w="2160"/>
-          </w:tcPr>
-          <w:p>
-            <w:r>
-              <w:t>半导体</w:t>
-            </w:r>
-          </w:p>
-        </w:tc>
-        <w:tc>
-          <w:tcPr>
-            <w:tcW w:type="dxa" w:w="2160"/>
-          </w:tcPr>
-          <w:p>
-            <w:r>
-              <w:t>539亿</w:t>
-            </w:r>
-          </w:p>
-        </w:tc>
-        <w:tc>
-          <w:tcPr>
-            <w:tcW w:type="dxa" w:w="2160"/>
-          </w:tcPr>
-          <w:p>
-            <w:r>
-              <w:t>9%</w:t>
-            </w:r>
-          </w:p>
-        </w:tc>
-      </w:tr>
-      <w:tr>
-        <w:tc>
-          <w:tcPr>
-            <w:tcW w:type="dxa" w:w="2160"/>
-          </w:tcPr>
-          <w:p>
-            <w:r>
-              <w:t>东方峻景传媒有限公司</w:t>
-            </w:r>
-          </w:p>
-        </w:tc>
-        <w:tc>
-          <w:tcPr>
-            <w:tcW w:type="dxa" w:w="2160"/>
-          </w:tcPr>
-          <w:p>
-            <w:r>
-              <w:t>新能源</w:t>
-            </w:r>
-          </w:p>
-        </w:tc>
-        <w:tc>
-          <w:tcPr>
-            <w:tcW w:type="dxa" w:w="2160"/>
-          </w:tcPr>
-          <w:p>
-            <w:r>
-              <w:t>675亿</w:t>
-            </w:r>
-          </w:p>
-        </w:tc>
-        <w:tc>
-          <w:tcPr>
-            <w:tcW w:type="dxa" w:w="2160"/>
-          </w:tcPr>
-          <w:p>
-            <w:r>
-              <w:t>25%</w:t>
-            </w:r>
-          </w:p>
-        </w:tc>
-      </w:tr>
-      <w:tr>
-        <w:tc>
-          <w:tcPr>
-            <w:tcW w:type="dxa" w:w="2160"/>
-          </w:tcPr>
-          <w:p>
-            <w:r>
-              <w:t>昂歌信息科技有限公司</w:t>
-            </w:r>
-          </w:p>
-        </w:tc>
-        <w:tc>
-          <w:tcPr>
-            <w:tcW w:type="dxa" w:w="2160"/>
-          </w:tcPr>
-          <w:p>
-            <w:r>
-              <w:t>消费科技</w:t>
-            </w:r>
-          </w:p>
-        </w:tc>
-        <w:tc>
-          <w:tcPr>
-            <w:tcW w:type="dxa" w:w="2160"/>
-          </w:tcPr>
-          <w:p>
-            <w:r>
-              <w:t>800亿</w:t>
-            </w:r>
-          </w:p>
-        </w:tc>
-        <w:tc>
-          <w:tcPr>
-            <w:tcW w:type="dxa" w:w="2160"/>
-          </w:tcPr>
-          <w:p>
-            <w:r>
-              <w:t>16%</w:t>
-            </w:r>
-          </w:p>
-        </w:tc>
-      </w:tr>
-      <w:tr>
-        <w:tc>
-          <w:tcPr>
-            <w:tcW w:type="dxa" w:w="2160"/>
-          </w:tcPr>
-          <w:p>
-            <w:r>
-              <w:t>九方信息有限公司</w:t>
-            </w:r>
-          </w:p>
-        </w:tc>
-        <w:tc>
-          <w:tcPr>
-            <w:tcW w:type="dxa" w:w="2160"/>
-          </w:tcPr>
-          <w:p>
-            <w:r>
-              <w:t>新能源</w:t>
-            </w:r>
-          </w:p>
-        </w:tc>
-        <w:tc>
-          <w:tcPr>
-            <w:tcW w:type="dxa" w:w="2160"/>
-          </w:tcPr>
-          <w:p>
-            <w:r>
-              <w:t>588亿</w:t>
-            </w:r>
-          </w:p>
-        </w:tc>
-        <w:tc>
-          <w:tcPr>
-            <w:tcW w:type="dxa" w:w="2160"/>
-          </w:tcPr>
-          <w:p>
-            <w:r>
-              <w:t>6%</w:t>
-            </w:r>
-          </w:p>
-        </w:tc>
-      </w:tr>
-      <w:tr>
-        <w:tc>
-          <w:tcPr>
-            <w:tcW w:type="dxa" w:w="2160"/>
-          </w:tcPr>
-          <w:p>
-            <w:r>
-              <w:t>佳禾科技有限公司</w:t>
-            </w:r>
-          </w:p>
-        </w:tc>
-        <w:tc>
-          <w:tcPr>
-            <w:tcW w:type="dxa" w:w="2160"/>
-          </w:tcPr>
-          <w:p>
-            <w:r>
-              <w:t>半导体</w:t>
-            </w:r>
-          </w:p>
-        </w:tc>
-        <w:tc>
-          <w:tcPr>
-            <w:tcW w:type="dxa" w:w="2160"/>
-          </w:tcPr>
-          <w:p>
-            <w:r>
-              <w:t>360亿</w:t>
-            </w:r>
-          </w:p>
-        </w:tc>
-        <w:tc>
-          <w:tcPr>
-            <w:tcW w:type="dxa" w:w="2160"/>
-          </w:tcPr>
-          <w:p>
-            <w:r>
-              <w:t>21%</w:t>
-            </w:r>
-          </w:p>
-        </w:tc>
-      </w:tr>
-      <w:tr>
-        <w:tc>
-          <w:tcPr>
-            <w:tcW w:type="dxa" w:w="2160"/>
-          </w:tcPr>
-          <w:p>
-            <w:r>
-              <w:t>立信电子网络有限公司</w:t>
-            </w:r>
-          </w:p>
-        </w:tc>
-        <w:tc>
-          <w:tcPr>
-            <w:tcW w:type="dxa" w:w="2160"/>
-          </w:tcPr>
-          <w:p>
-            <w:r>
-              <w:t>云计算</w:t>
-            </w:r>
-          </w:p>
-        </w:tc>
-        <w:tc>
-          <w:tcPr>
-            <w:tcW w:type="dxa" w:w="2160"/>
-          </w:tcPr>
-          <w:p>
-            <w:r>
-              <w:t>456亿</w:t>
-            </w:r>
-          </w:p>
-        </w:tc>
-        <w:tc>
-          <w:tcPr>
-            <w:tcW w:type="dxa" w:w="2160"/>
-          </w:tcPr>
-          <w:p>
-            <w:r>
-              <w:t>24%</w:t>
-            </w:r>
-          </w:p>
-        </w:tc>
-      </w:tr>
-      <w:tr>
-        <w:tc>
-          <w:tcPr>
-            <w:tcW w:type="dxa" w:w="2160"/>
-          </w:tcPr>
-          <w:p>
-            <w:r>
-              <w:t>和泰传媒有限公司</w:t>
-            </w:r>
-          </w:p>
-        </w:tc>
-        <w:tc>
-          <w:tcPr>
-            <w:tcW w:type="dxa" w:w="2160"/>
-          </w:tcPr>
-          <w:p>
-            <w:r>
-              <w:t>消费科技</w:t>
-            </w:r>
-          </w:p>
-        </w:tc>
-        <w:tc>
-          <w:tcPr>
-            <w:tcW w:type="dxa" w:w="2160"/>
-          </w:tcPr>
-          <w:p>
-            <w:r>
-              <w:t>759亿</w:t>
-            </w:r>
-          </w:p>
-        </w:tc>
-        <w:tc>
-          <w:tcPr>
-            <w:tcW w:type="dxa" w:w="2160"/>
-          </w:tcPr>
-          <w:p>
-            <w:r>
-              <w:t>8%</w:t>
-            </w:r>
-          </w:p>
-        </w:tc>
-      </w:tr>
-      <w:tr>
-        <w:tc>
-          <w:tcPr>
-            <w:tcW w:type="dxa" w:w="2160"/>
-          </w:tcPr>
-          <w:p>
-            <w:r>
-              <w:t>浦华众城科技有限公司</w:t>
-            </w:r>
-          </w:p>
-        </w:tc>
-        <w:tc>
-          <w:tcPr>
-            <w:tcW w:type="dxa" w:w="2160"/>
-          </w:tcPr>
-          <w:p>
-            <w:r>
-              <w:t>半导体</w:t>
-            </w:r>
-          </w:p>
-        </w:tc>
-        <w:tc>
-          <w:tcPr>
-            <w:tcW w:type="dxa" w:w="2160"/>
-          </w:tcPr>
-          <w:p>
-            <w:r>
-              <w:t>595亿</w:t>
-            </w:r>
-          </w:p>
-        </w:tc>
-        <w:tc>
-          <w:tcPr>
-            <w:tcW w:type="dxa" w:w="2160"/>
-          </w:tcPr>
-          <w:p>
-            <w:r>
-              <w:t>22%</w:t>
-            </w:r>
-          </w:p>
-        </w:tc>
-      </w:tr>
-      <w:tr>
-        <w:tc>
-          <w:tcPr>
-            <w:tcW w:type="dxa" w:w="2160"/>
-          </w:tcPr>
-          <w:p>
-            <w:r>
-              <w:t>南康网络有限公司</w:t>
-            </w:r>
-          </w:p>
-        </w:tc>
-        <w:tc>
-          <w:tcPr>
-            <w:tcW w:type="dxa" w:w="2160"/>
-          </w:tcPr>
-          <w:p>
-            <w:r>
-              <w:t>消费科技</w:t>
-            </w:r>
-          </w:p>
-        </w:tc>
-        <w:tc>
-          <w:tcPr>
-            <w:tcW w:type="dxa" w:w="2160"/>
-          </w:tcPr>
-          <w:p>
-            <w:r>
-              <w:t>324亿</w:t>
-            </w:r>
-          </w:p>
-        </w:tc>
-        <w:tc>
-          <w:tcPr>
-            <w:tcW w:type="dxa" w:w="2160"/>
-          </w:tcPr>
-          <w:p>
-            <w:r>
-              <w:t>20%</w:t>
-            </w:r>
-          </w:p>
-        </w:tc>
-      </w:tr>
-      <w:tr>
-        <w:tc>
-          <w:tcPr>
-            <w:tcW w:type="dxa" w:w="2160"/>
-          </w:tcPr>
-          <w:p>
-            <w:r>
-              <w:t>新宇龙信息传媒有限公司</w:t>
-            </w:r>
-          </w:p>
-        </w:tc>
-        <w:tc>
-          <w:tcPr>
-            <w:tcW w:type="dxa" w:w="2160"/>
-          </w:tcPr>
-          <w:p>
-            <w:r>
-              <w:t>机器人</w:t>
-            </w:r>
-          </w:p>
-        </w:tc>
-        <w:tc>
-          <w:tcPr>
-            <w:tcW w:type="dxa" w:w="2160"/>
-          </w:tcPr>
-          <w:p>
-            <w:r>
-              <w:t>701亿</w:t>
-            </w:r>
-          </w:p>
-        </w:tc>
-        <w:tc>
-          <w:tcPr>
-            <w:tcW w:type="dxa" w:w="2160"/>
-          </w:tcPr>
-          <w:p>
-            <w:r>
-              <w:t>12%</w:t>
-            </w:r>
-          </w:p>
-        </w:tc>
-      </w:tr>
-      <w:tr>
-        <w:tc>
-          <w:tcPr>
-            <w:tcW w:type="dxa" w:w="2160"/>
-          </w:tcPr>
-          <w:p>
-            <w:r>
-              <w:t>精芯科技有限公司</w:t>
-            </w:r>
-          </w:p>
-        </w:tc>
-        <w:tc>
-          <w:tcPr>
-            <w:tcW w:type="dxa" w:w="2160"/>
-          </w:tcPr>
-          <w:p>
-            <w:r>
-              <w:t>云计算</w:t>
-            </w:r>
-          </w:p>
-        </w:tc>
-        <w:tc>
-          <w:tcPr>
-            <w:tcW w:type="dxa" w:w="2160"/>
-          </w:tcPr>
-          <w:p>
-            <w:r>
-              <w:t>296亿</w:t>
-            </w:r>
-          </w:p>
-        </w:tc>
-        <w:tc>
-          <w:tcPr>
-            <w:tcW w:type="dxa" w:w="2160"/>
-          </w:tcPr>
-          <w:p>
-            <w:r>
-              <w:t>7%</w:t>
-            </w:r>
-          </w:p>
-        </w:tc>
-      </w:tr>
-    </w:tbl>
-    <w:p>
-      <w:pPr>
-        <w:pStyle w:val="Heading1"/>
-      </w:pPr>
-      <w:r>
-        <w:t>行业分析 3</w:t>
-      </w:r>
-    </w:p>
-    <w:p>
-      <w:r>
-        <w:br/>
-        <w:t>从产业链角度看，医疗科技 行业主要由上游设备厂商、</w:t>
-        <w:br/>
-        <w:t>中游平台企业以及下游应用厂商组成。</w:t>
-        <w:br/>
-        <w:t>创联世纪科技有限公司 主要位于产业链的 下游 环节。</w:t>
-        <w:br/>
-      </w:r>
-    </w:p>
-    <w:p>
-      <w:r>
-        <w:br/>
-        <w:t>根据内部财务模型测算，国讯网络有限公司 在未来三年</w:t>
-        <w:br/>
-        <w:t>收入复合增长率预计可达到 24% 左右。</w:t>
-        <w:br/>
-        <w:t>该预测基于行业需求增长以及公司产能扩张计划。</w:t>
-        <w:br/>
-      </w:r>
-    </w:p>
-    <w:p>
-      <w:r>
-        <w:br/>
-        <w:t>华辰资本旗下的 HC Alpha Growth Fund 在最近的资产配置会议中</w:t>
-        <w:br/>
-        <w:t>讨论了 半导体 行业的投资机会，并对 天益科技有限公司</w:t>
-        <w:br/>
-        <w:t>进行了重点评估。</w:t>
-        <w:br/>
-      </w:r>
-    </w:p>
-    <w:p>
-      <w:r>
-        <w:br/>
-        <w:t>根据内部财务模型测算，鸿睿思博网络有限公司 在未来三年</w:t>
-        <w:br/>
-        <w:t>收入复合增长率预计可达到 10% 左右。</w:t>
-        <w:br/>
-        <w:t>该预测基于行业需求增长以及公司产能扩张计划。</w:t>
-        <w:br/>
-      </w:r>
-    </w:p>
-    <w:p>
-      <w:r>
-        <w:br/>
-        <w:t>华辰资本旗下的 HC Global Macro Fund 在最近的资产配置会议中</w:t>
-        <w:br/>
-        <w:t>讨论了 新能源 行业的投资机会，并对 飞利信科技有限公司</w:t>
-        <w:br/>
-        <w:t>进行了重点评估。</w:t>
-        <w:br/>
-      </w:r>
-    </w:p>
-    <w:p>
-      <w:r>
-        <w:br/>
-        <w:t>东方峻景网络有限公司 是中国 机器人 行业的重要企业之一。</w:t>
-        <w:br/>
-        <w:t>根据华辰资本 风险管理部 的研究，该公司成立于 2020 年，</w:t>
-        <w:br/>
-        <w:t>目前员工规模约 7859 人。公司近年来持续加大研发投入，</w:t>
-        <w:br/>
-        <w:t>在核心技术方面形成了较强的竞争壁垒。</w:t>
-        <w:br/>
-      </w:r>
-    </w:p>
-    <w:p>
-      <w:r>
-        <w:br/>
-        <w:t>东方峻景网络有限公司 是中国 机器人 行业的重要企业之一。</w:t>
-        <w:br/>
-        <w:t>根据华辰资本 投资委员会 的研究，该公司成立于 2020 年，</w:t>
-        <w:br/>
-        <w:t>目前员工规模约 7859 人。公司近年来持续加大研发投入，</w:t>
-        <w:br/>
-        <w:t>在核心技术方面形成了较强的竞争壁垒。</w:t>
-        <w:br/>
-      </w:r>
-    </w:p>
-    <w:p>
-      <w:r>
-        <w:br/>
-        <w:t>根据内部财务模型测算，迪摩科技有限公司 在未来三年</w:t>
-        <w:br/>
-        <w:t>收入复合增长率预计可达到 34% 左右。</w:t>
-        <w:br/>
-        <w:t>该预测基于行业需求增长以及公司产能扩张计划。</w:t>
-        <w:br/>
-      </w:r>
-    </w:p>
-    <w:tbl>
-      <w:tblPr>
-        <w:tblW w:type="auto" w:w="0"/>
-        <w:tblLook w:firstColumn="1" w:firstRow="1" w:lastColumn="0" w:lastRow="0" w:noHBand="0" w:noVBand="1" w:val="04A0"/>
-      </w:tblPr>
-      <w:tblGrid>
-        <w:gridCol w:w="2160"/>
-        <w:gridCol w:w="2160"/>
-        <w:gridCol w:w="2160"/>
-        <w:gridCol w:w="2160"/>
-      </w:tblGrid>
-      <w:tr>
-        <w:tc>
-          <w:tcPr>
-            <w:tcW w:type="dxa" w:w="2160"/>
-          </w:tcPr>
-          <w:p>
-            <w:r>
-              <w:t>公司</w:t>
-            </w:r>
-          </w:p>
-        </w:tc>
-        <w:tc>
-          <w:tcPr>
-            <w:tcW w:type="dxa" w:w="2160"/>
-          </w:tcPr>
-          <w:p>
-            <w:r>
-              <w:t>行业</w:t>
-            </w:r>
-          </w:p>
-        </w:tc>
-        <w:tc>
-          <w:tcPr>
-            <w:tcW w:type="dxa" w:w="2160"/>
-          </w:tcPr>
-          <w:p>
-            <w:r>
-              <w:t>市值</w:t>
-            </w:r>
-          </w:p>
-        </w:tc>
-        <w:tc>
-          <w:tcPr>
-            <w:tcW w:type="dxa" w:w="2160"/>
-          </w:tcPr>
-          <w:p>
-            <w:r>
-              <w:t>增长率</w:t>
-            </w:r>
-          </w:p>
-        </w:tc>
-      </w:tr>
-      <w:tr>
-        <w:tc>
-          <w:tcPr>
-            <w:tcW w:type="dxa" w:w="2160"/>
-          </w:tcPr>
-          <w:p>
-            <w:r>
-              <w:t>东方峻景网络有限公司</w:t>
-            </w:r>
-          </w:p>
-        </w:tc>
-        <w:tc>
-          <w:tcPr>
-            <w:tcW w:type="dxa" w:w="2160"/>
-          </w:tcPr>
-          <w:p>
-            <w:r>
-              <w:t>机器人</w:t>
-            </w:r>
-          </w:p>
-        </w:tc>
-        <w:tc>
-          <w:tcPr>
-            <w:tcW w:type="dxa" w:w="2160"/>
-          </w:tcPr>
-          <w:p>
-            <w:r>
-              <w:t>631亿</w:t>
-            </w:r>
-          </w:p>
-        </w:tc>
-        <w:tc>
-          <w:tcPr>
-            <w:tcW w:type="dxa" w:w="2160"/>
-          </w:tcPr>
-          <w:p>
-            <w:r>
-              <w:t>23%</w:t>
-            </w:r>
-          </w:p>
-        </w:tc>
-      </w:tr>
-      <w:tr>
-        <w:tc>
-          <w:tcPr>
-            <w:tcW w:type="dxa" w:w="2160"/>
-          </w:tcPr>
-          <w:p>
-            <w:r>
-              <w:t>华远软件信息有限公司</w:t>
-            </w:r>
-          </w:p>
-        </w:tc>
-        <w:tc>
-          <w:tcPr>
-            <w:tcW w:type="dxa" w:w="2160"/>
-          </w:tcPr>
-          <w:p>
-            <w:r>
-              <w:t>半导体</w:t>
-            </w:r>
-          </w:p>
-        </w:tc>
-        <w:tc>
-          <w:tcPr>
-            <w:tcW w:type="dxa" w:w="2160"/>
-          </w:tcPr>
-          <w:p>
-            <w:r>
-              <w:t>544亿</w:t>
-            </w:r>
-          </w:p>
-        </w:tc>
-        <w:tc>
-          <w:tcPr>
-            <w:tcW w:type="dxa" w:w="2160"/>
-          </w:tcPr>
-          <w:p>
-            <w:r>
-              <w:t>19%</w:t>
-            </w:r>
-          </w:p>
-        </w:tc>
-      </w:tr>
-      <w:tr>
-        <w:tc>
-          <w:tcPr>
-            <w:tcW w:type="dxa" w:w="2160"/>
-          </w:tcPr>
-          <w:p>
-            <w:r>
-              <w:t>富罳信息有限公司</w:t>
-            </w:r>
-          </w:p>
-        </w:tc>
-        <w:tc>
-          <w:tcPr>
-            <w:tcW w:type="dxa" w:w="2160"/>
-          </w:tcPr>
-          <w:p>
-            <w:r>
-              <w:t>医疗科技</w:t>
-            </w:r>
-          </w:p>
-        </w:tc>
-        <w:tc>
-          <w:tcPr>
-            <w:tcW w:type="dxa" w:w="2160"/>
-          </w:tcPr>
-          <w:p>
-            <w:r>
-              <w:t>668亿</w:t>
-            </w:r>
-          </w:p>
-        </w:tc>
-        <w:tc>
-          <w:tcPr>
-            <w:tcW w:type="dxa" w:w="2160"/>
-          </w:tcPr>
-          <w:p>
-            <w:r>
-              <w:t>19%</w:t>
-            </w:r>
-          </w:p>
-        </w:tc>
-      </w:tr>
-      <w:tr>
-        <w:tc>
-          <w:tcPr>
-            <w:tcW w:type="dxa" w:w="2160"/>
-          </w:tcPr>
-          <w:p>
-            <w:r>
-              <w:t>迪摩科技有限公司</w:t>
-            </w:r>
-          </w:p>
-        </w:tc>
-        <w:tc>
-          <w:tcPr>
-            <w:tcW w:type="dxa" w:w="2160"/>
-          </w:tcPr>
-          <w:p>
-            <w:r>
-              <w:t>人工智能</w:t>
-            </w:r>
-          </w:p>
-        </w:tc>
-        <w:tc>
-          <w:tcPr>
-            <w:tcW w:type="dxa" w:w="2160"/>
-          </w:tcPr>
-          <w:p>
-            <w:r>
-              <w:t>440亿</w:t>
-            </w:r>
-          </w:p>
-        </w:tc>
-        <w:tc>
-          <w:tcPr>
-            <w:tcW w:type="dxa" w:w="2160"/>
-          </w:tcPr>
-          <w:p>
-            <w:r>
-              <w:t>12%</w:t>
-            </w:r>
-          </w:p>
-        </w:tc>
-      </w:tr>
-      <w:tr>
-        <w:tc>
-          <w:tcPr>
-            <w:tcW w:type="dxa" w:w="2160"/>
-          </w:tcPr>
-          <w:p>
-            <w:r>
-              <w:t>浦华众城科技有限公司</w:t>
-            </w:r>
-          </w:p>
-        </w:tc>
-        <w:tc>
-          <w:tcPr>
-            <w:tcW w:type="dxa" w:w="2160"/>
-          </w:tcPr>
-          <w:p>
-            <w:r>
-              <w:t>半导体</w:t>
-            </w:r>
-          </w:p>
-        </w:tc>
-        <w:tc>
-          <w:tcPr>
-            <w:tcW w:type="dxa" w:w="2160"/>
-          </w:tcPr>
-          <w:p>
-            <w:r>
-              <w:t>428亿</w:t>
-            </w:r>
-          </w:p>
-        </w:tc>
-        <w:tc>
-          <w:tcPr>
-            <w:tcW w:type="dxa" w:w="2160"/>
-          </w:tcPr>
-          <w:p>
-            <w:r>
-              <w:t>18%</w:t>
-            </w:r>
-          </w:p>
-        </w:tc>
-      </w:tr>
-      <w:tr>
-        <w:tc>
-          <w:tcPr>
-            <w:tcW w:type="dxa" w:w="2160"/>
-          </w:tcPr>
-          <w:p>
-            <w:r>
-              <w:t>创亿网络有限公司</w:t>
-            </w:r>
-          </w:p>
-        </w:tc>
-        <w:tc>
-          <w:tcPr>
-            <w:tcW w:type="dxa" w:w="2160"/>
-          </w:tcPr>
-          <w:p>
-            <w:r>
-              <w:t>云计算</w:t>
-            </w:r>
-          </w:p>
-        </w:tc>
-        <w:tc>
-          <w:tcPr>
-            <w:tcW w:type="dxa" w:w="2160"/>
-          </w:tcPr>
-          <w:p>
-            <w:r>
-              <w:t>775亿</w:t>
-            </w:r>
-          </w:p>
-        </w:tc>
-        <w:tc>
-          <w:tcPr>
-            <w:tcW w:type="dxa" w:w="2160"/>
-          </w:tcPr>
-          <w:p>
-            <w:r>
-              <w:t>21%</w:t>
-            </w:r>
-          </w:p>
-        </w:tc>
-      </w:tr>
-      <w:tr>
-        <w:tc>
-          <w:tcPr>
-            <w:tcW w:type="dxa" w:w="2160"/>
-          </w:tcPr>
-          <w:p>
-            <w:r>
-              <w:t>东方峻景传媒有限公司</w:t>
-            </w:r>
-          </w:p>
-        </w:tc>
-        <w:tc>
-          <w:tcPr>
-            <w:tcW w:type="dxa" w:w="2160"/>
-          </w:tcPr>
-          <w:p>
-            <w:r>
-              <w:t>新能源</w:t>
-            </w:r>
-          </w:p>
-        </w:tc>
-        <w:tc>
-          <w:tcPr>
-            <w:tcW w:type="dxa" w:w="2160"/>
-          </w:tcPr>
-          <w:p>
-            <w:r>
-              <w:t>422亿</w:t>
-            </w:r>
-          </w:p>
-        </w:tc>
-        <w:tc>
-          <w:tcPr>
-            <w:tcW w:type="dxa" w:w="2160"/>
-          </w:tcPr>
-          <w:p>
-            <w:r>
-              <w:t>5%</w:t>
-            </w:r>
-          </w:p>
-        </w:tc>
-      </w:tr>
-      <w:tr>
-        <w:tc>
-          <w:tcPr>
-            <w:tcW w:type="dxa" w:w="2160"/>
-          </w:tcPr>
-          <w:p>
-            <w:r>
-              <w:t>和泰传媒有限公司</w:t>
-            </w:r>
-          </w:p>
-        </w:tc>
-        <w:tc>
-          <w:tcPr>
-            <w:tcW w:type="dxa" w:w="2160"/>
-          </w:tcPr>
-          <w:p>
-            <w:r>
-              <w:t>消费科技</w:t>
-            </w:r>
-          </w:p>
-        </w:tc>
-        <w:tc>
-          <w:tcPr>
-            <w:tcW w:type="dxa" w:w="2160"/>
-          </w:tcPr>
-          <w:p>
-            <w:r>
-              <w:t>735亿</w:t>
-            </w:r>
-          </w:p>
-        </w:tc>
-        <w:tc>
-          <w:tcPr>
-            <w:tcW w:type="dxa" w:w="2160"/>
-          </w:tcPr>
-          <w:p>
-            <w:r>
-              <w:t>19%</w:t>
-            </w:r>
-          </w:p>
-        </w:tc>
-      </w:tr>
-      <w:tr>
-        <w:tc>
-          <w:tcPr>
-            <w:tcW w:type="dxa" w:w="2160"/>
-          </w:tcPr>
-          <w:p>
-            <w:r>
-              <w:t>兰金电子网络有限公司</w:t>
-            </w:r>
-          </w:p>
-        </w:tc>
-        <w:tc>
-          <w:tcPr>
-            <w:tcW w:type="dxa" w:w="2160"/>
-          </w:tcPr>
-          <w:p>
-            <w:r>
-              <w:t>消费科技</w:t>
-            </w:r>
-          </w:p>
-        </w:tc>
-        <w:tc>
-          <w:tcPr>
-            <w:tcW w:type="dxa" w:w="2160"/>
-          </w:tcPr>
-          <w:p>
-            <w:r>
-              <w:t>717亿</w:t>
-            </w:r>
-          </w:p>
-        </w:tc>
-        <w:tc>
-          <w:tcPr>
-            <w:tcW w:type="dxa" w:w="2160"/>
-          </w:tcPr>
-          <w:p>
-            <w:r>
-              <w:t>12%</w:t>
-            </w:r>
-          </w:p>
-        </w:tc>
-      </w:tr>
-      <w:tr>
-        <w:tc>
-          <w:tcPr>
-            <w:tcW w:type="dxa" w:w="2160"/>
-          </w:tcPr>
-          <w:p>
-            <w:r>
-              <w:t>艾提科信科技有限公司</w:t>
-            </w:r>
-          </w:p>
-        </w:tc>
-        <w:tc>
-          <w:tcPr>
-            <w:tcW w:type="dxa" w:w="2160"/>
-          </w:tcPr>
-          <w:p>
-            <w:r>
-              <w:t>机器人</w:t>
-            </w:r>
-          </w:p>
-        </w:tc>
-        <w:tc>
-          <w:tcPr>
-            <w:tcW w:type="dxa" w:w="2160"/>
-          </w:tcPr>
-          <w:p>
-            <w:r>
-              <w:t>634亿</w:t>
-            </w:r>
-          </w:p>
-        </w:tc>
-        <w:tc>
-          <w:tcPr>
-            <w:tcW w:type="dxa" w:w="2160"/>
-          </w:tcPr>
-          <w:p>
-            <w:r>
-              <w:t>9%</w:t>
-            </w:r>
-          </w:p>
-        </w:tc>
-      </w:tr>
-      <w:tr>
-        <w:tc>
-          <w:tcPr>
-            <w:tcW w:type="dxa" w:w="2160"/>
-          </w:tcPr>
-          <w:p>
-            <w:r>
-              <w:t>九方网络有限公司</w:t>
-            </w:r>
-          </w:p>
-        </w:tc>
-        <w:tc>
-          <w:tcPr>
-            <w:tcW w:type="dxa" w:w="2160"/>
-          </w:tcPr>
-          <w:p>
-            <w:r>
-              <w:t>新能源</w:t>
-            </w:r>
-          </w:p>
-        </w:tc>
-        <w:tc>
-          <w:tcPr>
-            <w:tcW w:type="dxa" w:w="2160"/>
-          </w:tcPr>
-          <w:p>
-            <w:r>
-              <w:t>598亿</w:t>
-            </w:r>
-          </w:p>
-        </w:tc>
-        <w:tc>
-          <w:tcPr>
-            <w:tcW w:type="dxa" w:w="2160"/>
-          </w:tcPr>
-          <w:p>
-            <w:r>
-              <w:t>28%</w:t>
-            </w:r>
-          </w:p>
-        </w:tc>
-      </w:tr>
-      <w:tr>
-        <w:tc>
-          <w:tcPr>
-            <w:tcW w:type="dxa" w:w="2160"/>
-          </w:tcPr>
-          <w:p>
-            <w:r>
-              <w:t>九方信息有限公司</w:t>
-            </w:r>
-          </w:p>
-        </w:tc>
-        <w:tc>
-          <w:tcPr>
-            <w:tcW w:type="dxa" w:w="2160"/>
-          </w:tcPr>
-          <w:p>
-            <w:r>
-              <w:t>新能源</w:t>
-            </w:r>
-          </w:p>
-        </w:tc>
-        <w:tc>
-          <w:tcPr>
-            <w:tcW w:type="dxa" w:w="2160"/>
-          </w:tcPr>
-          <w:p>
-            <w:r>
-              <w:t>295亿</w:t>
-            </w:r>
-          </w:p>
-        </w:tc>
-        <w:tc>
-          <w:tcPr>
-            <w:tcW w:type="dxa" w:w="2160"/>
-          </w:tcPr>
-          <w:p>
-            <w:r>
-              <w:t>9%</w:t>
-            </w:r>
-          </w:p>
-        </w:tc>
-      </w:tr>
-      <w:tr>
-        <w:tc>
-          <w:tcPr>
-            <w:tcW w:type="dxa" w:w="2160"/>
-          </w:tcPr>
-          <w:p>
-            <w:r>
-              <w:t>九方信息有限公司</w:t>
-            </w:r>
-          </w:p>
-        </w:tc>
-        <w:tc>
-          <w:tcPr>
-            <w:tcW w:type="dxa" w:w="2160"/>
-          </w:tcPr>
-          <w:p>
-            <w:r>
-              <w:t>新能源</w:t>
-            </w:r>
-          </w:p>
-        </w:tc>
-        <w:tc>
-          <w:tcPr>
-            <w:tcW w:type="dxa" w:w="2160"/>
-          </w:tcPr>
-          <w:p>
-            <w:r>
-              <w:t>172亿</w:t>
-            </w:r>
-          </w:p>
-        </w:tc>
-        <w:tc>
-          <w:tcPr>
-            <w:tcW w:type="dxa" w:w="2160"/>
-          </w:tcPr>
-          <w:p>
-            <w:r>
-              <w:t>23%</w:t>
-            </w:r>
-          </w:p>
-        </w:tc>
-      </w:tr>
-      <w:tr>
-        <w:tc>
-          <w:tcPr>
-            <w:tcW w:type="dxa" w:w="2160"/>
-          </w:tcPr>
-          <w:p>
-            <w:r>
-              <w:t>万迅电脑网络有限公司</w:t>
-            </w:r>
-          </w:p>
-        </w:tc>
-        <w:tc>
-          <w:tcPr>
-            <w:tcW w:type="dxa" w:w="2160"/>
-          </w:tcPr>
-          <w:p>
-            <w:r>
-              <w:t>半导体</w:t>
-            </w:r>
-          </w:p>
-        </w:tc>
-        <w:tc>
-          <w:tcPr>
-            <w:tcW w:type="dxa" w:w="2160"/>
-          </w:tcPr>
-          <w:p>
-            <w:r>
-              <w:t>727亿</w:t>
-            </w:r>
-          </w:p>
-        </w:tc>
-        <w:tc>
-          <w:tcPr>
-            <w:tcW w:type="dxa" w:w="2160"/>
-          </w:tcPr>
-          <w:p>
-            <w:r>
-              <w:t>21%</w:t>
-            </w:r>
-          </w:p>
-        </w:tc>
-      </w:tr>
-      <w:tr>
-        <w:tc>
-          <w:tcPr>
-            <w:tcW w:type="dxa" w:w="2160"/>
-          </w:tcPr>
-          <w:p>
-            <w:r>
-              <w:t>南康网络有限公司</w:t>
-            </w:r>
-          </w:p>
-        </w:tc>
-        <w:tc>
-          <w:tcPr>
-            <w:tcW w:type="dxa" w:w="2160"/>
-          </w:tcPr>
-          <w:p>
-            <w:r>
-              <w:t>消费科技</w:t>
-            </w:r>
-          </w:p>
-        </w:tc>
-        <w:tc>
-          <w:tcPr>
-            <w:tcW w:type="dxa" w:w="2160"/>
-          </w:tcPr>
-          <w:p>
-            <w:r>
-              <w:t>433亿</w:t>
-            </w:r>
-          </w:p>
-        </w:tc>
-        <w:tc>
-          <w:tcPr>
-            <w:tcW w:type="dxa" w:w="2160"/>
-          </w:tcPr>
-          <w:p>
-            <w:r>
-              <w:t>5%</w:t>
-            </w:r>
-          </w:p>
-        </w:tc>
-      </w:tr>
-    </w:tbl>
-    <w:p>
-      <w:pPr>
-        <w:pStyle w:val="Heading1"/>
-      </w:pPr>
-      <w:r>
-        <w:t>行业分析 4</w:t>
-      </w:r>
-    </w:p>
-    <w:p>
-      <w:r>
-        <w:br/>
-        <w:t>风险管理部认为，医疗科技 行业仍然面临若干</w:t>
-        <w:br/>
-        <w:t>不确定性因素，包括技术迭代风险、政策变化、</w:t>
-        <w:br/>
-        <w:t>以及市场竞争加剧等问题。</w:t>
-        <w:br/>
-      </w:r>
-    </w:p>
-    <w:p>
-      <w:r>
-        <w:br/>
-        <w:t>从产业链角度看，医疗科技 行业主要由上游设备厂商、</w:t>
-        <w:br/>
-        <w:t>中游平台企业以及下游应用厂商组成。</w:t>
-        <w:br/>
-        <w:t>创亿信息有限公司 主要位于产业链的 中游 环节。</w:t>
-        <w:br/>
-      </w:r>
-    </w:p>
-    <w:p>
-      <w:r>
-        <w:br/>
-        <w:t>华辰资本旗下的 HC Energy Transition Fund 在最近的资产配置会议中</w:t>
-        <w:br/>
-        <w:t>讨论了 新能源 行业的投资机会，并对 昊嘉网络有限公司</w:t>
-        <w:br/>
-        <w:t>进行了重点评估。</w:t>
-        <w:br/>
-      </w:r>
-    </w:p>
-    <w:p>
-      <w:r>
-        <w:br/>
-        <w:t>根据内部财务模型测算，鸿睿思博信息有限公司 在未来三年</w:t>
-        <w:br/>
-        <w:t>收入复合增长率预计可达到 20% 左右。</w:t>
-        <w:br/>
-        <w:t>该预测基于行业需求增长以及公司产能扩张计划。</w:t>
-        <w:br/>
-      </w:r>
-    </w:p>
-    <w:p>
-      <w:r>
-        <w:br/>
-        <w:t>从产业链角度看，云计算 行业主要由上游设备厂商、</w:t>
-        <w:br/>
-        <w:t>中游平台企业以及下游应用厂商组成。</w:t>
-        <w:br/>
-        <w:t>易动力科技有限公司 主要位于产业链的 上游 环节。</w:t>
-        <w:br/>
-      </w:r>
-    </w:p>
-    <w:p>
-      <w:r>
-        <w:br/>
-        <w:t>华辰资本旗下的 HC Energy Transition Fund 在最近的资产配置会议中</w:t>
-        <w:br/>
-        <w:t>讨论了 新能源 行业的投资机会，并对 九方网络有限公司</w:t>
-        <w:br/>
-        <w:t>进行了重点评估。</w:t>
-        <w:br/>
-      </w:r>
-    </w:p>
-    <w:p>
-      <w:r>
-        <w:br/>
-        <w:t>根据内部财务模型测算，迪摩科技有限公司 在未来三年</w:t>
-        <w:br/>
-        <w:t>收入复合增长率预计可达到 31% 左右。</w:t>
-        <w:br/>
-        <w:t>该预测基于行业需求增长以及公司产能扩张计划。</w:t>
-        <w:br/>
-      </w:r>
-    </w:p>
-    <w:p>
-      <w:r>
-        <w:br/>
-        <w:t>雨林木风计算机网络有限公司 是中国 医疗科技 行业的重要企业之一。</w:t>
-        <w:br/>
-        <w:t>根据华辰资本 投资委员会 的研究，该公司成立于 2012 年，</w:t>
-        <w:br/>
-        <w:t>目前员工规模约 1948 人。公司近年来持续加大研发投入，</w:t>
-        <w:br/>
-        <w:t>在核心技术方面形成了较强的竞争壁垒。</w:t>
-        <w:br/>
-      </w:r>
-    </w:p>
-    <w:tbl>
-      <w:tblPr>
-        <w:tblW w:type="auto" w:w="0"/>
-        <w:tblLook w:firstColumn="1" w:firstRow="1" w:lastColumn="0" w:lastRow="0" w:noHBand="0" w:noVBand="1" w:val="04A0"/>
-      </w:tblPr>
-      <w:tblGrid>
-        <w:gridCol w:w="2160"/>
-        <w:gridCol w:w="2160"/>
-        <w:gridCol w:w="2160"/>
-        <w:gridCol w:w="2160"/>
-      </w:tblGrid>
-      <w:tr>
-        <w:tc>
-          <w:tcPr>
-            <w:tcW w:type="dxa" w:w="2160"/>
-          </w:tcPr>
-          <w:p>
-            <w:r>
-              <w:t>公司</w:t>
-            </w:r>
-          </w:p>
-        </w:tc>
-        <w:tc>
-          <w:tcPr>
-            <w:tcW w:type="dxa" w:w="2160"/>
-          </w:tcPr>
-          <w:p>
-            <w:r>
-              <w:t>行业</w:t>
-            </w:r>
-          </w:p>
-        </w:tc>
-        <w:tc>
-          <w:tcPr>
-            <w:tcW w:type="dxa" w:w="2160"/>
-          </w:tcPr>
-          <w:p>
-            <w:r>
-              <w:t>市值</w:t>
-            </w:r>
-          </w:p>
-        </w:tc>
-        <w:tc>
-          <w:tcPr>
-            <w:tcW w:type="dxa" w:w="2160"/>
-          </w:tcPr>
-          <w:p>
-            <w:r>
-              <w:t>增长率</w:t>
-            </w:r>
-          </w:p>
-        </w:tc>
-      </w:tr>
-      <w:tr>
-        <w:tc>
-          <w:tcPr>
-            <w:tcW w:type="dxa" w:w="2160"/>
-          </w:tcPr>
-          <w:p>
-            <w:r>
-              <w:t>雨林木风计算机网络有限公司</w:t>
-            </w:r>
-          </w:p>
-        </w:tc>
-        <w:tc>
-          <w:tcPr>
-            <w:tcW w:type="dxa" w:w="2160"/>
-          </w:tcPr>
-          <w:p>
-            <w:r>
-              <w:t>医疗科技</w:t>
-            </w:r>
-          </w:p>
-        </w:tc>
-        <w:tc>
-          <w:tcPr>
-            <w:tcW w:type="dxa" w:w="2160"/>
-          </w:tcPr>
-          <w:p>
-            <w:r>
-              <w:t>678亿</w:t>
-            </w:r>
-          </w:p>
-        </w:tc>
-        <w:tc>
-          <w:tcPr>
-            <w:tcW w:type="dxa" w:w="2160"/>
-          </w:tcPr>
-          <w:p>
-            <w:r>
-              <w:t>26%</w:t>
-            </w:r>
-          </w:p>
-        </w:tc>
-      </w:tr>
-      <w:tr>
-        <w:tc>
-          <w:tcPr>
-            <w:tcW w:type="dxa" w:w="2160"/>
-          </w:tcPr>
-          <w:p>
-            <w:r>
-              <w:t>雨林木风计算机科技有限公司</w:t>
-            </w:r>
-          </w:p>
-        </w:tc>
-        <w:tc>
-          <w:tcPr>
-            <w:tcW w:type="dxa" w:w="2160"/>
-          </w:tcPr>
-          <w:p>
-            <w:r>
-              <w:t>人工智能</w:t>
-            </w:r>
-          </w:p>
-        </w:tc>
-        <w:tc>
-          <w:tcPr>
-            <w:tcW w:type="dxa" w:w="2160"/>
-          </w:tcPr>
-          <w:p>
-            <w:r>
-              <w:t>443亿</w:t>
-            </w:r>
-          </w:p>
-        </w:tc>
-        <w:tc>
-          <w:tcPr>
-            <w:tcW w:type="dxa" w:w="2160"/>
-          </w:tcPr>
-          <w:p>
-            <w:r>
-              <w:t>22%</w:t>
-            </w:r>
-          </w:p>
-        </w:tc>
-      </w:tr>
-      <w:tr>
-        <w:tc>
-          <w:tcPr>
-            <w:tcW w:type="dxa" w:w="2160"/>
-          </w:tcPr>
-          <w:p>
-            <w:r>
-              <w:t>兰金电子网络有限公司</w:t>
-            </w:r>
-          </w:p>
-        </w:tc>
-        <w:tc>
-          <w:tcPr>
-            <w:tcW w:type="dxa" w:w="2160"/>
-          </w:tcPr>
-          <w:p>
-            <w:r>
-              <w:t>消费科技</w:t>
-            </w:r>
-          </w:p>
-        </w:tc>
-        <w:tc>
-          <w:tcPr>
-            <w:tcW w:type="dxa" w:w="2160"/>
-          </w:tcPr>
-          <w:p>
-            <w:r>
-              <w:t>224亿</w:t>
-            </w:r>
-          </w:p>
-        </w:tc>
-        <w:tc>
-          <w:tcPr>
-            <w:tcW w:type="dxa" w:w="2160"/>
-          </w:tcPr>
-          <w:p>
-            <w:r>
-              <w:t>22%</w:t>
-            </w:r>
-          </w:p>
-        </w:tc>
-      </w:tr>
-      <w:tr>
-        <w:tc>
-          <w:tcPr>
-            <w:tcW w:type="dxa" w:w="2160"/>
-          </w:tcPr>
-          <w:p>
-            <w:r>
-              <w:t>创亿信息有限公司</w:t>
-            </w:r>
-          </w:p>
-        </w:tc>
-        <w:tc>
-          <w:tcPr>
-            <w:tcW w:type="dxa" w:w="2160"/>
-          </w:tcPr>
-          <w:p>
-            <w:r>
-              <w:t>医疗科技</w:t>
-            </w:r>
-          </w:p>
-        </w:tc>
-        <w:tc>
-          <w:tcPr>
-            <w:tcW w:type="dxa" w:w="2160"/>
-          </w:tcPr>
-          <w:p>
-            <w:r>
-              <w:t>663亿</w:t>
-            </w:r>
-          </w:p>
-        </w:tc>
-        <w:tc>
-          <w:tcPr>
-            <w:tcW w:type="dxa" w:w="2160"/>
-          </w:tcPr>
-          <w:p>
-            <w:r>
-              <w:t>16%</w:t>
-            </w:r>
-          </w:p>
-        </w:tc>
-      </w:tr>
-      <w:tr>
-        <w:tc>
-          <w:tcPr>
-            <w:tcW w:type="dxa" w:w="2160"/>
-          </w:tcPr>
-          <w:p>
-            <w:r>
-              <w:t>东方峻景传媒有限公司</w:t>
-            </w:r>
-          </w:p>
-        </w:tc>
-        <w:tc>
-          <w:tcPr>
-            <w:tcW w:type="dxa" w:w="2160"/>
-          </w:tcPr>
-          <w:p>
-            <w:r>
-              <w:t>新能源</w:t>
-            </w:r>
-          </w:p>
-        </w:tc>
-        <w:tc>
-          <w:tcPr>
-            <w:tcW w:type="dxa" w:w="2160"/>
-          </w:tcPr>
-          <w:p>
-            <w:r>
-              <w:t>231亿</w:t>
-            </w:r>
-          </w:p>
-        </w:tc>
-        <w:tc>
-          <w:tcPr>
-            <w:tcW w:type="dxa" w:w="2160"/>
-          </w:tcPr>
-          <w:p>
-            <w:r>
-              <w:t>15%</w:t>
-            </w:r>
-          </w:p>
-        </w:tc>
-      </w:tr>
-      <w:tr>
-        <w:tc>
-          <w:tcPr>
-            <w:tcW w:type="dxa" w:w="2160"/>
-          </w:tcPr>
-          <w:p>
-            <w:r>
-              <w:t>创联世纪科技有限公司</w:t>
-            </w:r>
-          </w:p>
-        </w:tc>
-        <w:tc>
-          <w:tcPr>
-            <w:tcW w:type="dxa" w:w="2160"/>
-          </w:tcPr>
-          <w:p>
-            <w:r>
-              <w:t>医疗科技</w:t>
-            </w:r>
-          </w:p>
-        </w:tc>
-        <w:tc>
-          <w:tcPr>
-            <w:tcW w:type="dxa" w:w="2160"/>
-          </w:tcPr>
-          <w:p>
-            <w:r>
-              <w:t>303亿</w:t>
-            </w:r>
-          </w:p>
-        </w:tc>
-        <w:tc>
-          <w:tcPr>
-            <w:tcW w:type="dxa" w:w="2160"/>
-          </w:tcPr>
-          <w:p>
-            <w:r>
-              <w:t>10%</w:t>
-            </w:r>
-          </w:p>
-        </w:tc>
-      </w:tr>
-      <w:tr>
-        <w:tc>
-          <w:tcPr>
-            <w:tcW w:type="dxa" w:w="2160"/>
-          </w:tcPr>
-          <w:p>
-            <w:r>
-              <w:t>立信电子网络有限公司</w:t>
-            </w:r>
-          </w:p>
-        </w:tc>
-        <w:tc>
-          <w:tcPr>
-            <w:tcW w:type="dxa" w:w="2160"/>
-          </w:tcPr>
-          <w:p>
-            <w:r>
-              <w:t>云计算</w:t>
-            </w:r>
-          </w:p>
-        </w:tc>
-        <w:tc>
-          <w:tcPr>
-            <w:tcW w:type="dxa" w:w="2160"/>
-          </w:tcPr>
-          <w:p>
-            <w:r>
-              <w:t>447亿</w:t>
-            </w:r>
-          </w:p>
-        </w:tc>
-        <w:tc>
-          <w:tcPr>
-            <w:tcW w:type="dxa" w:w="2160"/>
-          </w:tcPr>
-          <w:p>
-            <w:r>
-              <w:t>7%</w:t>
-            </w:r>
-          </w:p>
-        </w:tc>
-      </w:tr>
-      <w:tr>
-        <w:tc>
-          <w:tcPr>
-            <w:tcW w:type="dxa" w:w="2160"/>
-          </w:tcPr>
-          <w:p>
-            <w:r>
-              <w:t>万迅电脑网络有限公司</w:t>
-            </w:r>
-          </w:p>
-        </w:tc>
-        <w:tc>
-          <w:tcPr>
-            <w:tcW w:type="dxa" w:w="2160"/>
-          </w:tcPr>
-          <w:p>
-            <w:r>
-              <w:t>半导体</w:t>
-            </w:r>
-          </w:p>
-        </w:tc>
-        <w:tc>
-          <w:tcPr>
-            <w:tcW w:type="dxa" w:w="2160"/>
-          </w:tcPr>
-          <w:p>
-            <w:r>
-              <w:t>474亿</w:t>
-            </w:r>
-          </w:p>
-        </w:tc>
-        <w:tc>
-          <w:tcPr>
-            <w:tcW w:type="dxa" w:w="2160"/>
-          </w:tcPr>
-          <w:p>
-            <w:r>
-              <w:t>12%</w:t>
-            </w:r>
-          </w:p>
-        </w:tc>
-      </w:tr>
-      <w:tr>
-        <w:tc>
-          <w:tcPr>
-            <w:tcW w:type="dxa" w:w="2160"/>
-          </w:tcPr>
-          <w:p>
-            <w:r>
-              <w:t>昊嘉网络有限公司</w:t>
-            </w:r>
-          </w:p>
-        </w:tc>
-        <w:tc>
-          <w:tcPr>
-            <w:tcW w:type="dxa" w:w="2160"/>
-          </w:tcPr>
-          <w:p>
-            <w:r>
-              <w:t>新能源</w:t>
-            </w:r>
-          </w:p>
-        </w:tc>
-        <w:tc>
-          <w:tcPr>
-            <w:tcW w:type="dxa" w:w="2160"/>
-          </w:tcPr>
-          <w:p>
-            <w:r>
-              <w:t>412亿</w:t>
-            </w:r>
-          </w:p>
-        </w:tc>
-        <w:tc>
-          <w:tcPr>
-            <w:tcW w:type="dxa" w:w="2160"/>
-          </w:tcPr>
-          <w:p>
-            <w:r>
-              <w:t>13%</w:t>
-            </w:r>
-          </w:p>
-        </w:tc>
-      </w:tr>
-      <w:tr>
-        <w:tc>
-          <w:tcPr>
-            <w:tcW w:type="dxa" w:w="2160"/>
-          </w:tcPr>
-          <w:p>
-            <w:r>
-              <w:t>精芯信息有限公司</w:t>
-            </w:r>
-          </w:p>
-        </w:tc>
-        <w:tc>
-          <w:tcPr>
-            <w:tcW w:type="dxa" w:w="2160"/>
-          </w:tcPr>
-          <w:p>
-            <w:r>
-              <w:t>消费科技</w:t>
-            </w:r>
-          </w:p>
-        </w:tc>
-        <w:tc>
-          <w:tcPr>
-            <w:tcW w:type="dxa" w:w="2160"/>
-          </w:tcPr>
-          <w:p>
-            <w:r>
-              <w:t>240亿</w:t>
-            </w:r>
-          </w:p>
-        </w:tc>
-        <w:tc>
-          <w:tcPr>
-            <w:tcW w:type="dxa" w:w="2160"/>
-          </w:tcPr>
-          <w:p>
-            <w:r>
-              <w:t>8%</w:t>
-            </w:r>
-          </w:p>
-        </w:tc>
-      </w:tr>
-      <w:tr>
-        <w:tc>
-          <w:tcPr>
-            <w:tcW w:type="dxa" w:w="2160"/>
-          </w:tcPr>
-          <w:p>
-            <w:r>
-              <w:t>九方信息有限公司</w:t>
-            </w:r>
-          </w:p>
-        </w:tc>
-        <w:tc>
-          <w:tcPr>
-            <w:tcW w:type="dxa" w:w="2160"/>
-          </w:tcPr>
-          <w:p>
-            <w:r>
-              <w:t>新能源</w:t>
-            </w:r>
-          </w:p>
-        </w:tc>
-        <w:tc>
-          <w:tcPr>
-            <w:tcW w:type="dxa" w:w="2160"/>
-          </w:tcPr>
-          <w:p>
-            <w:r>
-              <w:t>162亿</w:t>
-            </w:r>
-          </w:p>
-        </w:tc>
-        <w:tc>
-          <w:tcPr>
-            <w:tcW w:type="dxa" w:w="2160"/>
-          </w:tcPr>
-          <w:p>
-            <w:r>
-              <w:t>5%</w:t>
-            </w:r>
-          </w:p>
-        </w:tc>
-      </w:tr>
-      <w:tr>
-        <w:tc>
-          <w:tcPr>
-            <w:tcW w:type="dxa" w:w="2160"/>
-          </w:tcPr>
-          <w:p>
-            <w:r>
-              <w:t>东方峻景网络有限公司</w:t>
-            </w:r>
-          </w:p>
-        </w:tc>
-        <w:tc>
-          <w:tcPr>
-            <w:tcW w:type="dxa" w:w="2160"/>
-          </w:tcPr>
-          <w:p>
-            <w:r>
-              <w:t>机器人</w:t>
-            </w:r>
-          </w:p>
-        </w:tc>
-        <w:tc>
-          <w:tcPr>
-            <w:tcW w:type="dxa" w:w="2160"/>
-          </w:tcPr>
-          <w:p>
-            <w:r>
-              <w:t>433亿</w:t>
-            </w:r>
-          </w:p>
-        </w:tc>
-        <w:tc>
-          <w:tcPr>
-            <w:tcW w:type="dxa" w:w="2160"/>
-          </w:tcPr>
-          <w:p>
-            <w:r>
-              <w:t>28%</w:t>
-            </w:r>
-          </w:p>
-        </w:tc>
-      </w:tr>
-      <w:tr>
-        <w:tc>
-          <w:tcPr>
-            <w:tcW w:type="dxa" w:w="2160"/>
-          </w:tcPr>
-          <w:p>
-            <w:r>
-              <w:t>艾提科信科技有限公司</w:t>
-            </w:r>
-          </w:p>
-        </w:tc>
-        <w:tc>
-          <w:tcPr>
-            <w:tcW w:type="dxa" w:w="2160"/>
-          </w:tcPr>
-          <w:p>
-            <w:r>
-              <w:t>机器人</w:t>
-            </w:r>
-          </w:p>
-        </w:tc>
-        <w:tc>
-          <w:tcPr>
-            <w:tcW w:type="dxa" w:w="2160"/>
-          </w:tcPr>
-          <w:p>
-            <w:r>
-              <w:t>472亿</w:t>
-            </w:r>
-          </w:p>
-        </w:tc>
-        <w:tc>
-          <w:tcPr>
-            <w:tcW w:type="dxa" w:w="2160"/>
-          </w:tcPr>
-          <w:p>
-            <w:r>
-              <w:t>7%</w:t>
-            </w:r>
-          </w:p>
-        </w:tc>
-      </w:tr>
-      <w:tr>
-        <w:tc>
-          <w:tcPr>
-            <w:tcW w:type="dxa" w:w="2160"/>
-          </w:tcPr>
-          <w:p>
-            <w:r>
-              <w:t>鸿睿思博信息有限公司</w:t>
-            </w:r>
-          </w:p>
-        </w:tc>
-        <w:tc>
-          <w:tcPr>
-            <w:tcW w:type="dxa" w:w="2160"/>
-          </w:tcPr>
-          <w:p>
-            <w:r>
-              <w:t>半导体</w:t>
-            </w:r>
-          </w:p>
-        </w:tc>
-        <w:tc>
-          <w:tcPr>
-            <w:tcW w:type="dxa" w:w="2160"/>
-          </w:tcPr>
-          <w:p>
-            <w:r>
-              <w:t>499亿</w:t>
-            </w:r>
-          </w:p>
-        </w:tc>
-        <w:tc>
-          <w:tcPr>
-            <w:tcW w:type="dxa" w:w="2160"/>
-          </w:tcPr>
-          <w:p>
-            <w:r>
-              <w:t>11%</w:t>
-            </w:r>
-          </w:p>
-        </w:tc>
-      </w:tr>
-      <w:tr>
-        <w:tc>
-          <w:tcPr>
-            <w:tcW w:type="dxa" w:w="2160"/>
-          </w:tcPr>
-          <w:p>
-            <w:r>
-              <w:t>艾提科信科技有限公司</w:t>
-            </w:r>
-          </w:p>
-        </w:tc>
-        <w:tc>
-          <w:tcPr>
-            <w:tcW w:type="dxa" w:w="2160"/>
-          </w:tcPr>
-          <w:p>
-            <w:r>
-              <w:t>机器人</w:t>
-            </w:r>
-          </w:p>
-        </w:tc>
-        <w:tc>
-          <w:tcPr>
-            <w:tcW w:type="dxa" w:w="2160"/>
-          </w:tcPr>
-          <w:p>
-            <w:r>
-              <w:t>573亿</w:t>
-            </w:r>
-          </w:p>
-        </w:tc>
-        <w:tc>
-          <w:tcPr>
-            <w:tcW w:type="dxa" w:w="2160"/>
-          </w:tcPr>
-          <w:p>
-            <w:r>
-              <w:t>17%</w:t>
-            </w:r>
-          </w:p>
-        </w:tc>
-      </w:tr>
-    </w:tbl>
-    <w:p>
-      <w:pPr>
-        <w:pStyle w:val="Heading1"/>
-      </w:pPr>
-      <w:r>
-        <w:t>行业分析 5</w:t>
-      </w:r>
-    </w:p>
-    <w:p>
-      <w:r>
-        <w:br/>
-        <w:t>富罳信息有限公司 是中国 医疗科技 行业的重要企业之一。</w:t>
-        <w:br/>
-        <w:t>根据华辰资本 量化研究部 的研究，该公司成立于 2018 年，</w:t>
-        <w:br/>
-        <w:t>目前员工规模约 2035 人。公司近年来持续加大研发投入，</w:t>
-        <w:br/>
-        <w:t>在核心技术方面形成了较强的竞争壁垒。</w:t>
-        <w:br/>
-      </w:r>
-    </w:p>
-    <w:p>
-      <w:r>
-        <w:br/>
-        <w:t>风险管理部认为，云计算 行业仍然面临若干</w:t>
-        <w:br/>
-        <w:t>不确定性因素，包括技术迭代风险、政策变化、</w:t>
-        <w:br/>
-        <w:t>以及市场竞争加剧等问题。</w:t>
-        <w:br/>
-      </w:r>
-    </w:p>
-    <w:p>
-      <w:r>
-        <w:br/>
-        <w:t>从产业链角度看，云计算 行业主要由上游设备厂商、</w:t>
-        <w:br/>
-        <w:t>中游平台企业以及下游应用厂商组成。</w:t>
-        <w:br/>
-        <w:t>创亿网络有限公司 主要位于产业链的 下游 环节。</w:t>
-        <w:br/>
-      </w:r>
-    </w:p>
-    <w:p>
-      <w:r>
-        <w:br/>
-        <w:t>从产业链角度看，云计算 行业主要由上游设备厂商、</w:t>
-        <w:br/>
-        <w:t>中游平台企业以及下游应用厂商组成。</w:t>
-        <w:br/>
-        <w:t>浦华众城信息有限公司 主要位于产业链的 下游 环节。</w:t>
-        <w:br/>
-      </w:r>
-    </w:p>
-    <w:p>
-      <w:r>
-        <w:br/>
-        <w:t>根据内部财务模型测算，佳禾科技有限公司 在未来三年</w:t>
-        <w:br/>
-        <w:t>收入复合增长率预计可达到 11% 左右。</w:t>
-        <w:br/>
-        <w:t>该预测基于行业需求增长以及公司产能扩张计划。</w:t>
-        <w:br/>
-      </w:r>
-    </w:p>
-    <w:p>
-      <w:r>
-        <w:br/>
-        <w:t>华辰资本旗下的 HC Energy Transition Fund 在最近的资产配置会议中</w:t>
-        <w:br/>
-        <w:t>讨论了 医疗科技 行业的投资机会，并对 雨林木风计算机网络有限公司</w:t>
-        <w:br/>
-        <w:t>进行了重点评估。</w:t>
-        <w:br/>
-      </w:r>
-    </w:p>
-    <w:p>
-      <w:r>
-        <w:br/>
-        <w:t>立信电子网络有限公司 是中国 云计算 行业的重要企业之一。</w:t>
-        <w:br/>
-        <w:t>根据华辰资本 资产配置委员会 的研究，该公司成立于 2009 年，</w:t>
-        <w:br/>
-        <w:t>目前员工规模约 5145 人。公司近年来持续加大研发投入，</w:t>
-        <w:br/>
-        <w:t>在核心技术方面形成了较强的竞争壁垒。</w:t>
-        <w:br/>
-      </w:r>
-    </w:p>
-    <w:p>
-      <w:r>
-        <w:br/>
-        <w:t>风险管理部认为，医疗科技 行业仍然面临若干</w:t>
         <w:br/>
         <w:t>不确定性因素，包括技术迭代风险、政策变化、</w:t>
         <w:br/>
@@ -3302,37 +2514,37 @@
           </w:tcPr>
           <w:p>
             <w:r>
-              <w:t>万迅电脑网络有限公司</w:t>
-            </w:r>
-          </w:p>
-        </w:tc>
-        <w:tc>
-          <w:tcPr>
-            <w:tcW w:type="dxa" w:w="2160"/>
-          </w:tcPr>
-          <w:p>
-            <w:r>
-              <w:t>半导体</w:t>
-            </w:r>
-          </w:p>
-        </w:tc>
-        <w:tc>
-          <w:tcPr>
-            <w:tcW w:type="dxa" w:w="2160"/>
-          </w:tcPr>
-          <w:p>
-            <w:r>
-              <w:t>327亿</w:t>
-            </w:r>
-          </w:p>
-        </w:tc>
-        <w:tc>
-          <w:tcPr>
-            <w:tcW w:type="dxa" w:w="2160"/>
-          </w:tcPr>
-          <w:p>
-            <w:r>
-              <w:t>28%</w:t>
+              <w:t>昊嘉科技有限公司</w:t>
+            </w:r>
+          </w:p>
+        </w:tc>
+        <w:tc>
+          <w:tcPr>
+            <w:tcW w:type="dxa" w:w="2160"/>
+          </w:tcPr>
+          <w:p>
+            <w:r>
+              <w:t>医疗科技</w:t>
+            </w:r>
+          </w:p>
+        </w:tc>
+        <w:tc>
+          <w:tcPr>
+            <w:tcW w:type="dxa" w:w="2160"/>
+          </w:tcPr>
+          <w:p>
+            <w:r>
+              <w:t>521亿</w:t>
+            </w:r>
+          </w:p>
+        </w:tc>
+        <w:tc>
+          <w:tcPr>
+            <w:tcW w:type="dxa" w:w="2160"/>
+          </w:tcPr>
+          <w:p>
+            <w:r>
+              <w:t>17%</w:t>
             </w:r>
           </w:p>
         </w:tc>
@@ -3344,7 +2556,7 @@
           </w:tcPr>
           <w:p>
             <w:r>
-              <w:t>天益科技有限公司</w:t>
+              <w:t>中建创业科技有限公司</w:t>
             </w:r>
           </w:p>
         </w:tc>
@@ -3364,17 +2576,17 @@
           </w:tcPr>
           <w:p>
             <w:r>
-              <w:t>618亿</w:t>
-            </w:r>
-          </w:p>
-        </w:tc>
-        <w:tc>
-          <w:tcPr>
-            <w:tcW w:type="dxa" w:w="2160"/>
-          </w:tcPr>
-          <w:p>
-            <w:r>
-              <w:t>5%</w:t>
+              <w:t>620亿</w:t>
+            </w:r>
+          </w:p>
+        </w:tc>
+        <w:tc>
+          <w:tcPr>
+            <w:tcW w:type="dxa" w:w="2160"/>
+          </w:tcPr>
+          <w:p>
+            <w:r>
+              <w:t>15%</w:t>
             </w:r>
           </w:p>
         </w:tc>
@@ -3386,37 +2598,37 @@
           </w:tcPr>
           <w:p>
             <w:r>
-              <w:t>兰金电子网络有限公司</w:t>
-            </w:r>
-          </w:p>
-        </w:tc>
-        <w:tc>
-          <w:tcPr>
-            <w:tcW w:type="dxa" w:w="2160"/>
-          </w:tcPr>
-          <w:p>
-            <w:r>
-              <w:t>消费科技</w:t>
-            </w:r>
-          </w:p>
-        </w:tc>
-        <w:tc>
-          <w:tcPr>
-            <w:tcW w:type="dxa" w:w="2160"/>
-          </w:tcPr>
-          <w:p>
-            <w:r>
-              <w:t>110亿</w:t>
-            </w:r>
-          </w:p>
-        </w:tc>
-        <w:tc>
-          <w:tcPr>
-            <w:tcW w:type="dxa" w:w="2160"/>
-          </w:tcPr>
-          <w:p>
-            <w:r>
-              <w:t>25%</w:t>
+              <w:t>飞利信科技有限公司</w:t>
+            </w:r>
+          </w:p>
+        </w:tc>
+        <w:tc>
+          <w:tcPr>
+            <w:tcW w:type="dxa" w:w="2160"/>
+          </w:tcPr>
+          <w:p>
+            <w:r>
+              <w:t>人工智能</w:t>
+            </w:r>
+          </w:p>
+        </w:tc>
+        <w:tc>
+          <w:tcPr>
+            <w:tcW w:type="dxa" w:w="2160"/>
+          </w:tcPr>
+          <w:p>
+            <w:r>
+              <w:t>594亿</w:t>
+            </w:r>
+          </w:p>
+        </w:tc>
+        <w:tc>
+          <w:tcPr>
+            <w:tcW w:type="dxa" w:w="2160"/>
+          </w:tcPr>
+          <w:p>
+            <w:r>
+              <w:t>16%</w:t>
             </w:r>
           </w:p>
         </w:tc>
@@ -3428,37 +2640,37 @@
           </w:tcPr>
           <w:p>
             <w:r>
-              <w:t>快讯网络有限公司</w:t>
-            </w:r>
-          </w:p>
-        </w:tc>
-        <w:tc>
-          <w:tcPr>
-            <w:tcW w:type="dxa" w:w="2160"/>
-          </w:tcPr>
-          <w:p>
-            <w:r>
-              <w:t>新能源</w:t>
-            </w:r>
-          </w:p>
-        </w:tc>
-        <w:tc>
-          <w:tcPr>
-            <w:tcW w:type="dxa" w:w="2160"/>
-          </w:tcPr>
-          <w:p>
-            <w:r>
-              <w:t>408亿</w:t>
-            </w:r>
-          </w:p>
-        </w:tc>
-        <w:tc>
-          <w:tcPr>
-            <w:tcW w:type="dxa" w:w="2160"/>
-          </w:tcPr>
-          <w:p>
-            <w:r>
-              <w:t>29%</w:t>
+              <w:t>良诺科技有限公司</w:t>
+            </w:r>
+          </w:p>
+        </w:tc>
+        <w:tc>
+          <w:tcPr>
+            <w:tcW w:type="dxa" w:w="2160"/>
+          </w:tcPr>
+          <w:p>
+            <w:r>
+              <w:t>云计算</w:t>
+            </w:r>
+          </w:p>
+        </w:tc>
+        <w:tc>
+          <w:tcPr>
+            <w:tcW w:type="dxa" w:w="2160"/>
+          </w:tcPr>
+          <w:p>
+            <w:r>
+              <w:t>568亿</w:t>
+            </w:r>
+          </w:p>
+        </w:tc>
+        <w:tc>
+          <w:tcPr>
+            <w:tcW w:type="dxa" w:w="2160"/>
+          </w:tcPr>
+          <w:p>
+            <w:r>
+              <w:t>9%</w:t>
             </w:r>
           </w:p>
         </w:tc>
@@ -3470,37 +2682,37 @@
           </w:tcPr>
           <w:p>
             <w:r>
-              <w:t>浦华众城科技有限公司</w:t>
-            </w:r>
-          </w:p>
-        </w:tc>
-        <w:tc>
-          <w:tcPr>
-            <w:tcW w:type="dxa" w:w="2160"/>
-          </w:tcPr>
-          <w:p>
-            <w:r>
-              <w:t>半导体</w:t>
-            </w:r>
-          </w:p>
-        </w:tc>
-        <w:tc>
-          <w:tcPr>
-            <w:tcW w:type="dxa" w:w="2160"/>
-          </w:tcPr>
-          <w:p>
-            <w:r>
-              <w:t>125亿</w:t>
-            </w:r>
-          </w:p>
-        </w:tc>
-        <w:tc>
-          <w:tcPr>
-            <w:tcW w:type="dxa" w:w="2160"/>
-          </w:tcPr>
-          <w:p>
-            <w:r>
-              <w:t>26%</w:t>
+              <w:t>飞利信科技有限公司</w:t>
+            </w:r>
+          </w:p>
+        </w:tc>
+        <w:tc>
+          <w:tcPr>
+            <w:tcW w:type="dxa" w:w="2160"/>
+          </w:tcPr>
+          <w:p>
+            <w:r>
+              <w:t>人工智能</w:t>
+            </w:r>
+          </w:p>
+        </w:tc>
+        <w:tc>
+          <w:tcPr>
+            <w:tcW w:type="dxa" w:w="2160"/>
+          </w:tcPr>
+          <w:p>
+            <w:r>
+              <w:t>697亿</w:t>
+            </w:r>
+          </w:p>
+        </w:tc>
+        <w:tc>
+          <w:tcPr>
+            <w:tcW w:type="dxa" w:w="2160"/>
+          </w:tcPr>
+          <w:p>
+            <w:r>
+              <w:t>24%</w:t>
             </w:r>
           </w:p>
         </w:tc>
@@ -3512,37 +2724,37 @@
           </w:tcPr>
           <w:p>
             <w:r>
-              <w:t>创亿信息有限公司</w:t>
-            </w:r>
-          </w:p>
-        </w:tc>
-        <w:tc>
-          <w:tcPr>
-            <w:tcW w:type="dxa" w:w="2160"/>
-          </w:tcPr>
-          <w:p>
-            <w:r>
-              <w:t>医疗科技</w:t>
-            </w:r>
-          </w:p>
-        </w:tc>
-        <w:tc>
-          <w:tcPr>
-            <w:tcW w:type="dxa" w:w="2160"/>
-          </w:tcPr>
-          <w:p>
-            <w:r>
-              <w:t>290亿</w:t>
-            </w:r>
-          </w:p>
-        </w:tc>
-        <w:tc>
-          <w:tcPr>
-            <w:tcW w:type="dxa" w:w="2160"/>
-          </w:tcPr>
-          <w:p>
-            <w:r>
-              <w:t>16%</w:t>
+              <w:t>联软科技有限公司</w:t>
+            </w:r>
+          </w:p>
+        </w:tc>
+        <w:tc>
+          <w:tcPr>
+            <w:tcW w:type="dxa" w:w="2160"/>
+          </w:tcPr>
+          <w:p>
+            <w:r>
+              <w:t>消费科技</w:t>
+            </w:r>
+          </w:p>
+        </w:tc>
+        <w:tc>
+          <w:tcPr>
+            <w:tcW w:type="dxa" w:w="2160"/>
+          </w:tcPr>
+          <w:p>
+            <w:r>
+              <w:t>223亿</w:t>
+            </w:r>
+          </w:p>
+        </w:tc>
+        <w:tc>
+          <w:tcPr>
+            <w:tcW w:type="dxa" w:w="2160"/>
+          </w:tcPr>
+          <w:p>
+            <w:r>
+              <w:t>28%</w:t>
             </w:r>
           </w:p>
         </w:tc>
@@ -3554,37 +2766,37 @@
           </w:tcPr>
           <w:p>
             <w:r>
-              <w:t>银嘉信息有限公司</w:t>
-            </w:r>
-          </w:p>
-        </w:tc>
-        <w:tc>
-          <w:tcPr>
-            <w:tcW w:type="dxa" w:w="2160"/>
-          </w:tcPr>
-          <w:p>
-            <w:r>
-              <w:t>消费科技</w:t>
-            </w:r>
-          </w:p>
-        </w:tc>
-        <w:tc>
-          <w:tcPr>
-            <w:tcW w:type="dxa" w:w="2160"/>
-          </w:tcPr>
-          <w:p>
-            <w:r>
-              <w:t>174亿</w:t>
-            </w:r>
-          </w:p>
-        </w:tc>
-        <w:tc>
-          <w:tcPr>
-            <w:tcW w:type="dxa" w:w="2160"/>
-          </w:tcPr>
-          <w:p>
-            <w:r>
-              <w:t>29%</w:t>
+              <w:t>通际名联科技有限公司</w:t>
+            </w:r>
+          </w:p>
+        </w:tc>
+        <w:tc>
+          <w:tcPr>
+            <w:tcW w:type="dxa" w:w="2160"/>
+          </w:tcPr>
+          <w:p>
+            <w:r>
+              <w:t>人工智能</w:t>
+            </w:r>
+          </w:p>
+        </w:tc>
+        <w:tc>
+          <w:tcPr>
+            <w:tcW w:type="dxa" w:w="2160"/>
+          </w:tcPr>
+          <w:p>
+            <w:r>
+              <w:t>431亿</w:t>
+            </w:r>
+          </w:p>
+        </w:tc>
+        <w:tc>
+          <w:tcPr>
+            <w:tcW w:type="dxa" w:w="2160"/>
+          </w:tcPr>
+          <w:p>
+            <w:r>
+              <w:t>24%</w:t>
             </w:r>
           </w:p>
         </w:tc>
@@ -3596,37 +2808,37 @@
           </w:tcPr>
           <w:p>
             <w:r>
-              <w:t>和泰科技有限公司</w:t>
-            </w:r>
-          </w:p>
-        </w:tc>
-        <w:tc>
-          <w:tcPr>
-            <w:tcW w:type="dxa" w:w="2160"/>
-          </w:tcPr>
-          <w:p>
-            <w:r>
-              <w:t>人工智能</w:t>
-            </w:r>
-          </w:p>
-        </w:tc>
-        <w:tc>
-          <w:tcPr>
-            <w:tcW w:type="dxa" w:w="2160"/>
-          </w:tcPr>
-          <w:p>
-            <w:r>
-              <w:t>568亿</w:t>
-            </w:r>
-          </w:p>
-        </w:tc>
-        <w:tc>
-          <w:tcPr>
-            <w:tcW w:type="dxa" w:w="2160"/>
-          </w:tcPr>
-          <w:p>
-            <w:r>
-              <w:t>14%</w:t>
+              <w:t>恩悌网络有限公司</w:t>
+            </w:r>
+          </w:p>
+        </w:tc>
+        <w:tc>
+          <w:tcPr>
+            <w:tcW w:type="dxa" w:w="2160"/>
+          </w:tcPr>
+          <w:p>
+            <w:r>
+              <w:t>新能源</w:t>
+            </w:r>
+          </w:p>
+        </w:tc>
+        <w:tc>
+          <w:tcPr>
+            <w:tcW w:type="dxa" w:w="2160"/>
+          </w:tcPr>
+          <w:p>
+            <w:r>
+              <w:t>600亿</w:t>
+            </w:r>
+          </w:p>
+        </w:tc>
+        <w:tc>
+          <w:tcPr>
+            <w:tcW w:type="dxa" w:w="2160"/>
+          </w:tcPr>
+          <w:p>
+            <w:r>
+              <w:t>21%</w:t>
             </w:r>
           </w:p>
         </w:tc>
@@ -3638,37 +2850,37 @@
           </w:tcPr>
           <w:p>
             <w:r>
-              <w:t>艾提科信科技有限公司</w:t>
-            </w:r>
-          </w:p>
-        </w:tc>
-        <w:tc>
-          <w:tcPr>
-            <w:tcW w:type="dxa" w:w="2160"/>
-          </w:tcPr>
-          <w:p>
-            <w:r>
-              <w:t>机器人</w:t>
-            </w:r>
-          </w:p>
-        </w:tc>
-        <w:tc>
-          <w:tcPr>
-            <w:tcW w:type="dxa" w:w="2160"/>
-          </w:tcPr>
-          <w:p>
-            <w:r>
-              <w:t>532亿</w:t>
-            </w:r>
-          </w:p>
-        </w:tc>
-        <w:tc>
-          <w:tcPr>
-            <w:tcW w:type="dxa" w:w="2160"/>
-          </w:tcPr>
-          <w:p>
-            <w:r>
-              <w:t>10%</w:t>
+              <w:t>华成育卓科技有限公司</w:t>
+            </w:r>
+          </w:p>
+        </w:tc>
+        <w:tc>
+          <w:tcPr>
+            <w:tcW w:type="dxa" w:w="2160"/>
+          </w:tcPr>
+          <w:p>
+            <w:r>
+              <w:t>医疗科技</w:t>
+            </w:r>
+          </w:p>
+        </w:tc>
+        <w:tc>
+          <w:tcPr>
+            <w:tcW w:type="dxa" w:w="2160"/>
+          </w:tcPr>
+          <w:p>
+            <w:r>
+              <w:t>709亿</w:t>
+            </w:r>
+          </w:p>
+        </w:tc>
+        <w:tc>
+          <w:tcPr>
+            <w:tcW w:type="dxa" w:w="2160"/>
+          </w:tcPr>
+          <w:p>
+            <w:r>
+              <w:t>12%</w:t>
             </w:r>
           </w:p>
         </w:tc>
@@ -3680,37 +2892,37 @@
           </w:tcPr>
           <w:p>
             <w:r>
-              <w:t>艾提科信科技有限公司</w:t>
-            </w:r>
-          </w:p>
-        </w:tc>
-        <w:tc>
-          <w:tcPr>
-            <w:tcW w:type="dxa" w:w="2160"/>
-          </w:tcPr>
-          <w:p>
-            <w:r>
-              <w:t>机器人</w:t>
-            </w:r>
-          </w:p>
-        </w:tc>
-        <w:tc>
-          <w:tcPr>
-            <w:tcW w:type="dxa" w:w="2160"/>
-          </w:tcPr>
-          <w:p>
-            <w:r>
-              <w:t>151亿</w:t>
-            </w:r>
-          </w:p>
-        </w:tc>
-        <w:tc>
-          <w:tcPr>
-            <w:tcW w:type="dxa" w:w="2160"/>
-          </w:tcPr>
-          <w:p>
-            <w:r>
-              <w:t>27%</w:t>
+              <w:t>飞利信科技有限公司</w:t>
+            </w:r>
+          </w:p>
+        </w:tc>
+        <w:tc>
+          <w:tcPr>
+            <w:tcW w:type="dxa" w:w="2160"/>
+          </w:tcPr>
+          <w:p>
+            <w:r>
+              <w:t>人工智能</w:t>
+            </w:r>
+          </w:p>
+        </w:tc>
+        <w:tc>
+          <w:tcPr>
+            <w:tcW w:type="dxa" w:w="2160"/>
+          </w:tcPr>
+          <w:p>
+            <w:r>
+              <w:t>443亿</w:t>
+            </w:r>
+          </w:p>
+        </w:tc>
+        <w:tc>
+          <w:tcPr>
+            <w:tcW w:type="dxa" w:w="2160"/>
+          </w:tcPr>
+          <w:p>
+            <w:r>
+              <w:t>11%</w:t>
             </w:r>
           </w:p>
         </w:tc>
@@ -3722,37 +2934,37 @@
           </w:tcPr>
           <w:p>
             <w:r>
-              <w:t>艾提科信科技有限公司</w:t>
-            </w:r>
-          </w:p>
-        </w:tc>
-        <w:tc>
-          <w:tcPr>
-            <w:tcW w:type="dxa" w:w="2160"/>
-          </w:tcPr>
-          <w:p>
-            <w:r>
-              <w:t>机器人</w:t>
-            </w:r>
-          </w:p>
-        </w:tc>
-        <w:tc>
-          <w:tcPr>
-            <w:tcW w:type="dxa" w:w="2160"/>
-          </w:tcPr>
-          <w:p>
-            <w:r>
-              <w:t>759亿</w:t>
-            </w:r>
-          </w:p>
-        </w:tc>
-        <w:tc>
-          <w:tcPr>
-            <w:tcW w:type="dxa" w:w="2160"/>
-          </w:tcPr>
-          <w:p>
-            <w:r>
-              <w:t>27%</w:t>
+              <w:t>浦华众城网络有限公司</w:t>
+            </w:r>
+          </w:p>
+        </w:tc>
+        <w:tc>
+          <w:tcPr>
+            <w:tcW w:type="dxa" w:w="2160"/>
+          </w:tcPr>
+          <w:p>
+            <w:r>
+              <w:t>新能源</w:t>
+            </w:r>
+          </w:p>
+        </w:tc>
+        <w:tc>
+          <w:tcPr>
+            <w:tcW w:type="dxa" w:w="2160"/>
+          </w:tcPr>
+          <w:p>
+            <w:r>
+              <w:t>333亿</w:t>
+            </w:r>
+          </w:p>
+        </w:tc>
+        <w:tc>
+          <w:tcPr>
+            <w:tcW w:type="dxa" w:w="2160"/>
+          </w:tcPr>
+          <w:p>
+            <w:r>
+              <w:t>14%</w:t>
             </w:r>
           </w:p>
         </w:tc>
@@ -3764,37 +2976,37 @@
           </w:tcPr>
           <w:p>
             <w:r>
-              <w:t>佳禾科技有限公司</w:t>
-            </w:r>
-          </w:p>
-        </w:tc>
-        <w:tc>
-          <w:tcPr>
-            <w:tcW w:type="dxa" w:w="2160"/>
-          </w:tcPr>
-          <w:p>
-            <w:r>
-              <w:t>半导体</w:t>
-            </w:r>
-          </w:p>
-        </w:tc>
-        <w:tc>
-          <w:tcPr>
-            <w:tcW w:type="dxa" w:w="2160"/>
-          </w:tcPr>
-          <w:p>
-            <w:r>
-              <w:t>249亿</w:t>
-            </w:r>
-          </w:p>
-        </w:tc>
-        <w:tc>
-          <w:tcPr>
-            <w:tcW w:type="dxa" w:w="2160"/>
-          </w:tcPr>
-          <w:p>
-            <w:r>
-              <w:t>22%</w:t>
+              <w:t>飞利信科技有限公司</w:t>
+            </w:r>
+          </w:p>
+        </w:tc>
+        <w:tc>
+          <w:tcPr>
+            <w:tcW w:type="dxa" w:w="2160"/>
+          </w:tcPr>
+          <w:p>
+            <w:r>
+              <w:t>人工智能</w:t>
+            </w:r>
+          </w:p>
+        </w:tc>
+        <w:tc>
+          <w:tcPr>
+            <w:tcW w:type="dxa" w:w="2160"/>
+          </w:tcPr>
+          <w:p>
+            <w:r>
+              <w:t>603亿</w:t>
+            </w:r>
+          </w:p>
+        </w:tc>
+        <w:tc>
+          <w:tcPr>
+            <w:tcW w:type="dxa" w:w="2160"/>
+          </w:tcPr>
+          <w:p>
+            <w:r>
+              <w:t>14%</w:t>
             </w:r>
           </w:p>
         </w:tc>
@@ -3806,7 +3018,7 @@
           </w:tcPr>
           <w:p>
             <w:r>
-              <w:t>创汇传媒有限公司</w:t>
+              <w:t>恩悌网络有限公司</w:t>
             </w:r>
           </w:p>
         </w:tc>
@@ -3826,17 +3038,17 @@
           </w:tcPr>
           <w:p>
             <w:r>
-              <w:t>346亿</w:t>
-            </w:r>
-          </w:p>
-        </w:tc>
-        <w:tc>
-          <w:tcPr>
-            <w:tcW w:type="dxa" w:w="2160"/>
-          </w:tcPr>
-          <w:p>
-            <w:r>
-              <w:t>30%</w:t>
+              <w:t>368亿</w:t>
+            </w:r>
+          </w:p>
+        </w:tc>
+        <w:tc>
+          <w:tcPr>
+            <w:tcW w:type="dxa" w:w="2160"/>
+          </w:tcPr>
+          <w:p>
+            <w:r>
+              <w:t>26%</w:t>
             </w:r>
           </w:p>
         </w:tc>
@@ -3848,37 +3060,37 @@
           </w:tcPr>
           <w:p>
             <w:r>
-              <w:t>佳禾科技有限公司</w:t>
-            </w:r>
-          </w:p>
-        </w:tc>
-        <w:tc>
-          <w:tcPr>
-            <w:tcW w:type="dxa" w:w="2160"/>
-          </w:tcPr>
-          <w:p>
-            <w:r>
-              <w:t>半导体</w:t>
-            </w:r>
-          </w:p>
-        </w:tc>
-        <w:tc>
-          <w:tcPr>
-            <w:tcW w:type="dxa" w:w="2160"/>
-          </w:tcPr>
-          <w:p>
-            <w:r>
-              <w:t>526亿</w:t>
-            </w:r>
-          </w:p>
-        </w:tc>
-        <w:tc>
-          <w:tcPr>
-            <w:tcW w:type="dxa" w:w="2160"/>
-          </w:tcPr>
-          <w:p>
-            <w:r>
-              <w:t>14%</w:t>
+              <w:t>昂歌信息信息有限公司</w:t>
+            </w:r>
+          </w:p>
+        </w:tc>
+        <w:tc>
+          <w:tcPr>
+            <w:tcW w:type="dxa" w:w="2160"/>
+          </w:tcPr>
+          <w:p>
+            <w:r>
+              <w:t>消费科技</w:t>
+            </w:r>
+          </w:p>
+        </w:tc>
+        <w:tc>
+          <w:tcPr>
+            <w:tcW w:type="dxa" w:w="2160"/>
+          </w:tcPr>
+          <w:p>
+            <w:r>
+              <w:t>340亿</w:t>
+            </w:r>
+          </w:p>
+        </w:tc>
+        <w:tc>
+          <w:tcPr>
+            <w:tcW w:type="dxa" w:w="2160"/>
+          </w:tcPr>
+          <w:p>
+            <w:r>
+              <w:t>6%</w:t>
             </w:r>
           </w:p>
         </w:tc>
@@ -3890,6 +3102,748 @@
           </w:tcPr>
           <w:p>
             <w:r>
+              <w:t>联软网络有限公司</w:t>
+            </w:r>
+          </w:p>
+        </w:tc>
+        <w:tc>
+          <w:tcPr>
+            <w:tcW w:type="dxa" w:w="2160"/>
+          </w:tcPr>
+          <w:p>
+            <w:r>
+              <w:t>半导体</w:t>
+            </w:r>
+          </w:p>
+        </w:tc>
+        <w:tc>
+          <w:tcPr>
+            <w:tcW w:type="dxa" w:w="2160"/>
+          </w:tcPr>
+          <w:p>
+            <w:r>
+              <w:t>209亿</w:t>
+            </w:r>
+          </w:p>
+        </w:tc>
+        <w:tc>
+          <w:tcPr>
+            <w:tcW w:type="dxa" w:w="2160"/>
+          </w:tcPr>
+          <w:p>
+            <w:r>
+              <w:t>16%</w:t>
+            </w:r>
+          </w:p>
+        </w:tc>
+      </w:tr>
+    </w:tbl>
+    <w:p>
+      <w:pPr>
+        <w:pStyle w:val="Heading1"/>
+      </w:pPr>
+      <w:r>
+        <w:t>行业分析 5</w:t>
+      </w:r>
+    </w:p>
+    <w:p>
+      <w:r>
+        <w:br/>
+        <w:t>通际名联科技有限公司 是中国 人工智能 行业的重要企业之一。</w:t>
+        <w:br/>
+        <w:t>根据华辰资本 风险管理部 的研究，该公司成立于 2011 年，</w:t>
+        <w:br/>
+        <w:t>目前员工规模约 6459 人。公司近年来持续加大研发投入，</w:t>
+        <w:br/>
+        <w:t>在核心技术方面形成了较强的竞争壁垒。</w:t>
+        <w:br/>
+      </w:r>
+    </w:p>
+    <w:p>
+      <w:r>
+        <w:br/>
+        <w:t>根据内部财务模型测算，浦华众城网络有限公司 在未来三年</w:t>
+        <w:br/>
+        <w:t>收入复合增长率预计可达到 25% 左右。</w:t>
+        <w:br/>
+        <w:t>该预测基于行业需求增长以及公司产能扩张计划。</w:t>
+        <w:br/>
+      </w:r>
+    </w:p>
+    <w:p>
+      <w:r>
+        <w:br/>
+        <w:t>根据内部财务模型测算，创联世纪信息有限公司 在未来三年</w:t>
+        <w:br/>
+        <w:t>收入复合增长率预计可达到 34% 左右。</w:t>
+        <w:br/>
+        <w:t>该预测基于行业需求增长以及公司产能扩张计划。</w:t>
+        <w:br/>
+      </w:r>
+    </w:p>
+    <w:p>
+      <w:r>
+        <w:br/>
+        <w:t>风险管理部认为，云计算 行业仍然面临若干</w:t>
+        <w:br/>
+        <w:t>不确定性因素，包括技术迭代风险、政策变化、</w:t>
+        <w:br/>
+        <w:t>以及市场竞争加剧等问题。</w:t>
+        <w:br/>
+      </w:r>
+    </w:p>
+    <w:p>
+      <w:r>
+        <w:br/>
+        <w:t>风险管理部认为，半导体 行业仍然面临若干</w:t>
+        <w:br/>
+        <w:t>不确定性因素，包括技术迭代风险、政策变化、</w:t>
+        <w:br/>
+        <w:t>以及市场竞争加剧等问题。</w:t>
+        <w:br/>
+      </w:r>
+    </w:p>
+    <w:p>
+      <w:r>
+        <w:br/>
+        <w:t>信诚致远科技有限公司 是中国 云计算 行业的重要企业之一。</w:t>
+        <w:br/>
+        <w:t>根据华辰资本 资产配置委员会 的研究，该公司成立于 2014 年，</w:t>
+        <w:br/>
+        <w:t>目前员工规模约 1360 人。公司近年来持续加大研发投入，</w:t>
+        <w:br/>
+        <w:t>在核心技术方面形成了较强的竞争壁垒。</w:t>
+        <w:br/>
+      </w:r>
+    </w:p>
+    <w:p>
+      <w:r>
+        <w:br/>
+        <w:t>从产业链角度看，半导体 行业主要由上游设备厂商、</w:t>
+        <w:br/>
+        <w:t>中游平台企业以及下游应用厂商组成。</w:t>
+        <w:br/>
+        <w:t>精芯信息有限公司 主要位于产业链的 上游 环节。</w:t>
+        <w:br/>
+      </w:r>
+    </w:p>
+    <w:p>
+      <w:r>
+        <w:br/>
+        <w:t>风险管理部认为，人工智能 行业仍然面临若干</w:t>
+        <w:br/>
+        <w:t>不确定性因素，包括技术迭代风险、政策变化、</w:t>
+        <w:br/>
+        <w:t>以及市场竞争加剧等问题。</w:t>
+        <w:br/>
+      </w:r>
+    </w:p>
+    <w:tbl>
+      <w:tblPr>
+        <w:tblW w:type="auto" w:w="0"/>
+        <w:tblLook w:firstColumn="1" w:firstRow="1" w:lastColumn="0" w:lastRow="0" w:noHBand="0" w:noVBand="1" w:val="04A0"/>
+      </w:tblPr>
+      <w:tblGrid>
+        <w:gridCol w:w="2160"/>
+        <w:gridCol w:w="2160"/>
+        <w:gridCol w:w="2160"/>
+        <w:gridCol w:w="2160"/>
+      </w:tblGrid>
+      <w:tr>
+        <w:tc>
+          <w:tcPr>
+            <w:tcW w:type="dxa" w:w="2160"/>
+          </w:tcPr>
+          <w:p>
+            <w:r>
+              <w:t>公司</w:t>
+            </w:r>
+          </w:p>
+        </w:tc>
+        <w:tc>
+          <w:tcPr>
+            <w:tcW w:type="dxa" w:w="2160"/>
+          </w:tcPr>
+          <w:p>
+            <w:r>
+              <w:t>行业</w:t>
+            </w:r>
+          </w:p>
+        </w:tc>
+        <w:tc>
+          <w:tcPr>
+            <w:tcW w:type="dxa" w:w="2160"/>
+          </w:tcPr>
+          <w:p>
+            <w:r>
+              <w:t>市值</w:t>
+            </w:r>
+          </w:p>
+        </w:tc>
+        <w:tc>
+          <w:tcPr>
+            <w:tcW w:type="dxa" w:w="2160"/>
+          </w:tcPr>
+          <w:p>
+            <w:r>
+              <w:t>增长率</w:t>
+            </w:r>
+          </w:p>
+        </w:tc>
+      </w:tr>
+      <w:tr>
+        <w:tc>
+          <w:tcPr>
+            <w:tcW w:type="dxa" w:w="2160"/>
+          </w:tcPr>
+          <w:p>
+            <w:r>
+              <w:t>方正科技传媒有限公司</w:t>
+            </w:r>
+          </w:p>
+        </w:tc>
+        <w:tc>
+          <w:tcPr>
+            <w:tcW w:type="dxa" w:w="2160"/>
+          </w:tcPr>
+          <w:p>
+            <w:r>
+              <w:t>人工智能</w:t>
+            </w:r>
+          </w:p>
+        </w:tc>
+        <w:tc>
+          <w:tcPr>
+            <w:tcW w:type="dxa" w:w="2160"/>
+          </w:tcPr>
+          <w:p>
+            <w:r>
+              <w:t>319亿</w:t>
+            </w:r>
+          </w:p>
+        </w:tc>
+        <w:tc>
+          <w:tcPr>
+            <w:tcW w:type="dxa" w:w="2160"/>
+          </w:tcPr>
+          <w:p>
+            <w:r>
+              <w:t>15%</w:t>
+            </w:r>
+          </w:p>
+        </w:tc>
+      </w:tr>
+      <w:tr>
+        <w:tc>
+          <w:tcPr>
+            <w:tcW w:type="dxa" w:w="2160"/>
+          </w:tcPr>
+          <w:p>
+            <w:r>
+              <w:t>鑫博腾飞信息有限公司</w:t>
+            </w:r>
+          </w:p>
+        </w:tc>
+        <w:tc>
+          <w:tcPr>
+            <w:tcW w:type="dxa" w:w="2160"/>
+          </w:tcPr>
+          <w:p>
+            <w:r>
+              <w:t>消费科技</w:t>
+            </w:r>
+          </w:p>
+        </w:tc>
+        <w:tc>
+          <w:tcPr>
+            <w:tcW w:type="dxa" w:w="2160"/>
+          </w:tcPr>
+          <w:p>
+            <w:r>
+              <w:t>402亿</w:t>
+            </w:r>
+          </w:p>
+        </w:tc>
+        <w:tc>
+          <w:tcPr>
+            <w:tcW w:type="dxa" w:w="2160"/>
+          </w:tcPr>
+          <w:p>
+            <w:r>
+              <w:t>19%</w:t>
+            </w:r>
+          </w:p>
+        </w:tc>
+      </w:tr>
+      <w:tr>
+        <w:tc>
+          <w:tcPr>
+            <w:tcW w:type="dxa" w:w="2160"/>
+          </w:tcPr>
+          <w:p>
+            <w:r>
+              <w:t>富罳网络有限公司</w:t>
+            </w:r>
+          </w:p>
+        </w:tc>
+        <w:tc>
+          <w:tcPr>
+            <w:tcW w:type="dxa" w:w="2160"/>
+          </w:tcPr>
+          <w:p>
+            <w:r>
+              <w:t>新能源</w:t>
+            </w:r>
+          </w:p>
+        </w:tc>
+        <w:tc>
+          <w:tcPr>
+            <w:tcW w:type="dxa" w:w="2160"/>
+          </w:tcPr>
+          <w:p>
+            <w:r>
+              <w:t>508亿</w:t>
+            </w:r>
+          </w:p>
+        </w:tc>
+        <w:tc>
+          <w:tcPr>
+            <w:tcW w:type="dxa" w:w="2160"/>
+          </w:tcPr>
+          <w:p>
+            <w:r>
+              <w:t>19%</w:t>
+            </w:r>
+          </w:p>
+        </w:tc>
+      </w:tr>
+      <w:tr>
+        <w:tc>
+          <w:tcPr>
+            <w:tcW w:type="dxa" w:w="2160"/>
+          </w:tcPr>
+          <w:p>
+            <w:r>
+              <w:t>新格林耐特网络有限公司</w:t>
+            </w:r>
+          </w:p>
+        </w:tc>
+        <w:tc>
+          <w:tcPr>
+            <w:tcW w:type="dxa" w:w="2160"/>
+          </w:tcPr>
+          <w:p>
+            <w:r>
+              <w:t>人工智能</w:t>
+            </w:r>
+          </w:p>
+        </w:tc>
+        <w:tc>
+          <w:tcPr>
+            <w:tcW w:type="dxa" w:w="2160"/>
+          </w:tcPr>
+          <w:p>
+            <w:r>
+              <w:t>625亿</w:t>
+            </w:r>
+          </w:p>
+        </w:tc>
+        <w:tc>
+          <w:tcPr>
+            <w:tcW w:type="dxa" w:w="2160"/>
+          </w:tcPr>
+          <w:p>
+            <w:r>
+              <w:t>15%</w:t>
+            </w:r>
+          </w:p>
+        </w:tc>
+      </w:tr>
+      <w:tr>
+        <w:tc>
+          <w:tcPr>
+            <w:tcW w:type="dxa" w:w="2160"/>
+          </w:tcPr>
+          <w:p>
+            <w:r>
+              <w:t>良诺科技有限公司</w:t>
+            </w:r>
+          </w:p>
+        </w:tc>
+        <w:tc>
+          <w:tcPr>
+            <w:tcW w:type="dxa" w:w="2160"/>
+          </w:tcPr>
+          <w:p>
+            <w:r>
+              <w:t>云计算</w:t>
+            </w:r>
+          </w:p>
+        </w:tc>
+        <w:tc>
+          <w:tcPr>
+            <w:tcW w:type="dxa" w:w="2160"/>
+          </w:tcPr>
+          <w:p>
+            <w:r>
+              <w:t>130亿</w:t>
+            </w:r>
+          </w:p>
+        </w:tc>
+        <w:tc>
+          <w:tcPr>
+            <w:tcW w:type="dxa" w:w="2160"/>
+          </w:tcPr>
+          <w:p>
+            <w:r>
+              <w:t>11%</w:t>
+            </w:r>
+          </w:p>
+        </w:tc>
+      </w:tr>
+      <w:tr>
+        <w:tc>
+          <w:tcPr>
+            <w:tcW w:type="dxa" w:w="2160"/>
+          </w:tcPr>
+          <w:p>
+            <w:r>
+              <w:t>创联世纪信息有限公司</w:t>
+            </w:r>
+          </w:p>
+        </w:tc>
+        <w:tc>
+          <w:tcPr>
+            <w:tcW w:type="dxa" w:w="2160"/>
+          </w:tcPr>
+          <w:p>
+            <w:r>
+              <w:t>云计算</w:t>
+            </w:r>
+          </w:p>
+        </w:tc>
+        <w:tc>
+          <w:tcPr>
+            <w:tcW w:type="dxa" w:w="2160"/>
+          </w:tcPr>
+          <w:p>
+            <w:r>
+              <w:t>253亿</w:t>
+            </w:r>
+          </w:p>
+        </w:tc>
+        <w:tc>
+          <w:tcPr>
+            <w:tcW w:type="dxa" w:w="2160"/>
+          </w:tcPr>
+          <w:p>
+            <w:r>
+              <w:t>19%</w:t>
+            </w:r>
+          </w:p>
+        </w:tc>
+      </w:tr>
+      <w:tr>
+        <w:tc>
+          <w:tcPr>
+            <w:tcW w:type="dxa" w:w="2160"/>
+          </w:tcPr>
+          <w:p>
+            <w:r>
+              <w:t>恩悌网络有限公司</w:t>
+            </w:r>
+          </w:p>
+        </w:tc>
+        <w:tc>
+          <w:tcPr>
+            <w:tcW w:type="dxa" w:w="2160"/>
+          </w:tcPr>
+          <w:p>
+            <w:r>
+              <w:t>新能源</w:t>
+            </w:r>
+          </w:p>
+        </w:tc>
+        <w:tc>
+          <w:tcPr>
+            <w:tcW w:type="dxa" w:w="2160"/>
+          </w:tcPr>
+          <w:p>
+            <w:r>
+              <w:t>128亿</w:t>
+            </w:r>
+          </w:p>
+        </w:tc>
+        <w:tc>
+          <w:tcPr>
+            <w:tcW w:type="dxa" w:w="2160"/>
+          </w:tcPr>
+          <w:p>
+            <w:r>
+              <w:t>8%</w:t>
+            </w:r>
+          </w:p>
+        </w:tc>
+      </w:tr>
+      <w:tr>
+        <w:tc>
+          <w:tcPr>
+            <w:tcW w:type="dxa" w:w="2160"/>
+          </w:tcPr>
+          <w:p>
+            <w:r>
+              <w:t>艾提科信科技有限公司</w:t>
+            </w:r>
+          </w:p>
+        </w:tc>
+        <w:tc>
+          <w:tcPr>
+            <w:tcW w:type="dxa" w:w="2160"/>
+          </w:tcPr>
+          <w:p>
+            <w:r>
+              <w:t>云计算</w:t>
+            </w:r>
+          </w:p>
+        </w:tc>
+        <w:tc>
+          <w:tcPr>
+            <w:tcW w:type="dxa" w:w="2160"/>
+          </w:tcPr>
+          <w:p>
+            <w:r>
+              <w:t>675亿</w:t>
+            </w:r>
+          </w:p>
+        </w:tc>
+        <w:tc>
+          <w:tcPr>
+            <w:tcW w:type="dxa" w:w="2160"/>
+          </w:tcPr>
+          <w:p>
+            <w:r>
+              <w:t>8%</w:t>
+            </w:r>
+          </w:p>
+        </w:tc>
+      </w:tr>
+      <w:tr>
+        <w:tc>
+          <w:tcPr>
+            <w:tcW w:type="dxa" w:w="2160"/>
+          </w:tcPr>
+          <w:p>
+            <w:r>
+              <w:t>雨林木风计算机科技有限公司</w:t>
+            </w:r>
+          </w:p>
+        </w:tc>
+        <w:tc>
+          <w:tcPr>
+            <w:tcW w:type="dxa" w:w="2160"/>
+          </w:tcPr>
+          <w:p>
+            <w:r>
+              <w:t>半导体</w:t>
+            </w:r>
+          </w:p>
+        </w:tc>
+        <w:tc>
+          <w:tcPr>
+            <w:tcW w:type="dxa" w:w="2160"/>
+          </w:tcPr>
+          <w:p>
+            <w:r>
+              <w:t>119亿</w:t>
+            </w:r>
+          </w:p>
+        </w:tc>
+        <w:tc>
+          <w:tcPr>
+            <w:tcW w:type="dxa" w:w="2160"/>
+          </w:tcPr>
+          <w:p>
+            <w:r>
+              <w:t>24%</w:t>
+            </w:r>
+          </w:p>
+        </w:tc>
+      </w:tr>
+      <w:tr>
+        <w:tc>
+          <w:tcPr>
+            <w:tcW w:type="dxa" w:w="2160"/>
+          </w:tcPr>
+          <w:p>
+            <w:r>
+              <w:t>迪摩信息有限公司</w:t>
+            </w:r>
+          </w:p>
+        </w:tc>
+        <w:tc>
+          <w:tcPr>
+            <w:tcW w:type="dxa" w:w="2160"/>
+          </w:tcPr>
+          <w:p>
+            <w:r>
+              <w:t>医疗科技</w:t>
+            </w:r>
+          </w:p>
+        </w:tc>
+        <w:tc>
+          <w:tcPr>
+            <w:tcW w:type="dxa" w:w="2160"/>
+          </w:tcPr>
+          <w:p>
+            <w:r>
+              <w:t>170亿</w:t>
+            </w:r>
+          </w:p>
+        </w:tc>
+        <w:tc>
+          <w:tcPr>
+            <w:tcW w:type="dxa" w:w="2160"/>
+          </w:tcPr>
+          <w:p>
+            <w:r>
+              <w:t>6%</w:t>
+            </w:r>
+          </w:p>
+        </w:tc>
+      </w:tr>
+      <w:tr>
+        <w:tc>
+          <w:tcPr>
+            <w:tcW w:type="dxa" w:w="2160"/>
+          </w:tcPr>
+          <w:p>
+            <w:r>
+              <w:t>精芯信息有限公司</w:t>
+            </w:r>
+          </w:p>
+        </w:tc>
+        <w:tc>
+          <w:tcPr>
+            <w:tcW w:type="dxa" w:w="2160"/>
+          </w:tcPr>
+          <w:p>
+            <w:r>
+              <w:t>半导体</w:t>
+            </w:r>
+          </w:p>
+        </w:tc>
+        <w:tc>
+          <w:tcPr>
+            <w:tcW w:type="dxa" w:w="2160"/>
+          </w:tcPr>
+          <w:p>
+            <w:r>
+              <w:t>431亿</w:t>
+            </w:r>
+          </w:p>
+        </w:tc>
+        <w:tc>
+          <w:tcPr>
+            <w:tcW w:type="dxa" w:w="2160"/>
+          </w:tcPr>
+          <w:p>
+            <w:r>
+              <w:t>21%</w:t>
+            </w:r>
+          </w:p>
+        </w:tc>
+      </w:tr>
+      <w:tr>
+        <w:tc>
+          <w:tcPr>
+            <w:tcW w:type="dxa" w:w="2160"/>
+          </w:tcPr>
+          <w:p>
+            <w:r>
+              <w:t>惠派国际公司科技有限公司</w:t>
+            </w:r>
+          </w:p>
+        </w:tc>
+        <w:tc>
+          <w:tcPr>
+            <w:tcW w:type="dxa" w:w="2160"/>
+          </w:tcPr>
+          <w:p>
+            <w:r>
+              <w:t>人工智能</w:t>
+            </w:r>
+          </w:p>
+        </w:tc>
+        <w:tc>
+          <w:tcPr>
+            <w:tcW w:type="dxa" w:w="2160"/>
+          </w:tcPr>
+          <w:p>
+            <w:r>
+              <w:t>214亿</w:t>
+            </w:r>
+          </w:p>
+        </w:tc>
+        <w:tc>
+          <w:tcPr>
+            <w:tcW w:type="dxa" w:w="2160"/>
+          </w:tcPr>
+          <w:p>
+            <w:r>
+              <w:t>6%</w:t>
+            </w:r>
+          </w:p>
+        </w:tc>
+      </w:tr>
+      <w:tr>
+        <w:tc>
+          <w:tcPr>
+            <w:tcW w:type="dxa" w:w="2160"/>
+          </w:tcPr>
+          <w:p>
+            <w:r>
+              <w:t>通际名联科技有限公司</w:t>
+            </w:r>
+          </w:p>
+        </w:tc>
+        <w:tc>
+          <w:tcPr>
+            <w:tcW w:type="dxa" w:w="2160"/>
+          </w:tcPr>
+          <w:p>
+            <w:r>
+              <w:t>人工智能</w:t>
+            </w:r>
+          </w:p>
+        </w:tc>
+        <w:tc>
+          <w:tcPr>
+            <w:tcW w:type="dxa" w:w="2160"/>
+          </w:tcPr>
+          <w:p>
+            <w:r>
+              <w:t>120亿</w:t>
+            </w:r>
+          </w:p>
+        </w:tc>
+        <w:tc>
+          <w:tcPr>
+            <w:tcW w:type="dxa" w:w="2160"/>
+          </w:tcPr>
+          <w:p>
+            <w:r>
+              <w:t>25%</w:t>
+            </w:r>
+          </w:p>
+        </w:tc>
+      </w:tr>
+      <w:tr>
+        <w:tc>
+          <w:tcPr>
+            <w:tcW w:type="dxa" w:w="2160"/>
+          </w:tcPr>
+          <w:p>
+            <w:r>
               <w:t>飞利信科技有限公司</w:t>
             </w:r>
           </w:p>
@@ -3900,27 +3854,69 @@
           </w:tcPr>
           <w:p>
             <w:r>
-              <w:t>新能源</w:t>
-            </w:r>
-          </w:p>
-        </w:tc>
-        <w:tc>
-          <w:tcPr>
-            <w:tcW w:type="dxa" w:w="2160"/>
-          </w:tcPr>
-          <w:p>
-            <w:r>
-              <w:t>513亿</w:t>
-            </w:r>
-          </w:p>
-        </w:tc>
-        <w:tc>
-          <w:tcPr>
-            <w:tcW w:type="dxa" w:w="2160"/>
-          </w:tcPr>
-          <w:p>
-            <w:r>
-              <w:t>18%</w:t>
+              <w:t>人工智能</w:t>
+            </w:r>
+          </w:p>
+        </w:tc>
+        <w:tc>
+          <w:tcPr>
+            <w:tcW w:type="dxa" w:w="2160"/>
+          </w:tcPr>
+          <w:p>
+            <w:r>
+              <w:t>687亿</w:t>
+            </w:r>
+          </w:p>
+        </w:tc>
+        <w:tc>
+          <w:tcPr>
+            <w:tcW w:type="dxa" w:w="2160"/>
+          </w:tcPr>
+          <w:p>
+            <w:r>
+              <w:t>16%</w:t>
+            </w:r>
+          </w:p>
+        </w:tc>
+      </w:tr>
+      <w:tr>
+        <w:tc>
+          <w:tcPr>
+            <w:tcW w:type="dxa" w:w="2160"/>
+          </w:tcPr>
+          <w:p>
+            <w:r>
+              <w:t>图龙信息传媒有限公司</w:t>
+            </w:r>
+          </w:p>
+        </w:tc>
+        <w:tc>
+          <w:tcPr>
+            <w:tcW w:type="dxa" w:w="2160"/>
+          </w:tcPr>
+          <w:p>
+            <w:r>
+              <w:t>机器人</w:t>
+            </w:r>
+          </w:p>
+        </w:tc>
+        <w:tc>
+          <w:tcPr>
+            <w:tcW w:type="dxa" w:w="2160"/>
+          </w:tcPr>
+          <w:p>
+            <w:r>
+              <w:t>219亿</w:t>
+            </w:r>
+          </w:p>
+        </w:tc>
+        <w:tc>
+          <w:tcPr>
+            <w:tcW w:type="dxa" w:w="2160"/>
+          </w:tcPr>
+          <w:p>
+            <w:r>
+              <w:t>20%</w:t>
             </w:r>
           </w:p>
         </w:tc>
